--- a/Kapitel 3 neu/Neufassung 3.2 - V6/Anlagen/Anlage M1 – Mengentheoretische und funktionale Grundlagen.docx
+++ b/Kapitel 3 neu/Neufassung 3.2 - V6/Anlagen/Anlage M1 – Mengentheoretische und funktionale Grundlagen.docx
@@ -17348,14 +17348,5999 @@
     </w:p>
     <w:p>
       <w:pPr>
-        <w:spacing w:before="100" w:beforeAutospacing="1" w:after="100" w:afterAutospacing="1"/>
-        <w:rPr>
-          <w:rFonts w:ascii="Times New Roman" w:hAnsi="Times New Roman" w:cs="Times New Roman"/>
-          <w:bCs w:val="0"/>
-        </w:rPr>
-      </w:pPr>
+        <w:pStyle w:val="berschrift2"/>
+        <w:rPr>
+          <w:rFonts w:cs="Times New Roman"/>
+        </w:rPr>
+      </w:pPr>
+      <w:r>
+        <w:t>M1.6 Funktionen als eindeutig bestimmte Relationen</w:t>
+      </w:r>
+    </w:p>
+    <w:p>
+      <w:pPr>
+        <w:pStyle w:val="StandardWeb"/>
+      </w:pPr>
+      <w:r>
+        <w:t>Mit dem Relationsbegriff kann ich beliebige ausgewählte Paarungen zwischen zwei Mengen beschreiben. Für viele spätere mathematische Konstruktionen genügt mir diese Offenheit jedoch nicht. Sobald ein Ausgangselement eindeutig weiterverarbeitet werden soll, muss festgelegt sein, welches Zielelement ihm zugeordnet wird. Genau an dieser Stelle ergänze ich die Relation um eine Existenz- und eine Eindeutigkeitsbedingung. Dadurch entsteht der Funktionsbegriff. [[6]]</w:t>
+      </w:r>
+    </w:p>
+    <w:p>
+      <w:pPr>
+        <w:pStyle w:val="StandardWeb"/>
+      </w:pPr>
+      <w:r>
+        <w:t>Für mich ist wichtig, diesen Übergang nicht als Wechsel zu einem völlig neuen mathematischen Objekt zu verstehen. Eine Funktion kann weiterhin über ihren Graphen als Relation beschrieben werden. Neu ist ausschließlich, dass für jedes zulässige Argument genau ein zugeordnetes Ergebnis existieren muss.</w:t>
+      </w:r>
+    </w:p>
+    <w:p>
+      <w:pPr>
+        <w:pStyle w:val="berschrift3"/>
+      </w:pPr>
+      <w:r>
+        <w:t>M1.6.1 Graph einer Funktion</w:t>
+      </w:r>
+    </w:p>
+    <w:p>
+      <w:pPr>
+        <w:pStyle w:val="StandardWeb"/>
+      </w:pPr>
+      <w:r>
+        <w:lastRenderedPageBreak/>
+        <w:t xml:space="preserve">Seien </w:t>
+      </w:r>
+      <m:oMath>
+        <m:r>
+          <w:rPr>
+            <w:rStyle w:val="HTMLCode"/>
+            <w:rFonts w:ascii="Cambria Math" w:hAnsi="Cambria Math"/>
+          </w:rPr>
+          <m:t>A</m:t>
+        </m:r>
+      </m:oMath>
+      <w:r>
+        <w:t xml:space="preserve"> und </w:t>
+      </w:r>
+      <m:oMath>
+        <m:r>
+          <w:rPr>
+            <w:rStyle w:val="HTMLCode"/>
+            <w:rFonts w:ascii="Cambria Math" w:hAnsi="Cambria Math"/>
+          </w:rPr>
+          <m:t>B</m:t>
+        </m:r>
+      </m:oMath>
+      <w:r>
+        <w:t xml:space="preserve"> Mengen. Zu einer Funktion </w:t>
+      </w:r>
+      <m:oMath>
+        <m:r>
+          <w:rPr>
+            <w:rStyle w:val="HTMLCode"/>
+            <w:rFonts w:ascii="Cambria Math" w:hAnsi="Cambria Math"/>
+          </w:rPr>
+          <m:t>f:A</m:t>
+        </m:r>
+        <m:r>
+          <m:rPr>
+            <m:sty m:val="p"/>
+          </m:rPr>
+          <w:rPr>
+            <w:rStyle w:val="HTMLCode"/>
+            <w:rFonts w:ascii="Cambria Math" w:hAnsi="Cambria Math"/>
+          </w:rPr>
+          <m:t>→</m:t>
+        </m:r>
+        <m:r>
+          <w:rPr>
+            <w:rStyle w:val="HTMLCode"/>
+            <w:rFonts w:ascii="Cambria Math" w:hAnsi="Cambria Math"/>
+          </w:rPr>
+          <m:t>B</m:t>
+        </m:r>
+      </m:oMath>
+      <w:r>
+        <w:t xml:space="preserve"> kann ich ihren Graphen </w:t>
+      </w:r>
+      <m:oMath>
+        <m:sSub>
+          <m:sSubPr>
+            <m:ctrlPr>
+              <w:rPr>
+                <w:rStyle w:val="HTMLCode"/>
+                <w:rFonts w:ascii="Cambria Math" w:hAnsi="Cambria Math"/>
+                <w:i/>
+              </w:rPr>
+            </m:ctrlPr>
+          </m:sSubPr>
+          <m:e>
+            <m:r>
+              <w:rPr>
+                <w:rStyle w:val="HTMLCode"/>
+                <w:rFonts w:ascii="Cambria Math" w:hAnsi="Cambria Math"/>
+              </w:rPr>
+              <m:t>G</m:t>
+            </m:r>
+          </m:e>
+          <m:sub>
+            <m:r>
+              <w:rPr>
+                <w:rStyle w:val="HTMLCode"/>
+                <w:rFonts w:ascii="Cambria Math" w:hAnsi="Cambria Math"/>
+              </w:rPr>
+              <m:t>f</m:t>
+            </m:r>
+          </m:sub>
+        </m:sSub>
+      </m:oMath>
+      <w:r>
+        <w:t xml:space="preserve"> als Teilmenge des kartesischen Produktes </w:t>
+      </w:r>
+      <m:oMath>
+        <m:r>
+          <w:rPr>
+            <w:rStyle w:val="HTMLCode"/>
+            <w:rFonts w:ascii="Cambria Math" w:hAnsi="Cambria Math"/>
+          </w:rPr>
+          <m:t>A</m:t>
+        </m:r>
+        <m:r>
+          <m:rPr>
+            <m:sty m:val="p"/>
+          </m:rPr>
+          <w:rPr>
+            <w:rStyle w:val="HTMLCode"/>
+            <w:rFonts w:ascii="Cambria Math" w:hAnsi="Cambria Math"/>
+          </w:rPr>
+          <m:t>×</m:t>
+        </m:r>
+        <m:r>
+          <w:rPr>
+            <w:rStyle w:val="HTMLCode"/>
+            <w:rFonts w:ascii="Cambria Math" w:hAnsi="Cambria Math"/>
+          </w:rPr>
+          <m:t>B</m:t>
+        </m:r>
+      </m:oMath>
+      <w:r>
+        <w:t xml:space="preserve"> auffassen.</w:t>
+      </w:r>
+    </w:p>
+    <w:p>
+      <w:pPr>
+        <w:pStyle w:val="Formel"/>
+      </w:pPr>
+      <m:oMath>
+        <m:sSub>
+          <m:sSubPr>
+            <m:ctrlPr>
+              <w:rPr>
+                <w:rStyle w:val="HTMLCode"/>
+                <w:rFonts w:ascii="Cambria Math" w:eastAsia="Calibri" w:hAnsi="Cambria Math"/>
+                <w:b/>
+                <w:bCs w:val="0"/>
+                <w:i w:val="0"/>
+              </w:rPr>
+            </m:ctrlPr>
+          </m:sSubPr>
+          <m:e>
+            <m:r>
+              <m:rPr>
+                <m:sty m:val="bi"/>
+              </m:rPr>
+              <w:rPr>
+                <w:rStyle w:val="HTMLCode"/>
+                <w:rFonts w:ascii="Cambria Math" w:eastAsia="Calibri" w:hAnsi="Cambria Math"/>
+              </w:rPr>
+              <m:t>G</m:t>
+            </m:r>
+          </m:e>
+          <m:sub>
+            <m:r>
+              <m:rPr>
+                <m:sty m:val="bi"/>
+              </m:rPr>
+              <w:rPr>
+                <w:rStyle w:val="HTMLCode"/>
+                <w:rFonts w:ascii="Cambria Math" w:eastAsia="Calibri" w:hAnsi="Cambria Math"/>
+              </w:rPr>
+              <m:t>f</m:t>
+            </m:r>
+          </m:sub>
+        </m:sSub>
+        <m:r>
+          <m:rPr>
+            <m:sty m:val="b"/>
+          </m:rPr>
+          <w:rPr>
+            <w:rStyle w:val="HTMLCode"/>
+            <w:rFonts w:ascii="Cambria Math" w:eastAsia="Calibri" w:hAnsi="Cambria Math"/>
+          </w:rPr>
+          <m:t>⊆</m:t>
+        </m:r>
+        <m:r>
+          <m:rPr>
+            <m:sty m:val="bi"/>
+          </m:rPr>
+          <w:rPr>
+            <w:rStyle w:val="HTMLCode"/>
+            <w:rFonts w:ascii="Cambria Math" w:eastAsia="Calibri" w:hAnsi="Cambria Math"/>
+          </w:rPr>
+          <m:t>A</m:t>
+        </m:r>
+        <m:r>
+          <m:rPr>
+            <m:sty m:val="b"/>
+          </m:rPr>
+          <w:rPr>
+            <w:rStyle w:val="HTMLCode"/>
+            <w:rFonts w:ascii="Cambria Math" w:eastAsia="Calibri" w:hAnsi="Cambria Math"/>
+          </w:rPr>
+          <m:t>×</m:t>
+        </m:r>
+        <m:r>
+          <m:rPr>
+            <m:sty m:val="bi"/>
+          </m:rPr>
+          <w:rPr>
+            <w:rStyle w:val="HTMLCode"/>
+            <w:rFonts w:ascii="Cambria Math" w:eastAsia="Calibri" w:hAnsi="Cambria Math"/>
+          </w:rPr>
+          <m:t>B</m:t>
+        </m:r>
+      </m:oMath>
+      <w:r>
+        <w:rPr>
+          <w:rStyle w:val="HTMLCode"/>
+          <w:rFonts w:ascii="Times New Roman" w:eastAsia="Calibri" w:hAnsi="Times New Roman" w:cs="Calibri"/>
+          <w:b/>
+          <w:bCs w:val="0"/>
+        </w:rPr>
+        <w:t xml:space="preserve"> </w:t>
+      </w:r>
+      <w:r>
+        <w:rPr>
+          <w:rStyle w:val="HTMLCode"/>
+          <w:rFonts w:ascii="Times New Roman" w:eastAsia="Calibri" w:hAnsi="Times New Roman" w:cs="Calibri"/>
+          <w:b/>
+          <w:bCs w:val="0"/>
+        </w:rPr>
+        <w:tab/>
+        <w:t>(M1.97)</w:t>
+      </w:r>
+    </w:p>
+    <w:p>
+      <w:pPr>
+        <w:pStyle w:val="StandardWeb"/>
+      </w:pPr>
+      <w:r>
+        <w:t>Damit bleibt der Funktionsgraph zunächst eine Relation. Die zusätzliche Funktionsbedingung lautet jedoch:</w:t>
+      </w:r>
+    </w:p>
+    <w:p>
+      <w:pPr>
+        <w:pStyle w:val="Formel"/>
+      </w:pPr>
+      <m:oMath>
+        <m:r>
+          <m:rPr>
+            <m:sty m:val="b"/>
+          </m:rPr>
+          <w:rPr>
+            <w:rStyle w:val="HTMLCode"/>
+            <w:rFonts w:ascii="Cambria Math" w:eastAsia="Calibri" w:hAnsi="Cambria Math"/>
+          </w:rPr>
+          <m:t>∀</m:t>
+        </m:r>
+        <m:r>
+          <m:rPr>
+            <m:sty m:val="bi"/>
+          </m:rPr>
+          <w:rPr>
+            <w:rStyle w:val="HTMLCode"/>
+            <w:rFonts w:ascii="Cambria Math" w:eastAsia="Calibri" w:hAnsi="Cambria Math"/>
+          </w:rPr>
+          <m:t>a</m:t>
+        </m:r>
+        <m:r>
+          <m:rPr>
+            <m:sty m:val="b"/>
+          </m:rPr>
+          <w:rPr>
+            <w:rStyle w:val="HTMLCode"/>
+            <w:rFonts w:ascii="Cambria Math" w:eastAsia="Calibri" w:hAnsi="Cambria Math"/>
+          </w:rPr>
+          <m:t>∈</m:t>
+        </m:r>
+        <m:r>
+          <m:rPr>
+            <m:sty m:val="bi"/>
+          </m:rPr>
+          <w:rPr>
+            <w:rStyle w:val="HTMLCode"/>
+            <w:rFonts w:ascii="Cambria Math" w:eastAsia="Calibri" w:hAnsi="Cambria Math"/>
+          </w:rPr>
+          <m:t>A</m:t>
+        </m:r>
+        <m:r>
+          <m:rPr>
+            <m:sty m:val="b"/>
+          </m:rPr>
+          <w:rPr>
+            <w:rStyle w:val="HTMLCode"/>
+            <w:rFonts w:ascii="Cambria Math" w:eastAsia="Calibri" w:hAnsi="Cambria Math"/>
+          </w:rPr>
+          <m:t> ∃!</m:t>
+        </m:r>
+        <m:r>
+          <m:rPr>
+            <m:sty m:val="bi"/>
+          </m:rPr>
+          <w:rPr>
+            <w:rStyle w:val="HTMLCode"/>
+            <w:rFonts w:ascii="Cambria Math" w:eastAsia="Calibri" w:hAnsi="Cambria Math"/>
+          </w:rPr>
+          <m:t>b</m:t>
+        </m:r>
+        <m:r>
+          <m:rPr>
+            <m:sty m:val="b"/>
+          </m:rPr>
+          <w:rPr>
+            <w:rStyle w:val="HTMLCode"/>
+            <w:rFonts w:ascii="Cambria Math" w:eastAsia="Calibri" w:hAnsi="Cambria Math"/>
+          </w:rPr>
+          <m:t>∈</m:t>
+        </m:r>
+        <m:r>
+          <m:rPr>
+            <m:sty m:val="bi"/>
+          </m:rPr>
+          <w:rPr>
+            <w:rStyle w:val="HTMLCode"/>
+            <w:rFonts w:ascii="Cambria Math" w:eastAsia="Calibri" w:hAnsi="Cambria Math"/>
+          </w:rPr>
+          <m:t>B</m:t>
+        </m:r>
+        <m:r>
+          <m:rPr>
+            <m:sty m:val="b"/>
+          </m:rPr>
+          <w:rPr>
+            <w:rStyle w:val="HTMLCode"/>
+            <w:rFonts w:ascii="Cambria Math" w:eastAsia="Calibri" w:hAnsi="Cambria Math"/>
+          </w:rPr>
+          <m:t>:</m:t>
+        </m:r>
+        <m:d>
+          <m:dPr>
+            <m:ctrlPr>
+              <w:rPr>
+                <w:rStyle w:val="HTMLCode"/>
+                <w:rFonts w:ascii="Cambria Math" w:eastAsia="Calibri" w:hAnsi="Cambria Math"/>
+                <w:b/>
+                <w:bCs w:val="0"/>
+                <w:i w:val="0"/>
+              </w:rPr>
+            </m:ctrlPr>
+          </m:dPr>
+          <m:e>
+            <m:r>
+              <m:rPr>
+                <m:sty m:val="bi"/>
+              </m:rPr>
+              <w:rPr>
+                <w:rStyle w:val="HTMLCode"/>
+                <w:rFonts w:ascii="Cambria Math" w:eastAsia="Calibri" w:hAnsi="Cambria Math"/>
+              </w:rPr>
+              <m:t>a</m:t>
+            </m:r>
+            <m:r>
+              <m:rPr>
+                <m:sty m:val="b"/>
+              </m:rPr>
+              <w:rPr>
+                <w:rStyle w:val="HTMLCode"/>
+                <w:rFonts w:ascii="Cambria Math" w:eastAsia="Calibri" w:hAnsi="Cambria Math"/>
+              </w:rPr>
+              <m:t>,</m:t>
+            </m:r>
+            <m:r>
+              <m:rPr>
+                <m:sty m:val="bi"/>
+              </m:rPr>
+              <w:rPr>
+                <w:rStyle w:val="HTMLCode"/>
+                <w:rFonts w:ascii="Cambria Math" w:eastAsia="Calibri" w:hAnsi="Cambria Math"/>
+              </w:rPr>
+              <m:t>b</m:t>
+            </m:r>
+          </m:e>
+        </m:d>
+        <m:r>
+          <m:rPr>
+            <m:sty m:val="b"/>
+          </m:rPr>
+          <w:rPr>
+            <w:rStyle w:val="HTMLCode"/>
+            <w:rFonts w:ascii="Cambria Math" w:eastAsia="Calibri" w:hAnsi="Cambria Math"/>
+          </w:rPr>
+          <m:t>∈</m:t>
+        </m:r>
+        <m:sSub>
+          <m:sSubPr>
+            <m:ctrlPr>
+              <w:rPr>
+                <w:rStyle w:val="HTMLCode"/>
+                <w:rFonts w:ascii="Cambria Math" w:eastAsia="Calibri" w:hAnsi="Cambria Math"/>
+                <w:b/>
+                <w:bCs w:val="0"/>
+                <w:i w:val="0"/>
+              </w:rPr>
+            </m:ctrlPr>
+          </m:sSubPr>
+          <m:e>
+            <m:r>
+              <m:rPr>
+                <m:sty m:val="bi"/>
+              </m:rPr>
+              <w:rPr>
+                <w:rStyle w:val="HTMLCode"/>
+                <w:rFonts w:ascii="Cambria Math" w:eastAsia="Calibri" w:hAnsi="Cambria Math"/>
+              </w:rPr>
+              <m:t>G</m:t>
+            </m:r>
+            <m:ctrlPr>
+              <w:rPr>
+                <w:rStyle w:val="HTMLCode"/>
+                <w:rFonts w:ascii="Cambria Math" w:eastAsia="Calibri" w:hAnsi="Cambria Math"/>
+                <w:b/>
+                <w:bCs w:val="0"/>
+              </w:rPr>
+            </m:ctrlPr>
+          </m:e>
+          <m:sub>
+            <m:r>
+              <m:rPr>
+                <m:sty m:val="bi"/>
+              </m:rPr>
+              <w:rPr>
+                <w:rStyle w:val="HTMLCode"/>
+                <w:rFonts w:ascii="Cambria Math" w:eastAsia="Calibri" w:hAnsi="Cambria Math"/>
+              </w:rPr>
+              <m:t>f</m:t>
+            </m:r>
+          </m:sub>
+        </m:sSub>
+      </m:oMath>
+      <w:r>
+        <w:rPr>
+          <w:rStyle w:val="HTMLCode"/>
+          <w:rFonts w:ascii="Times New Roman" w:eastAsia="Calibri" w:hAnsi="Times New Roman" w:cs="Calibri"/>
+          <w:b/>
+          <w:bCs w:val="0"/>
+        </w:rPr>
+        <w:t xml:space="preserve"> </w:t>
+      </w:r>
+      <w:r>
+        <w:rPr>
+          <w:rStyle w:val="HTMLCode"/>
+          <w:rFonts w:ascii="Times New Roman" w:eastAsia="Calibri" w:hAnsi="Times New Roman" w:cs="Calibri"/>
+          <w:b/>
+          <w:bCs w:val="0"/>
+        </w:rPr>
+        <w:tab/>
+        <w:t>(M1.98)</w:t>
+      </w:r>
+    </w:p>
+    <w:p>
+      <w:pPr>
+        <w:pStyle w:val="StandardWeb"/>
+      </w:pPr>
+      <w:r>
+        <w:t xml:space="preserve">Das Eindeutigkeitssymbol </w:t>
+      </w:r>
+      <m:oMath>
+        <m:r>
+          <m:rPr>
+            <m:sty m:val="p"/>
+          </m:rPr>
+          <w:rPr>
+            <w:rStyle w:val="HTMLCode"/>
+            <w:rFonts w:ascii="Cambria Math" w:hAnsi="Cambria Math"/>
+          </w:rPr>
+          <m:t>∃</m:t>
+        </m:r>
+        <m:r>
+          <w:rPr>
+            <w:rStyle w:val="HTMLCode"/>
+            <w:rFonts w:ascii="Cambria Math" w:hAnsi="Cambria Math"/>
+          </w:rPr>
+          <m:t>!</m:t>
+        </m:r>
+      </m:oMath>
+      <w:r>
+        <w:t xml:space="preserve"> fasst für mich zwei unterschiedliche Aussagen zusammen. Erstens muss zu jedem </w:t>
+      </w:r>
+      <m:oMath>
+        <m:r>
+          <w:rPr>
+            <w:rStyle w:val="HTMLCode"/>
+            <w:rFonts w:ascii="Cambria Math" w:hAnsi="Cambria Math"/>
+          </w:rPr>
+          <m:t>a</m:t>
+        </m:r>
+        <m:r>
+          <m:rPr>
+            <m:sty m:val="p"/>
+          </m:rPr>
+          <w:rPr>
+            <w:rStyle w:val="HTMLCode"/>
+            <w:rFonts w:ascii="Cambria Math" w:hAnsi="Cambria Math"/>
+          </w:rPr>
+          <m:t>∈</m:t>
+        </m:r>
+        <m:r>
+          <w:rPr>
+            <w:rStyle w:val="HTMLCode"/>
+            <w:rFonts w:ascii="Cambria Math" w:hAnsi="Cambria Math"/>
+          </w:rPr>
+          <m:t>A</m:t>
+        </m:r>
+      </m:oMath>
+      <w:r>
+        <w:t xml:space="preserve"> mindestens ein </w:t>
+      </w:r>
+      <m:oMath>
+        <m:r>
+          <w:rPr>
+            <w:rStyle w:val="HTMLCode"/>
+            <w:rFonts w:ascii="Cambria Math" w:hAnsi="Cambria Math"/>
+          </w:rPr>
+          <m:t>b</m:t>
+        </m:r>
+        <m:r>
+          <m:rPr>
+            <m:sty m:val="p"/>
+          </m:rPr>
+          <w:rPr>
+            <w:rStyle w:val="HTMLCode"/>
+            <w:rFonts w:ascii="Cambria Math" w:hAnsi="Cambria Math"/>
+          </w:rPr>
+          <m:t>∈</m:t>
+        </m:r>
+        <m:r>
+          <w:rPr>
+            <w:rStyle w:val="HTMLCode"/>
+            <w:rFonts w:ascii="Cambria Math" w:hAnsi="Cambria Math"/>
+          </w:rPr>
+          <m:t>B</m:t>
+        </m:r>
+      </m:oMath>
+      <w:r>
+        <w:t xml:space="preserve"> existieren. Zweitens darf es zu demselben </w:t>
+      </w:r>
+      <m:oMath>
+        <m:r>
+          <w:rPr>
+            <w:rStyle w:val="HTMLCode"/>
+            <w:rFonts w:ascii="Cambria Math" w:hAnsi="Cambria Math"/>
+          </w:rPr>
+          <m:t>a</m:t>
+        </m:r>
+      </m:oMath>
+      <w:r>
+        <w:t xml:space="preserve"> nicht zwei verschiedene Funktionswerte geben.</w:t>
+      </w:r>
+    </w:p>
+    <w:p>
+      <w:pPr>
+        <w:pStyle w:val="StandardWeb"/>
+      </w:pPr>
+      <w:r>
+        <w:t>Die Existenzforderung kann ich getrennt schreiben als:</w:t>
+      </w:r>
+    </w:p>
+    <w:p>
+      <w:pPr>
+        <w:pStyle w:val="Formel"/>
+      </w:pPr>
+      <m:oMath>
+        <m:r>
+          <m:rPr>
+            <m:sty m:val="b"/>
+          </m:rPr>
+          <w:rPr>
+            <w:rStyle w:val="HTMLCode"/>
+            <w:rFonts w:ascii="Cambria Math" w:eastAsia="Calibri" w:hAnsi="Cambria Math"/>
+          </w:rPr>
+          <m:t>∀</m:t>
+        </m:r>
+        <m:r>
+          <m:rPr>
+            <m:sty m:val="bi"/>
+          </m:rPr>
+          <w:rPr>
+            <w:rStyle w:val="HTMLCode"/>
+            <w:rFonts w:ascii="Cambria Math" w:eastAsia="Calibri" w:hAnsi="Cambria Math"/>
+          </w:rPr>
+          <m:t>a</m:t>
+        </m:r>
+        <m:r>
+          <m:rPr>
+            <m:sty m:val="b"/>
+          </m:rPr>
+          <w:rPr>
+            <w:rStyle w:val="HTMLCode"/>
+            <w:rFonts w:ascii="Cambria Math" w:eastAsia="Calibri" w:hAnsi="Cambria Math"/>
+          </w:rPr>
+          <m:t>∈</m:t>
+        </m:r>
+        <m:r>
+          <m:rPr>
+            <m:sty m:val="bi"/>
+          </m:rPr>
+          <w:rPr>
+            <w:rStyle w:val="HTMLCode"/>
+            <w:rFonts w:ascii="Cambria Math" w:eastAsia="Calibri" w:hAnsi="Cambria Math"/>
+          </w:rPr>
+          <m:t>A</m:t>
+        </m:r>
+        <m:r>
+          <m:rPr>
+            <m:sty m:val="b"/>
+          </m:rPr>
+          <w:rPr>
+            <w:rStyle w:val="HTMLCode"/>
+            <w:rFonts w:ascii="Cambria Math" w:eastAsia="Calibri" w:hAnsi="Cambria Math"/>
+          </w:rPr>
+          <m:t> ∃</m:t>
+        </m:r>
+        <m:r>
+          <m:rPr>
+            <m:sty m:val="bi"/>
+          </m:rPr>
+          <w:rPr>
+            <w:rStyle w:val="HTMLCode"/>
+            <w:rFonts w:ascii="Cambria Math" w:eastAsia="Calibri" w:hAnsi="Cambria Math"/>
+          </w:rPr>
+          <m:t>b</m:t>
+        </m:r>
+        <m:r>
+          <m:rPr>
+            <m:sty m:val="b"/>
+          </m:rPr>
+          <w:rPr>
+            <w:rStyle w:val="HTMLCode"/>
+            <w:rFonts w:ascii="Cambria Math" w:eastAsia="Calibri" w:hAnsi="Cambria Math"/>
+          </w:rPr>
+          <m:t>∈</m:t>
+        </m:r>
+        <m:r>
+          <m:rPr>
+            <m:sty m:val="bi"/>
+          </m:rPr>
+          <w:rPr>
+            <w:rStyle w:val="HTMLCode"/>
+            <w:rFonts w:ascii="Cambria Math" w:eastAsia="Calibri" w:hAnsi="Cambria Math"/>
+          </w:rPr>
+          <m:t>B</m:t>
+        </m:r>
+        <m:r>
+          <m:rPr>
+            <m:sty m:val="b"/>
+          </m:rPr>
+          <w:rPr>
+            <w:rStyle w:val="HTMLCode"/>
+            <w:rFonts w:ascii="Cambria Math" w:eastAsia="Calibri" w:hAnsi="Cambria Math"/>
+          </w:rPr>
+          <m:t>:</m:t>
+        </m:r>
+        <m:d>
+          <m:dPr>
+            <m:ctrlPr>
+              <w:rPr>
+                <w:rStyle w:val="HTMLCode"/>
+                <w:rFonts w:ascii="Cambria Math" w:eastAsia="Calibri" w:hAnsi="Cambria Math"/>
+                <w:b/>
+                <w:bCs w:val="0"/>
+                <w:i w:val="0"/>
+              </w:rPr>
+            </m:ctrlPr>
+          </m:dPr>
+          <m:e>
+            <m:r>
+              <m:rPr>
+                <m:sty m:val="bi"/>
+              </m:rPr>
+              <w:rPr>
+                <w:rStyle w:val="HTMLCode"/>
+                <w:rFonts w:ascii="Cambria Math" w:eastAsia="Calibri" w:hAnsi="Cambria Math"/>
+              </w:rPr>
+              <m:t>a</m:t>
+            </m:r>
+            <m:r>
+              <m:rPr>
+                <m:sty m:val="b"/>
+              </m:rPr>
+              <w:rPr>
+                <w:rStyle w:val="HTMLCode"/>
+                <w:rFonts w:ascii="Cambria Math" w:eastAsia="Calibri" w:hAnsi="Cambria Math"/>
+              </w:rPr>
+              <m:t>,</m:t>
+            </m:r>
+            <m:r>
+              <m:rPr>
+                <m:sty m:val="bi"/>
+              </m:rPr>
+              <w:rPr>
+                <w:rStyle w:val="HTMLCode"/>
+                <w:rFonts w:ascii="Cambria Math" w:eastAsia="Calibri" w:hAnsi="Cambria Math"/>
+              </w:rPr>
+              <m:t>b</m:t>
+            </m:r>
+          </m:e>
+        </m:d>
+        <m:r>
+          <m:rPr>
+            <m:sty m:val="b"/>
+          </m:rPr>
+          <w:rPr>
+            <w:rStyle w:val="HTMLCode"/>
+            <w:rFonts w:ascii="Cambria Math" w:eastAsia="Calibri" w:hAnsi="Cambria Math"/>
+          </w:rPr>
+          <m:t>∈</m:t>
+        </m:r>
+        <m:sSub>
+          <m:sSubPr>
+            <m:ctrlPr>
+              <w:rPr>
+                <w:rStyle w:val="HTMLCode"/>
+                <w:rFonts w:ascii="Cambria Math" w:eastAsia="Calibri" w:hAnsi="Cambria Math"/>
+                <w:b/>
+                <w:bCs w:val="0"/>
+                <w:i w:val="0"/>
+              </w:rPr>
+            </m:ctrlPr>
+          </m:sSubPr>
+          <m:e>
+            <m:r>
+              <m:rPr>
+                <m:sty m:val="bi"/>
+              </m:rPr>
+              <w:rPr>
+                <w:rStyle w:val="HTMLCode"/>
+                <w:rFonts w:ascii="Cambria Math" w:eastAsia="Calibri" w:hAnsi="Cambria Math"/>
+              </w:rPr>
+              <m:t>G</m:t>
+            </m:r>
+            <m:ctrlPr>
+              <w:rPr>
+                <w:rStyle w:val="HTMLCode"/>
+                <w:rFonts w:ascii="Cambria Math" w:eastAsia="Calibri" w:hAnsi="Cambria Math"/>
+                <w:b/>
+                <w:bCs w:val="0"/>
+              </w:rPr>
+            </m:ctrlPr>
+          </m:e>
+          <m:sub>
+            <m:r>
+              <m:rPr>
+                <m:sty m:val="bi"/>
+              </m:rPr>
+              <w:rPr>
+                <w:rStyle w:val="HTMLCode"/>
+                <w:rFonts w:ascii="Cambria Math" w:eastAsia="Calibri" w:hAnsi="Cambria Math"/>
+              </w:rPr>
+              <m:t>f</m:t>
+            </m:r>
+          </m:sub>
+        </m:sSub>
+      </m:oMath>
+      <w:r>
+        <w:rPr>
+          <w:rStyle w:val="HTMLCode"/>
+          <w:rFonts w:ascii="Times New Roman" w:eastAsia="Calibri" w:hAnsi="Times New Roman" w:cs="Calibri"/>
+          <w:b/>
+          <w:bCs w:val="0"/>
+        </w:rPr>
+        <w:t xml:space="preserve"> </w:t>
+      </w:r>
+      <w:r>
+        <w:rPr>
+          <w:rStyle w:val="HTMLCode"/>
+          <w:rFonts w:ascii="Times New Roman" w:eastAsia="Calibri" w:hAnsi="Times New Roman" w:cs="Calibri"/>
+          <w:b/>
+          <w:bCs w:val="0"/>
+        </w:rPr>
+        <w:tab/>
+        <w:t>(M1.99)</w:t>
+      </w:r>
+    </w:p>
+    <w:p>
+      <w:pPr>
+        <w:pStyle w:val="StandardWeb"/>
+      </w:pPr>
+      <w:r>
+        <w:t>Die Eindeutigkeitsforderung lautet entsprechend:</w:t>
+      </w:r>
+    </w:p>
+    <w:p>
+      <w:pPr>
+        <w:pStyle w:val="Formel"/>
+      </w:pPr>
+      <m:oMath>
+        <m:r>
+          <m:rPr>
+            <m:sty m:val="b"/>
+          </m:rPr>
+          <w:rPr>
+            <w:rStyle w:val="HTMLCode"/>
+            <w:rFonts w:ascii="Cambria Math" w:eastAsia="Calibri" w:hAnsi="Cambria Math"/>
+          </w:rPr>
+          <m:t>∀</m:t>
+        </m:r>
+        <m:r>
+          <m:rPr>
+            <m:sty m:val="bi"/>
+          </m:rPr>
+          <w:rPr>
+            <w:rStyle w:val="HTMLCode"/>
+            <w:rFonts w:ascii="Cambria Math" w:eastAsia="Calibri" w:hAnsi="Cambria Math"/>
+          </w:rPr>
+          <m:t>a</m:t>
+        </m:r>
+        <m:r>
+          <m:rPr>
+            <m:sty m:val="b"/>
+          </m:rPr>
+          <w:rPr>
+            <w:rStyle w:val="HTMLCode"/>
+            <w:rFonts w:ascii="Cambria Math" w:eastAsia="Calibri" w:hAnsi="Cambria Math"/>
+          </w:rPr>
+          <m:t>∈</m:t>
+        </m:r>
+        <m:r>
+          <m:rPr>
+            <m:sty m:val="bi"/>
+          </m:rPr>
+          <w:rPr>
+            <w:rStyle w:val="HTMLCode"/>
+            <w:rFonts w:ascii="Cambria Math" w:eastAsia="Calibri" w:hAnsi="Cambria Math"/>
+          </w:rPr>
+          <m:t>A</m:t>
+        </m:r>
+        <m:r>
+          <m:rPr>
+            <m:sty m:val="b"/>
+          </m:rPr>
+          <w:rPr>
+            <w:rStyle w:val="HTMLCode"/>
+            <w:rFonts w:ascii="Cambria Math" w:eastAsia="Calibri" w:hAnsi="Cambria Math"/>
+          </w:rPr>
+          <m:t> ∀</m:t>
+        </m:r>
+        <m:sSub>
+          <m:sSubPr>
+            <m:ctrlPr>
+              <w:rPr>
+                <w:rStyle w:val="HTMLCode"/>
+                <w:rFonts w:ascii="Cambria Math" w:eastAsia="Calibri" w:hAnsi="Cambria Math"/>
+                <w:b/>
+                <w:bCs w:val="0"/>
+                <w:i w:val="0"/>
+              </w:rPr>
+            </m:ctrlPr>
+          </m:sSubPr>
+          <m:e>
+            <m:r>
+              <m:rPr>
+                <m:sty m:val="bi"/>
+              </m:rPr>
+              <w:rPr>
+                <w:rStyle w:val="HTMLCode"/>
+                <w:rFonts w:ascii="Cambria Math" w:eastAsia="Calibri" w:hAnsi="Cambria Math"/>
+              </w:rPr>
+              <m:t>b</m:t>
+            </m:r>
+            <m:ctrlPr>
+              <w:rPr>
+                <w:rStyle w:val="HTMLCode"/>
+                <w:rFonts w:ascii="Cambria Math" w:eastAsia="Calibri" w:hAnsi="Cambria Math"/>
+                <w:b/>
+                <w:bCs w:val="0"/>
+              </w:rPr>
+            </m:ctrlPr>
+          </m:e>
+          <m:sub>
+            <m:r>
+              <m:rPr>
+                <m:sty m:val="b"/>
+              </m:rPr>
+              <w:rPr>
+                <w:rStyle w:val="HTMLCode"/>
+                <w:rFonts w:ascii="Cambria Math" w:eastAsia="Calibri" w:hAnsi="Cambria Math"/>
+              </w:rPr>
+              <m:t>1</m:t>
+            </m:r>
+          </m:sub>
+        </m:sSub>
+        <m:r>
+          <m:rPr>
+            <m:sty m:val="b"/>
+          </m:rPr>
+          <w:rPr>
+            <w:rStyle w:val="HTMLCode"/>
+            <w:rFonts w:ascii="Cambria Math" w:eastAsia="Calibri" w:hAnsi="Cambria Math"/>
+          </w:rPr>
+          <m:t>,</m:t>
+        </m:r>
+        <m:sSub>
+          <m:sSubPr>
+            <m:ctrlPr>
+              <w:rPr>
+                <w:rStyle w:val="HTMLCode"/>
+                <w:rFonts w:ascii="Cambria Math" w:eastAsia="Calibri" w:hAnsi="Cambria Math"/>
+                <w:b/>
+                <w:bCs w:val="0"/>
+                <w:i w:val="0"/>
+              </w:rPr>
+            </m:ctrlPr>
+          </m:sSubPr>
+          <m:e>
+            <m:r>
+              <m:rPr>
+                <m:sty m:val="bi"/>
+              </m:rPr>
+              <w:rPr>
+                <w:rStyle w:val="HTMLCode"/>
+                <w:rFonts w:ascii="Cambria Math" w:eastAsia="Calibri" w:hAnsi="Cambria Math"/>
+              </w:rPr>
+              <m:t>b</m:t>
+            </m:r>
+          </m:e>
+          <m:sub>
+            <m:r>
+              <m:rPr>
+                <m:sty m:val="b"/>
+              </m:rPr>
+              <w:rPr>
+                <w:rStyle w:val="HTMLCode"/>
+                <w:rFonts w:ascii="Cambria Math" w:eastAsia="Calibri" w:hAnsi="Cambria Math"/>
+              </w:rPr>
+              <m:t>2</m:t>
+            </m:r>
+          </m:sub>
+        </m:sSub>
+        <m:r>
+          <m:rPr>
+            <m:sty m:val="b"/>
+          </m:rPr>
+          <w:rPr>
+            <w:rStyle w:val="HTMLCode"/>
+            <w:rFonts w:ascii="Cambria Math" w:eastAsia="Calibri" w:hAnsi="Cambria Math"/>
+          </w:rPr>
+          <m:t>∈</m:t>
+        </m:r>
+        <m:r>
+          <m:rPr>
+            <m:sty m:val="bi"/>
+          </m:rPr>
+          <w:rPr>
+            <w:rStyle w:val="HTMLCode"/>
+            <w:rFonts w:ascii="Cambria Math" w:eastAsia="Calibri" w:hAnsi="Cambria Math"/>
+          </w:rPr>
+          <m:t>B</m:t>
+        </m:r>
+        <m:r>
+          <m:rPr>
+            <m:sty m:val="b"/>
+          </m:rPr>
+          <w:rPr>
+            <w:rStyle w:val="HTMLCode"/>
+            <w:rFonts w:ascii="Cambria Math" w:eastAsia="Calibri" w:hAnsi="Cambria Math"/>
+          </w:rPr>
+          <m:t>:</m:t>
+        </m:r>
+        <m:d>
+          <m:dPr>
+            <m:ctrlPr>
+              <w:rPr>
+                <w:rStyle w:val="HTMLCode"/>
+                <w:rFonts w:ascii="Cambria Math" w:eastAsia="Calibri" w:hAnsi="Cambria Math"/>
+                <w:b/>
+                <w:bCs w:val="0"/>
+              </w:rPr>
+            </m:ctrlPr>
+          </m:dPr>
+          <m:e>
+            <m:d>
+              <m:dPr>
+                <m:ctrlPr>
+                  <w:rPr>
+                    <w:rStyle w:val="HTMLCode"/>
+                    <w:rFonts w:ascii="Cambria Math" w:eastAsia="Calibri" w:hAnsi="Cambria Math"/>
+                    <w:b/>
+                    <w:bCs w:val="0"/>
+                    <w:i w:val="0"/>
+                  </w:rPr>
+                </m:ctrlPr>
+              </m:dPr>
+              <m:e>
+                <m:r>
+                  <m:rPr>
+                    <m:sty m:val="bi"/>
+                  </m:rPr>
+                  <w:rPr>
+                    <w:rStyle w:val="HTMLCode"/>
+                    <w:rFonts w:ascii="Cambria Math" w:eastAsia="Calibri" w:hAnsi="Cambria Math"/>
+                  </w:rPr>
+                  <m:t>a</m:t>
+                </m:r>
+                <m:r>
+                  <m:rPr>
+                    <m:sty m:val="b"/>
+                  </m:rPr>
+                  <w:rPr>
+                    <w:rStyle w:val="HTMLCode"/>
+                    <w:rFonts w:ascii="Cambria Math" w:eastAsia="Calibri" w:hAnsi="Cambria Math"/>
+                  </w:rPr>
+                  <m:t>,</m:t>
+                </m:r>
+                <m:sSub>
+                  <m:sSubPr>
+                    <m:ctrlPr>
+                      <w:rPr>
+                        <w:rStyle w:val="HTMLCode"/>
+                        <w:rFonts w:ascii="Cambria Math" w:eastAsia="Calibri" w:hAnsi="Cambria Math"/>
+                        <w:b/>
+                        <w:bCs w:val="0"/>
+                        <w:i w:val="0"/>
+                      </w:rPr>
+                    </m:ctrlPr>
+                  </m:sSubPr>
+                  <m:e>
+                    <m:r>
+                      <m:rPr>
+                        <m:sty m:val="bi"/>
+                      </m:rPr>
+                      <w:rPr>
+                        <w:rStyle w:val="HTMLCode"/>
+                        <w:rFonts w:ascii="Cambria Math" w:eastAsia="Calibri" w:hAnsi="Cambria Math"/>
+                      </w:rPr>
+                      <m:t>b</m:t>
+                    </m:r>
+                  </m:e>
+                  <m:sub>
+                    <m:r>
+                      <m:rPr>
+                        <m:sty m:val="b"/>
+                      </m:rPr>
+                      <w:rPr>
+                        <w:rStyle w:val="HTMLCode"/>
+                        <w:rFonts w:ascii="Cambria Math" w:eastAsia="Calibri" w:hAnsi="Cambria Math"/>
+                      </w:rPr>
+                      <m:t>1</m:t>
+                    </m:r>
+                  </m:sub>
+                </m:sSub>
+              </m:e>
+            </m:d>
+            <m:r>
+              <m:rPr>
+                <m:sty m:val="b"/>
+              </m:rPr>
+              <w:rPr>
+                <w:rStyle w:val="HTMLCode"/>
+                <w:rFonts w:ascii="Cambria Math" w:eastAsia="Calibri" w:hAnsi="Cambria Math"/>
+              </w:rPr>
+              <m:t>∈</m:t>
+            </m:r>
+            <m:sSub>
+              <m:sSubPr>
+                <m:ctrlPr>
+                  <w:rPr>
+                    <w:rStyle w:val="HTMLCode"/>
+                    <w:rFonts w:ascii="Cambria Math" w:eastAsia="Calibri" w:hAnsi="Cambria Math"/>
+                    <w:b/>
+                    <w:bCs w:val="0"/>
+                    <w:i w:val="0"/>
+                  </w:rPr>
+                </m:ctrlPr>
+              </m:sSubPr>
+              <m:e>
+                <m:r>
+                  <m:rPr>
+                    <m:sty m:val="bi"/>
+                  </m:rPr>
+                  <w:rPr>
+                    <w:rStyle w:val="HTMLCode"/>
+                    <w:rFonts w:ascii="Cambria Math" w:eastAsia="Calibri" w:hAnsi="Cambria Math"/>
+                  </w:rPr>
+                  <m:t>G</m:t>
+                </m:r>
+                <m:ctrlPr>
+                  <w:rPr>
+                    <w:rStyle w:val="HTMLCode"/>
+                    <w:rFonts w:ascii="Cambria Math" w:eastAsia="Calibri" w:hAnsi="Cambria Math"/>
+                    <w:b/>
+                    <w:bCs w:val="0"/>
+                  </w:rPr>
+                </m:ctrlPr>
+              </m:e>
+              <m:sub>
+                <m:r>
+                  <m:rPr>
+                    <m:sty m:val="bi"/>
+                  </m:rPr>
+                  <w:rPr>
+                    <w:rStyle w:val="HTMLCode"/>
+                    <w:rFonts w:ascii="Cambria Math" w:eastAsia="Calibri" w:hAnsi="Cambria Math"/>
+                  </w:rPr>
+                  <m:t>f</m:t>
+                </m:r>
+              </m:sub>
+            </m:sSub>
+            <m:r>
+              <m:rPr>
+                <m:sty m:val="b"/>
+              </m:rPr>
+              <w:rPr>
+                <w:rStyle w:val="HTMLCode"/>
+                <w:rFonts w:ascii="Cambria Math" w:eastAsia="Calibri" w:hAnsi="Cambria Math"/>
+              </w:rPr>
+              <m:t>∧</m:t>
+            </m:r>
+            <m:d>
+              <m:dPr>
+                <m:ctrlPr>
+                  <w:rPr>
+                    <w:rStyle w:val="HTMLCode"/>
+                    <w:rFonts w:ascii="Cambria Math" w:eastAsia="Calibri" w:hAnsi="Cambria Math"/>
+                    <w:b/>
+                    <w:bCs w:val="0"/>
+                    <w:i w:val="0"/>
+                  </w:rPr>
+                </m:ctrlPr>
+              </m:dPr>
+              <m:e>
+                <m:r>
+                  <m:rPr>
+                    <m:sty m:val="bi"/>
+                  </m:rPr>
+                  <w:rPr>
+                    <w:rStyle w:val="HTMLCode"/>
+                    <w:rFonts w:ascii="Cambria Math" w:eastAsia="Calibri" w:hAnsi="Cambria Math"/>
+                  </w:rPr>
+                  <m:t>a</m:t>
+                </m:r>
+                <m:r>
+                  <m:rPr>
+                    <m:sty m:val="b"/>
+                  </m:rPr>
+                  <w:rPr>
+                    <w:rStyle w:val="HTMLCode"/>
+                    <w:rFonts w:ascii="Cambria Math" w:eastAsia="Calibri" w:hAnsi="Cambria Math"/>
+                  </w:rPr>
+                  <m:t>,</m:t>
+                </m:r>
+                <m:sSub>
+                  <m:sSubPr>
+                    <m:ctrlPr>
+                      <w:rPr>
+                        <w:rStyle w:val="HTMLCode"/>
+                        <w:rFonts w:ascii="Cambria Math" w:eastAsia="Calibri" w:hAnsi="Cambria Math"/>
+                        <w:b/>
+                        <w:bCs w:val="0"/>
+                        <w:i w:val="0"/>
+                      </w:rPr>
+                    </m:ctrlPr>
+                  </m:sSubPr>
+                  <m:e>
+                    <m:r>
+                      <m:rPr>
+                        <m:sty m:val="bi"/>
+                      </m:rPr>
+                      <w:rPr>
+                        <w:rStyle w:val="HTMLCode"/>
+                        <w:rFonts w:ascii="Cambria Math" w:eastAsia="Calibri" w:hAnsi="Cambria Math"/>
+                      </w:rPr>
+                      <m:t>b</m:t>
+                    </m:r>
+                  </m:e>
+                  <m:sub>
+                    <m:r>
+                      <m:rPr>
+                        <m:sty m:val="b"/>
+                      </m:rPr>
+                      <w:rPr>
+                        <w:rStyle w:val="HTMLCode"/>
+                        <w:rFonts w:ascii="Cambria Math" w:eastAsia="Calibri" w:hAnsi="Cambria Math"/>
+                      </w:rPr>
+                      <m:t>2</m:t>
+                    </m:r>
+                  </m:sub>
+                </m:sSub>
+              </m:e>
+            </m:d>
+            <m:r>
+              <m:rPr>
+                <m:sty m:val="b"/>
+              </m:rPr>
+              <w:rPr>
+                <w:rStyle w:val="HTMLCode"/>
+                <w:rFonts w:ascii="Cambria Math" w:eastAsia="Calibri" w:hAnsi="Cambria Math"/>
+              </w:rPr>
+              <m:t>∈</m:t>
+            </m:r>
+            <m:sSub>
+              <m:sSubPr>
+                <m:ctrlPr>
+                  <w:rPr>
+                    <w:rStyle w:val="HTMLCode"/>
+                    <w:rFonts w:ascii="Cambria Math" w:eastAsia="Calibri" w:hAnsi="Cambria Math"/>
+                    <w:b/>
+                    <w:bCs w:val="0"/>
+                    <w:i w:val="0"/>
+                  </w:rPr>
+                </m:ctrlPr>
+              </m:sSubPr>
+              <m:e>
+                <m:r>
+                  <m:rPr>
+                    <m:sty m:val="bi"/>
+                  </m:rPr>
+                  <w:rPr>
+                    <w:rStyle w:val="HTMLCode"/>
+                    <w:rFonts w:ascii="Cambria Math" w:eastAsia="Calibri" w:hAnsi="Cambria Math"/>
+                  </w:rPr>
+                  <m:t>G</m:t>
+                </m:r>
+                <m:ctrlPr>
+                  <w:rPr>
+                    <w:rStyle w:val="HTMLCode"/>
+                    <w:rFonts w:ascii="Cambria Math" w:eastAsia="Calibri" w:hAnsi="Cambria Math"/>
+                    <w:b/>
+                    <w:bCs w:val="0"/>
+                  </w:rPr>
+                </m:ctrlPr>
+              </m:e>
+              <m:sub>
+                <m:r>
+                  <m:rPr>
+                    <m:sty m:val="bi"/>
+                  </m:rPr>
+                  <w:rPr>
+                    <w:rStyle w:val="HTMLCode"/>
+                    <w:rFonts w:ascii="Cambria Math" w:eastAsia="Calibri" w:hAnsi="Cambria Math"/>
+                  </w:rPr>
+                  <m:t>f</m:t>
+                </m:r>
+              </m:sub>
+            </m:sSub>
+            <m:r>
+              <m:rPr>
+                <m:sty m:val="p"/>
+              </m:rPr>
+              <w:rPr>
+                <w:rStyle w:val="HTMLCode"/>
+                <w:rFonts w:ascii="Cambria Math" w:eastAsia="Calibri" w:hAnsi="Cambria Math" w:cs="Cambria Math"/>
+              </w:rPr>
+              <m:t>⟹</m:t>
+            </m:r>
+            <m:sSub>
+              <m:sSubPr>
+                <m:ctrlPr>
+                  <w:rPr>
+                    <w:rStyle w:val="HTMLCode"/>
+                    <w:rFonts w:ascii="Cambria Math" w:eastAsia="Calibri" w:hAnsi="Cambria Math"/>
+                    <w:b/>
+                    <w:bCs w:val="0"/>
+                    <w:i w:val="0"/>
+                  </w:rPr>
+                </m:ctrlPr>
+              </m:sSubPr>
+              <m:e>
+                <m:r>
+                  <m:rPr>
+                    <m:sty m:val="bi"/>
+                  </m:rPr>
+                  <w:rPr>
+                    <w:rStyle w:val="HTMLCode"/>
+                    <w:rFonts w:ascii="Cambria Math" w:eastAsia="Calibri" w:hAnsi="Cambria Math"/>
+                  </w:rPr>
+                  <m:t>b</m:t>
+                </m:r>
+              </m:e>
+              <m:sub>
+                <m:r>
+                  <m:rPr>
+                    <m:sty m:val="b"/>
+                  </m:rPr>
+                  <w:rPr>
+                    <w:rStyle w:val="HTMLCode"/>
+                    <w:rFonts w:ascii="Cambria Math" w:eastAsia="Calibri" w:hAnsi="Cambria Math"/>
+                  </w:rPr>
+                  <m:t>1</m:t>
+                </m:r>
+              </m:sub>
+            </m:sSub>
+            <m:r>
+              <m:rPr>
+                <m:sty m:val="b"/>
+              </m:rPr>
+              <w:rPr>
+                <w:rStyle w:val="HTMLCode"/>
+                <w:rFonts w:ascii="Cambria Math" w:eastAsia="Calibri" w:hAnsi="Cambria Math"/>
+              </w:rPr>
+              <m:t>=</m:t>
+            </m:r>
+            <m:sSub>
+              <m:sSubPr>
+                <m:ctrlPr>
+                  <w:rPr>
+                    <w:rStyle w:val="HTMLCode"/>
+                    <w:rFonts w:ascii="Cambria Math" w:eastAsia="Calibri" w:hAnsi="Cambria Math"/>
+                    <w:b/>
+                    <w:bCs w:val="0"/>
+                    <w:i w:val="0"/>
+                  </w:rPr>
+                </m:ctrlPr>
+              </m:sSubPr>
+              <m:e>
+                <m:r>
+                  <m:rPr>
+                    <m:sty m:val="bi"/>
+                  </m:rPr>
+                  <w:rPr>
+                    <w:rStyle w:val="HTMLCode"/>
+                    <w:rFonts w:ascii="Cambria Math" w:eastAsia="Calibri" w:hAnsi="Cambria Math"/>
+                  </w:rPr>
+                  <m:t>b</m:t>
+                </m:r>
+              </m:e>
+              <m:sub>
+                <m:r>
+                  <m:rPr>
+                    <m:sty m:val="b"/>
+                  </m:rPr>
+                  <w:rPr>
+                    <w:rStyle w:val="HTMLCode"/>
+                    <w:rFonts w:ascii="Cambria Math" w:eastAsia="Calibri" w:hAnsi="Cambria Math"/>
+                  </w:rPr>
+                  <m:t>2</m:t>
+                </m:r>
+              </m:sub>
+            </m:sSub>
+            <m:ctrlPr>
+              <w:rPr>
+                <w:rStyle w:val="HTMLCode"/>
+                <w:rFonts w:ascii="Cambria Math" w:eastAsia="Calibri" w:hAnsi="Cambria Math"/>
+                <w:b/>
+                <w:bCs w:val="0"/>
+                <w:i w:val="0"/>
+              </w:rPr>
+            </m:ctrlPr>
+          </m:e>
+        </m:d>
+      </m:oMath>
+      <w:r>
+        <w:rPr>
+          <w:rStyle w:val="HTMLCode"/>
+          <w:rFonts w:ascii="Times New Roman" w:eastAsia="Calibri" w:hAnsi="Times New Roman" w:cs="Calibri"/>
+          <w:b/>
+          <w:bCs w:val="0"/>
+        </w:rPr>
+        <w:t xml:space="preserve"> </w:t>
+      </w:r>
+      <w:r>
+        <w:rPr>
+          <w:rStyle w:val="HTMLCode"/>
+          <w:rFonts w:ascii="Times New Roman" w:eastAsia="Calibri" w:hAnsi="Times New Roman" w:cs="Calibri"/>
+          <w:b/>
+          <w:bCs w:val="0"/>
+        </w:rPr>
+        <w:tab/>
+        <w:t>(M1.100)</w:t>
+      </w:r>
+    </w:p>
+    <w:p>
+      <w:pPr>
+        <w:pStyle w:val="StandardWeb"/>
+      </w:pPr>
+      <w:r>
+        <w:t xml:space="preserve">Gerade diese Trennung ist für mich wesentlich. Eine Relation kann die Existenzbedingung erfüllen, aber dennoch mehreren Zielwerten zugeordnet sein. Ebenso kann eine Relation lokal eindeutig sein, aber für bestimmte Ausgangselemente überhaupt kein Ziel besitzen. Erst beide Bedingungen gemeinsam erzeugen die Funktion auf dem vollständigen Definitionsbereich </w:t>
+      </w:r>
+      <m:oMath>
+        <m:r>
+          <w:rPr>
+            <w:rStyle w:val="HTMLCode"/>
+            <w:rFonts w:ascii="Cambria Math" w:hAnsi="Cambria Math"/>
+          </w:rPr>
+          <m:t>A</m:t>
+        </m:r>
+      </m:oMath>
+      <w:r>
+        <w:t>.</w:t>
+      </w:r>
+    </w:p>
+    <w:p>
+      <w:pPr>
+        <w:pStyle w:val="berschrift3"/>
+      </w:pPr>
+      <w:r>
+        <w:t>M1.6.2 Funktionsschreibweise</w:t>
+      </w:r>
+    </w:p>
+    <w:p>
+      <w:pPr>
+        <w:pStyle w:val="StandardWeb"/>
+      </w:pPr>
+      <w:r>
+        <w:t>Die übliche Funktionsschreibweise fasst Definitions- und Zielbereich kompakt zusammen:</w:t>
+      </w:r>
+    </w:p>
+    <w:p>
+      <w:pPr>
+        <w:pStyle w:val="Formel"/>
+      </w:pPr>
+      <m:oMath>
+        <m:r>
+          <m:rPr>
+            <m:sty m:val="bi"/>
+          </m:rPr>
+          <w:rPr>
+            <w:rStyle w:val="HTMLCode"/>
+            <w:rFonts w:ascii="Cambria Math" w:eastAsia="Calibri" w:hAnsi="Cambria Math"/>
+          </w:rPr>
+          <m:t>f</m:t>
+        </m:r>
+        <m:r>
+          <m:rPr>
+            <m:sty m:val="b"/>
+          </m:rPr>
+          <w:rPr>
+            <w:rStyle w:val="HTMLCode"/>
+            <w:rFonts w:ascii="Cambria Math" w:eastAsia="Calibri" w:hAnsi="Cambria Math"/>
+          </w:rPr>
+          <m:t>:</m:t>
+        </m:r>
+        <m:r>
+          <m:rPr>
+            <m:sty m:val="bi"/>
+          </m:rPr>
+          <w:rPr>
+            <w:rStyle w:val="HTMLCode"/>
+            <w:rFonts w:ascii="Cambria Math" w:eastAsia="Calibri" w:hAnsi="Cambria Math"/>
+          </w:rPr>
+          <m:t>A</m:t>
+        </m:r>
+        <m:r>
+          <m:rPr>
+            <m:sty m:val="b"/>
+          </m:rPr>
+          <w:rPr>
+            <w:rStyle w:val="HTMLCode"/>
+            <w:rFonts w:ascii="Cambria Math" w:eastAsia="Calibri" w:hAnsi="Cambria Math"/>
+          </w:rPr>
+          <m:t>→</m:t>
+        </m:r>
+        <m:r>
+          <m:rPr>
+            <m:sty m:val="bi"/>
+          </m:rPr>
+          <w:rPr>
+            <w:rStyle w:val="HTMLCode"/>
+            <w:rFonts w:ascii="Cambria Math" w:eastAsia="Calibri" w:hAnsi="Cambria Math"/>
+          </w:rPr>
+          <m:t>B</m:t>
+        </m:r>
+      </m:oMath>
+      <w:r>
+        <w:rPr>
+          <w:rStyle w:val="HTMLCode"/>
+          <w:rFonts w:ascii="Times New Roman" w:eastAsia="Calibri" w:hAnsi="Times New Roman" w:cs="Calibri"/>
+          <w:b/>
+          <w:bCs w:val="0"/>
+        </w:rPr>
+        <w:t xml:space="preserve"> </w:t>
+      </w:r>
+      <w:r>
+        <w:rPr>
+          <w:rStyle w:val="HTMLCode"/>
+          <w:rFonts w:ascii="Times New Roman" w:eastAsia="Calibri" w:hAnsi="Times New Roman" w:cs="Calibri"/>
+          <w:b/>
+          <w:bCs w:val="0"/>
+        </w:rPr>
+        <w:tab/>
+        <w:t>(M1.101)</w:t>
+      </w:r>
+    </w:p>
+    <w:p>
+      <w:pPr>
+        <w:pStyle w:val="StandardWeb"/>
+      </w:pPr>
+      <w:r>
+        <w:t xml:space="preserve">Dabei bezeichnet </w:t>
+      </w:r>
+      <m:oMath>
+        <m:r>
+          <w:rPr>
+            <w:rStyle w:val="HTMLCode"/>
+            <w:rFonts w:ascii="Cambria Math" w:hAnsi="Cambria Math"/>
+          </w:rPr>
+          <m:t>A</m:t>
+        </m:r>
+      </m:oMath>
+      <w:r>
+        <w:t xml:space="preserve"> den Definitionsbereich und </w:t>
+      </w:r>
+      <m:oMath>
+        <m:r>
+          <w:rPr>
+            <w:rStyle w:val="HTMLCode"/>
+            <w:rFonts w:ascii="Cambria Math" w:hAnsi="Cambria Math"/>
+          </w:rPr>
+          <m:t>B</m:t>
+        </m:r>
+      </m:oMath>
+      <w:r>
+        <w:t xml:space="preserve"> den Zielbereich.</w:t>
+      </w:r>
+    </w:p>
+    <w:p>
+      <w:pPr>
+        <w:pStyle w:val="StandardWeb"/>
+      </w:pPr>
+      <w:r>
+        <w:t>Die Zuordnung eines einzelnen Arguments schreibe ich als:</w:t>
+      </w:r>
+    </w:p>
+    <w:p>
+      <w:pPr>
+        <w:pStyle w:val="Formel"/>
+      </w:pPr>
+      <m:oMath>
+        <m:r>
+          <m:rPr>
+            <m:sty m:val="bi"/>
+          </m:rPr>
+          <w:rPr>
+            <w:rStyle w:val="HTMLCode"/>
+            <w:rFonts w:ascii="Cambria Math" w:eastAsia="Calibri" w:hAnsi="Cambria Math"/>
+          </w:rPr>
+          <m:t>a</m:t>
+        </m:r>
+        <m:r>
+          <m:rPr>
+            <m:sty m:val="b"/>
+          </m:rPr>
+          <w:rPr>
+            <w:rStyle w:val="HTMLCode"/>
+            <w:rFonts w:ascii="Cambria Math" w:eastAsia="Calibri" w:hAnsi="Cambria Math"/>
+          </w:rPr>
+          <m:t>↦</m:t>
+        </m:r>
+        <m:r>
+          <m:rPr>
+            <m:sty m:val="bi"/>
+          </m:rPr>
+          <w:rPr>
+            <w:rStyle w:val="HTMLCode"/>
+            <w:rFonts w:ascii="Cambria Math" w:eastAsia="Calibri" w:hAnsi="Cambria Math"/>
+          </w:rPr>
+          <m:t>f</m:t>
+        </m:r>
+        <m:d>
+          <m:dPr>
+            <m:ctrlPr>
+              <w:rPr>
+                <w:rStyle w:val="HTMLCode"/>
+                <w:rFonts w:ascii="Cambria Math" w:eastAsia="Calibri" w:hAnsi="Cambria Math"/>
+                <w:b/>
+                <w:bCs w:val="0"/>
+                <w:i w:val="0"/>
+              </w:rPr>
+            </m:ctrlPr>
+          </m:dPr>
+          <m:e>
+            <m:r>
+              <m:rPr>
+                <m:sty m:val="bi"/>
+              </m:rPr>
+              <w:rPr>
+                <w:rStyle w:val="HTMLCode"/>
+                <w:rFonts w:ascii="Cambria Math" w:eastAsia="Calibri" w:hAnsi="Cambria Math"/>
+              </w:rPr>
+              <m:t>a</m:t>
+            </m:r>
+          </m:e>
+        </m:d>
+      </m:oMath>
+      <w:r>
+        <w:rPr>
+          <w:rStyle w:val="HTMLCode"/>
+          <w:rFonts w:ascii="Times New Roman" w:eastAsia="Calibri" w:hAnsi="Times New Roman" w:cs="Calibri"/>
+          <w:b/>
+          <w:bCs w:val="0"/>
+        </w:rPr>
+        <w:t xml:space="preserve"> </w:t>
+      </w:r>
+      <w:r>
+        <w:rPr>
+          <w:rStyle w:val="HTMLCode"/>
+          <w:rFonts w:ascii="Times New Roman" w:eastAsia="Calibri" w:hAnsi="Times New Roman" w:cs="Calibri"/>
+          <w:b/>
+          <w:bCs w:val="0"/>
+        </w:rPr>
+        <w:tab/>
+        <w:t>(M1.102)</w:t>
+      </w:r>
+    </w:p>
+    <w:p>
+      <w:pPr>
+        <w:pStyle w:val="StandardWeb"/>
+      </w:pPr>
+      <w:r>
+        <w:t xml:space="preserve">Damit ist </w:t>
+      </w:r>
+      <m:oMath>
+        <m:r>
+          <w:rPr>
+            <w:rStyle w:val="HTMLCode"/>
+            <w:rFonts w:ascii="Cambria Math" w:hAnsi="Cambria Math"/>
+          </w:rPr>
+          <m:t>f</m:t>
+        </m:r>
+        <m:d>
+          <m:dPr>
+            <m:ctrlPr>
+              <w:rPr>
+                <w:rStyle w:val="HTMLCode"/>
+                <w:rFonts w:ascii="Cambria Math" w:hAnsi="Cambria Math"/>
+                <w:i/>
+              </w:rPr>
+            </m:ctrlPr>
+          </m:dPr>
+          <m:e>
+            <m:r>
+              <w:rPr>
+                <w:rStyle w:val="HTMLCode"/>
+                <w:rFonts w:ascii="Cambria Math" w:hAnsi="Cambria Math"/>
+              </w:rPr>
+              <m:t>a</m:t>
+            </m:r>
+          </m:e>
+        </m:d>
+      </m:oMath>
+      <w:r>
+        <w:t xml:space="preserve"> der eindeutig bestimmte Funktionswert zum Argument </w:t>
+      </w:r>
+      <m:oMath>
+        <m:r>
+          <w:rPr>
+            <w:rStyle w:val="HTMLCode"/>
+            <w:rFonts w:ascii="Cambria Math" w:hAnsi="Cambria Math"/>
+          </w:rPr>
+          <m:t>a</m:t>
+        </m:r>
+      </m:oMath>
+      <w:r>
+        <w:t>.</w:t>
+      </w:r>
+    </w:p>
+    <w:p>
+      <w:pPr>
+        <w:pStyle w:val="StandardWeb"/>
+      </w:pPr>
+      <w:r>
+        <w:t>Der Graph der Funktion kann nun explizit aus dieser Zuordnung aufgebaut werden:</w:t>
+      </w:r>
+    </w:p>
+    <w:p>
+      <w:pPr>
+        <w:pStyle w:val="Formel"/>
+      </w:pPr>
+      <m:oMath>
+        <m:sSub>
+          <m:sSubPr>
+            <m:ctrlPr>
+              <w:rPr>
+                <w:rStyle w:val="HTMLCode"/>
+                <w:rFonts w:ascii="Cambria Math" w:eastAsia="Calibri" w:hAnsi="Cambria Math"/>
+                <w:b/>
+                <w:bCs w:val="0"/>
+                <w:i w:val="0"/>
+              </w:rPr>
+            </m:ctrlPr>
+          </m:sSubPr>
+          <m:e>
+            <m:r>
+              <m:rPr>
+                <m:sty m:val="bi"/>
+              </m:rPr>
+              <w:rPr>
+                <w:rStyle w:val="HTMLCode"/>
+                <w:rFonts w:ascii="Cambria Math" w:eastAsia="Calibri" w:hAnsi="Cambria Math"/>
+              </w:rPr>
+              <m:t>G</m:t>
+            </m:r>
+          </m:e>
+          <m:sub>
+            <m:r>
+              <m:rPr>
+                <m:sty m:val="bi"/>
+              </m:rPr>
+              <w:rPr>
+                <w:rStyle w:val="HTMLCode"/>
+                <w:rFonts w:ascii="Cambria Math" w:eastAsia="Calibri" w:hAnsi="Cambria Math"/>
+              </w:rPr>
+              <m:t>f</m:t>
+            </m:r>
+          </m:sub>
+        </m:sSub>
+        <m:r>
+          <m:rPr>
+            <m:sty m:val="b"/>
+          </m:rPr>
+          <w:rPr>
+            <w:rStyle w:val="HTMLCode"/>
+            <w:rFonts w:ascii="Cambria Math" w:eastAsia="Calibri" w:hAnsi="Cambria Math"/>
+          </w:rPr>
+          <m:t>=</m:t>
+        </m:r>
+        <m:r>
+          <m:rPr>
+            <m:lit/>
+            <m:sty m:val="p"/>
+          </m:rPr>
+          <w:rPr>
+            <w:rStyle w:val="HTMLCode"/>
+            <w:rFonts w:ascii="Cambria Math" w:eastAsia="Calibri" w:hAnsi="Cambria Math"/>
+          </w:rPr>
+          <m:t>{</m:t>
+        </m:r>
+        <m:r>
+          <m:rPr>
+            <m:sty m:val="bi"/>
+          </m:rPr>
+          <w:rPr>
+            <w:rStyle w:val="HTMLCode"/>
+            <w:rFonts w:ascii="Cambria Math" w:eastAsia="Calibri" w:hAnsi="Cambria Math"/>
+          </w:rPr>
+          <m:t>a,f</m:t>
+        </m:r>
+        <m:d>
+          <m:dPr>
+            <m:ctrlPr>
+              <w:rPr>
+                <w:rStyle w:val="HTMLCode"/>
+                <w:rFonts w:ascii="Cambria Math" w:eastAsia="Calibri" w:hAnsi="Cambria Math"/>
+                <w:b/>
+                <w:bCs w:val="0"/>
+              </w:rPr>
+            </m:ctrlPr>
+          </m:dPr>
+          <m:e>
+            <m:r>
+              <m:rPr>
+                <m:sty m:val="bi"/>
+              </m:rPr>
+              <w:rPr>
+                <w:rStyle w:val="HTMLCode"/>
+                <w:rFonts w:ascii="Cambria Math" w:eastAsia="Calibri" w:hAnsi="Cambria Math"/>
+              </w:rPr>
+              <m:t>a</m:t>
+            </m:r>
+          </m:e>
+        </m:d>
+        <m:r>
+          <m:rPr>
+            <m:sty m:val="p"/>
+          </m:rPr>
+          <w:rPr>
+            <w:rStyle w:val="HTMLCode"/>
+            <w:rFonts w:ascii="Cambria Math" w:eastAsia="Calibri" w:hAnsi="Cambria Math"/>
+          </w:rPr>
+          <m:t>|</m:t>
+        </m:r>
+        <m:r>
+          <m:rPr>
+            <m:sty m:val="b"/>
+          </m:rPr>
+          <w:rPr>
+            <w:rStyle w:val="HTMLCode"/>
+            <w:rFonts w:ascii="Cambria Math" w:eastAsia="Calibri" w:hAnsi="Cambria Math"/>
+          </w:rPr>
+          <m:t xml:space="preserve"> </m:t>
+        </m:r>
+        <m:r>
+          <m:rPr>
+            <m:sty m:val="bi"/>
+          </m:rPr>
+          <w:rPr>
+            <w:rStyle w:val="HTMLCode"/>
+            <w:rFonts w:ascii="Cambria Math" w:eastAsia="Calibri" w:hAnsi="Cambria Math"/>
+          </w:rPr>
+          <m:t>a</m:t>
+        </m:r>
+        <m:r>
+          <m:rPr>
+            <m:sty m:val="b"/>
+          </m:rPr>
+          <w:rPr>
+            <w:rStyle w:val="HTMLCode"/>
+            <w:rFonts w:ascii="Cambria Math" w:eastAsia="Calibri" w:hAnsi="Cambria Math"/>
+          </w:rPr>
+          <m:t>∈</m:t>
+        </m:r>
+        <m:r>
+          <m:rPr>
+            <m:sty m:val="bi"/>
+          </m:rPr>
+          <w:rPr>
+            <w:rStyle w:val="HTMLCode"/>
+            <w:rFonts w:ascii="Cambria Math" w:eastAsia="Calibri" w:hAnsi="Cambria Math"/>
+          </w:rPr>
+          <m:t>A</m:t>
+        </m:r>
+        <m:r>
+          <m:rPr>
+            <m:lit/>
+            <m:sty m:val="p"/>
+          </m:rPr>
+          <w:rPr>
+            <w:rStyle w:val="HTMLCode"/>
+            <w:rFonts w:ascii="Cambria Math" w:eastAsia="Calibri" w:hAnsi="Cambria Math"/>
+          </w:rPr>
+          <m:t>}</m:t>
+        </m:r>
+      </m:oMath>
+      <w:r>
+        <w:rPr>
+          <w:rStyle w:val="HTMLCode"/>
+          <w:rFonts w:ascii="Times New Roman" w:eastAsia="Calibri" w:hAnsi="Times New Roman" w:cs="Calibri"/>
+        </w:rPr>
+        <w:t xml:space="preserve"> </w:t>
+      </w:r>
+      <w:r>
+        <w:rPr>
+          <w:rStyle w:val="HTMLCode"/>
+          <w:rFonts w:ascii="Times New Roman" w:eastAsia="Calibri" w:hAnsi="Times New Roman" w:cs="Calibri"/>
+        </w:rPr>
+        <w:tab/>
+        <w:t>(M1.103)</w:t>
+      </w:r>
+    </w:p>
+    <w:p>
+      <w:pPr>
+        <w:pStyle w:val="StandardWeb"/>
+      </w:pPr>
+      <w:r>
+        <w:t>Zwischen Graphschreibweise und Funktionswert besteht damit die Äquivalenz:</w:t>
+      </w:r>
+    </w:p>
+    <w:p>
+      <w:pPr>
+        <w:pStyle w:val="Formel"/>
+      </w:pPr>
+      <m:oMath>
+        <m:d>
+          <m:dPr>
+            <m:ctrlPr>
+              <w:rPr>
+                <w:rStyle w:val="HTMLCode"/>
+                <w:rFonts w:ascii="Cambria Math" w:eastAsia="Calibri" w:hAnsi="Cambria Math"/>
+                <w:b/>
+                <w:bCs w:val="0"/>
+                <w:i w:val="0"/>
+              </w:rPr>
+            </m:ctrlPr>
+          </m:dPr>
+          <m:e>
+            <m:r>
+              <m:rPr>
+                <m:sty m:val="bi"/>
+              </m:rPr>
+              <w:rPr>
+                <w:rStyle w:val="HTMLCode"/>
+                <w:rFonts w:ascii="Cambria Math" w:eastAsia="Calibri" w:hAnsi="Cambria Math"/>
+              </w:rPr>
+              <m:t>a</m:t>
+            </m:r>
+            <m:r>
+              <m:rPr>
+                <m:sty m:val="b"/>
+              </m:rPr>
+              <w:rPr>
+                <w:rStyle w:val="HTMLCode"/>
+                <w:rFonts w:ascii="Cambria Math" w:eastAsia="Calibri" w:hAnsi="Cambria Math"/>
+              </w:rPr>
+              <m:t>,</m:t>
+            </m:r>
+            <m:r>
+              <m:rPr>
+                <m:sty m:val="bi"/>
+              </m:rPr>
+              <w:rPr>
+                <w:rStyle w:val="HTMLCode"/>
+                <w:rFonts w:ascii="Cambria Math" w:eastAsia="Calibri" w:hAnsi="Cambria Math"/>
+              </w:rPr>
+              <m:t>b</m:t>
+            </m:r>
+          </m:e>
+        </m:d>
+        <m:r>
+          <m:rPr>
+            <m:sty m:val="b"/>
+          </m:rPr>
+          <w:rPr>
+            <w:rStyle w:val="HTMLCode"/>
+            <w:rFonts w:ascii="Cambria Math" w:eastAsia="Calibri" w:hAnsi="Cambria Math"/>
+          </w:rPr>
+          <m:t>∈</m:t>
+        </m:r>
+        <m:sSub>
+          <m:sSubPr>
+            <m:ctrlPr>
+              <w:rPr>
+                <w:rStyle w:val="HTMLCode"/>
+                <w:rFonts w:ascii="Cambria Math" w:eastAsia="Calibri" w:hAnsi="Cambria Math"/>
+                <w:b/>
+                <w:bCs w:val="0"/>
+                <w:i w:val="0"/>
+              </w:rPr>
+            </m:ctrlPr>
+          </m:sSubPr>
+          <m:e>
+            <m:r>
+              <m:rPr>
+                <m:sty m:val="bi"/>
+              </m:rPr>
+              <w:rPr>
+                <w:rStyle w:val="HTMLCode"/>
+                <w:rFonts w:ascii="Cambria Math" w:eastAsia="Calibri" w:hAnsi="Cambria Math"/>
+              </w:rPr>
+              <m:t>G</m:t>
+            </m:r>
+            <m:ctrlPr>
+              <w:rPr>
+                <w:rStyle w:val="HTMLCode"/>
+                <w:rFonts w:ascii="Cambria Math" w:eastAsia="Calibri" w:hAnsi="Cambria Math"/>
+                <w:b/>
+                <w:bCs w:val="0"/>
+              </w:rPr>
+            </m:ctrlPr>
+          </m:e>
+          <m:sub>
+            <m:r>
+              <m:rPr>
+                <m:sty m:val="bi"/>
+              </m:rPr>
+              <w:rPr>
+                <w:rStyle w:val="HTMLCode"/>
+                <w:rFonts w:ascii="Cambria Math" w:eastAsia="Calibri" w:hAnsi="Cambria Math"/>
+              </w:rPr>
+              <m:t>f</m:t>
+            </m:r>
+          </m:sub>
+        </m:sSub>
+        <m:r>
+          <m:rPr>
+            <m:sty m:val="b"/>
+          </m:rPr>
+          <w:rPr>
+            <w:rStyle w:val="HTMLCode"/>
+            <w:rFonts w:ascii="Cambria Math" w:eastAsia="Calibri" w:hAnsi="Cambria Math"/>
+          </w:rPr>
+          <m:t>⟺</m:t>
+        </m:r>
+        <m:r>
+          <m:rPr>
+            <m:sty m:val="bi"/>
+          </m:rPr>
+          <w:rPr>
+            <w:rStyle w:val="HTMLCode"/>
+            <w:rFonts w:ascii="Cambria Math" w:eastAsia="Calibri" w:hAnsi="Cambria Math"/>
+          </w:rPr>
+          <m:t>f</m:t>
+        </m:r>
+        <m:d>
+          <m:dPr>
+            <m:ctrlPr>
+              <w:rPr>
+                <w:rStyle w:val="HTMLCode"/>
+                <w:rFonts w:ascii="Cambria Math" w:eastAsia="Calibri" w:hAnsi="Cambria Math"/>
+                <w:b/>
+                <w:bCs w:val="0"/>
+                <w:i w:val="0"/>
+              </w:rPr>
+            </m:ctrlPr>
+          </m:dPr>
+          <m:e>
+            <m:r>
+              <m:rPr>
+                <m:sty m:val="bi"/>
+              </m:rPr>
+              <w:rPr>
+                <w:rStyle w:val="HTMLCode"/>
+                <w:rFonts w:ascii="Cambria Math" w:eastAsia="Calibri" w:hAnsi="Cambria Math"/>
+              </w:rPr>
+              <m:t>a</m:t>
+            </m:r>
+          </m:e>
+        </m:d>
+        <m:r>
+          <m:rPr>
+            <m:sty m:val="b"/>
+          </m:rPr>
+          <w:rPr>
+            <w:rStyle w:val="HTMLCode"/>
+            <w:rFonts w:ascii="Cambria Math" w:eastAsia="Calibri" w:hAnsi="Cambria Math"/>
+          </w:rPr>
+          <m:t>=</m:t>
+        </m:r>
+        <m:r>
+          <m:rPr>
+            <m:sty m:val="bi"/>
+          </m:rPr>
+          <w:rPr>
+            <w:rStyle w:val="HTMLCode"/>
+            <w:rFonts w:ascii="Cambria Math" w:eastAsia="Calibri" w:hAnsi="Cambria Math"/>
+          </w:rPr>
+          <m:t>b</m:t>
+        </m:r>
+      </m:oMath>
+      <w:r>
+        <w:rPr>
+          <w:rStyle w:val="HTMLCode"/>
+          <w:rFonts w:ascii="Times New Roman" w:eastAsia="Calibri" w:hAnsi="Times New Roman" w:cs="Calibri"/>
+          <w:b/>
+          <w:bCs w:val="0"/>
+        </w:rPr>
+        <w:t xml:space="preserve"> </w:t>
+      </w:r>
+      <w:r>
+        <w:rPr>
+          <w:rStyle w:val="HTMLCode"/>
+          <w:rFonts w:ascii="Times New Roman" w:eastAsia="Calibri" w:hAnsi="Times New Roman" w:cs="Calibri"/>
+          <w:b/>
+          <w:bCs w:val="0"/>
+        </w:rPr>
+        <w:tab/>
+        <w:t>(M1.104)</w:t>
+      </w:r>
+    </w:p>
+    <w:p>
+      <w:pPr>
+        <w:pStyle w:val="StandardWeb"/>
+      </w:pPr>
+      <w:r>
+        <w:t>Für mich ist damit die Verbindung zur Relation vollständig erhalten. Die Funktion ist nicht von der mengentheoretischen Struktur abgelöst, sondern wird durch eine besonders eingeschränkte Relationsform beschrieben. [[6]]</w:t>
+      </w:r>
+    </w:p>
+    <w:p>
+      <w:pPr>
+        <w:pStyle w:val="berschrift3"/>
+      </w:pPr>
+      <w:r>
+        <w:t>M1.6.3 Definitionsbereich, Zielbereich und Bild</w:t>
+      </w:r>
+    </w:p>
+    <w:p>
+      <w:pPr>
+        <w:pStyle w:val="StandardWeb"/>
+      </w:pPr>
+      <w:r>
+        <w:t xml:space="preserve">Für eine vollständig definierte Funktion </w:t>
+      </w:r>
+      <m:oMath>
+        <m:r>
+          <w:rPr>
+            <w:rStyle w:val="HTMLCode"/>
+            <w:rFonts w:ascii="Cambria Math" w:hAnsi="Cambria Math"/>
+          </w:rPr>
+          <m:t>f:A</m:t>
+        </m:r>
+        <m:r>
+          <m:rPr>
+            <m:sty m:val="p"/>
+          </m:rPr>
+          <w:rPr>
+            <w:rStyle w:val="HTMLCode"/>
+            <w:rFonts w:ascii="Cambria Math" w:hAnsi="Cambria Math"/>
+          </w:rPr>
+          <m:t>→</m:t>
+        </m:r>
+        <m:r>
+          <w:rPr>
+            <w:rStyle w:val="HTMLCode"/>
+            <w:rFonts w:ascii="Cambria Math" w:hAnsi="Cambria Math"/>
+          </w:rPr>
+          <m:t>B</m:t>
+        </m:r>
+      </m:oMath>
+      <w:r>
+        <w:t xml:space="preserve"> ist der Definitionsbereich gerade </w:t>
+      </w:r>
+      <m:oMath>
+        <m:r>
+          <w:rPr>
+            <w:rStyle w:val="HTMLCode"/>
+            <w:rFonts w:ascii="Cambria Math" w:hAnsi="Cambria Math"/>
+          </w:rPr>
+          <m:t>A</m:t>
+        </m:r>
+      </m:oMath>
+      <w:r>
+        <w:t>.</w:t>
+      </w:r>
+    </w:p>
+    <w:p>
+      <w:pPr>
+        <w:pStyle w:val="Formel"/>
+      </w:pPr>
+      <m:oMath>
+        <m:r>
+          <m:rPr>
+            <m:nor/>
+          </m:rPr>
+          <w:rPr>
+            <w:rStyle w:val="HTMLCode"/>
+            <w:rFonts w:ascii="Cambria Math" w:eastAsia="Calibri" w:hAnsi="Cambria Math"/>
+            <w:b/>
+            <w:bCs w:val="0"/>
+            <w:i w:val="0"/>
+          </w:rPr>
+          <m:t>dom</m:t>
+        </m:r>
+        <m:d>
+          <m:dPr>
+            <m:ctrlPr>
+              <w:rPr>
+                <w:rStyle w:val="HTMLCode"/>
+                <w:rFonts w:ascii="Cambria Math" w:eastAsia="Calibri" w:hAnsi="Cambria Math"/>
+                <w:b/>
+                <w:bCs w:val="0"/>
+                <w:i w:val="0"/>
+              </w:rPr>
+            </m:ctrlPr>
+          </m:dPr>
+          <m:e>
+            <m:r>
+              <m:rPr>
+                <m:sty m:val="bi"/>
+              </m:rPr>
+              <w:rPr>
+                <w:rStyle w:val="HTMLCode"/>
+                <w:rFonts w:ascii="Cambria Math" w:eastAsia="Calibri" w:hAnsi="Cambria Math"/>
+              </w:rPr>
+              <m:t>f</m:t>
+            </m:r>
+          </m:e>
+        </m:d>
+        <m:r>
+          <m:rPr>
+            <m:sty m:val="b"/>
+          </m:rPr>
+          <w:rPr>
+            <w:rStyle w:val="HTMLCode"/>
+            <w:rFonts w:ascii="Cambria Math" w:eastAsia="Calibri" w:hAnsi="Cambria Math"/>
+          </w:rPr>
+          <m:t>=</m:t>
+        </m:r>
+        <m:r>
+          <m:rPr>
+            <m:sty m:val="bi"/>
+          </m:rPr>
+          <w:rPr>
+            <w:rStyle w:val="HTMLCode"/>
+            <w:rFonts w:ascii="Cambria Math" w:eastAsia="Calibri" w:hAnsi="Cambria Math"/>
+          </w:rPr>
+          <m:t>A</m:t>
+        </m:r>
+      </m:oMath>
+      <w:r>
+        <w:rPr>
+          <w:rStyle w:val="HTMLCode"/>
+          <w:rFonts w:ascii="Times New Roman" w:eastAsia="Calibri" w:hAnsi="Times New Roman" w:cs="Calibri"/>
+          <w:b/>
+          <w:bCs w:val="0"/>
+        </w:rPr>
+        <w:t xml:space="preserve"> </w:t>
+      </w:r>
+      <w:r>
+        <w:rPr>
+          <w:rStyle w:val="HTMLCode"/>
+          <w:rFonts w:ascii="Times New Roman" w:eastAsia="Calibri" w:hAnsi="Times New Roman" w:cs="Calibri"/>
+          <w:b/>
+          <w:bCs w:val="0"/>
+        </w:rPr>
+        <w:tab/>
+        <w:t>(M1.105)</w:t>
+      </w:r>
+    </w:p>
+    <w:p>
+      <w:pPr>
+        <w:pStyle w:val="StandardWeb"/>
+      </w:pPr>
+      <w:r>
+        <w:t>Der Zielbereich gehört ebenfalls zur Festlegung der Funktion:</w:t>
+      </w:r>
+    </w:p>
+    <w:p>
+      <w:pPr>
+        <w:pStyle w:val="Formel"/>
+      </w:pPr>
+      <m:oMath>
+        <m:r>
+          <m:rPr>
+            <m:nor/>
+          </m:rPr>
+          <w:rPr>
+            <w:rStyle w:val="HTMLCode"/>
+            <w:rFonts w:ascii="Cambria Math" w:eastAsia="Calibri" w:hAnsi="Cambria Math"/>
+            <w:b/>
+            <w:bCs w:val="0"/>
+            <w:i w:val="0"/>
+          </w:rPr>
+          <m:t>cod</m:t>
+        </m:r>
+        <m:d>
+          <m:dPr>
+            <m:ctrlPr>
+              <w:rPr>
+                <w:rStyle w:val="HTMLCode"/>
+                <w:rFonts w:ascii="Cambria Math" w:eastAsia="Calibri" w:hAnsi="Cambria Math"/>
+                <w:b/>
+                <w:bCs w:val="0"/>
+                <w:i w:val="0"/>
+              </w:rPr>
+            </m:ctrlPr>
+          </m:dPr>
+          <m:e>
+            <m:r>
+              <m:rPr>
+                <m:sty m:val="bi"/>
+              </m:rPr>
+              <w:rPr>
+                <w:rStyle w:val="HTMLCode"/>
+                <w:rFonts w:ascii="Cambria Math" w:eastAsia="Calibri" w:hAnsi="Cambria Math"/>
+              </w:rPr>
+              <m:t>f</m:t>
+            </m:r>
+          </m:e>
+        </m:d>
+        <m:r>
+          <m:rPr>
+            <m:sty m:val="b"/>
+          </m:rPr>
+          <w:rPr>
+            <w:rStyle w:val="HTMLCode"/>
+            <w:rFonts w:ascii="Cambria Math" w:eastAsia="Calibri" w:hAnsi="Cambria Math"/>
+          </w:rPr>
+          <m:t>=</m:t>
+        </m:r>
+        <m:r>
+          <m:rPr>
+            <m:sty m:val="bi"/>
+          </m:rPr>
+          <w:rPr>
+            <w:rStyle w:val="HTMLCode"/>
+            <w:rFonts w:ascii="Cambria Math" w:eastAsia="Calibri" w:hAnsi="Cambria Math"/>
+          </w:rPr>
+          <m:t>B</m:t>
+        </m:r>
+      </m:oMath>
+      <w:r>
+        <w:rPr>
+          <w:rStyle w:val="HTMLCode"/>
+          <w:rFonts w:ascii="Times New Roman" w:eastAsia="Calibri" w:hAnsi="Times New Roman" w:cs="Calibri"/>
+          <w:b/>
+          <w:bCs w:val="0"/>
+        </w:rPr>
+        <w:t xml:space="preserve"> </w:t>
+      </w:r>
+      <w:r>
+        <w:rPr>
+          <w:rStyle w:val="HTMLCode"/>
+          <w:rFonts w:ascii="Times New Roman" w:eastAsia="Calibri" w:hAnsi="Times New Roman" w:cs="Calibri"/>
+          <w:b/>
+          <w:bCs w:val="0"/>
+        </w:rPr>
+        <w:tab/>
+        <w:t>(M1.106)</w:t>
+      </w:r>
+    </w:p>
+    <w:p>
+      <w:pPr>
+        <w:pStyle w:val="StandardWeb"/>
+      </w:pPr>
+      <w:r>
+        <w:t>Davon unterscheide ich ausdrücklich die tatsächlich angenommene Bildmenge.</w:t>
+      </w:r>
+    </w:p>
+    <w:p>
+      <w:pPr>
+        <w:pStyle w:val="Formel"/>
+      </w:pPr>
+      <m:oMath>
+        <m:r>
+          <m:rPr>
+            <m:sty m:val="bi"/>
+          </m:rPr>
+          <w:rPr>
+            <w:rStyle w:val="HTMLCode"/>
+            <w:rFonts w:ascii="Cambria Math" w:eastAsia="Calibri" w:hAnsi="Cambria Math"/>
+          </w:rPr>
+          <m:t>im</m:t>
+        </m:r>
+        <m:r>
+          <m:rPr>
+            <m:sty m:val="bi"/>
+          </m:rPr>
+          <w:rPr>
+            <w:rStyle w:val="HTMLCode"/>
+            <w:rFonts w:ascii="Cambria Math" w:eastAsia="Calibri" w:hAnsi="Cambria Math"/>
+          </w:rPr>
+          <m:t>f</m:t>
+        </m:r>
+        <m:r>
+          <m:rPr>
+            <m:sty m:val="b"/>
+          </m:rPr>
+          <w:rPr>
+            <w:rStyle w:val="HTMLCode"/>
+            <w:rFonts w:ascii="Cambria Math" w:eastAsia="Calibri" w:hAnsi="Cambria Math"/>
+          </w:rPr>
+          <m:t>=</m:t>
+        </m:r>
+        <m:r>
+          <m:rPr>
+            <m:lit/>
+            <m:sty m:val="p"/>
+          </m:rPr>
+          <w:rPr>
+            <w:rStyle w:val="HTMLCode"/>
+            <w:rFonts w:ascii="Cambria Math" w:eastAsia="Calibri" w:hAnsi="Cambria Math"/>
+          </w:rPr>
+          <m:t>{</m:t>
+        </m:r>
+        <m:r>
+          <m:rPr>
+            <m:sty m:val="bi"/>
+          </m:rPr>
+          <w:rPr>
+            <w:rStyle w:val="HTMLCode"/>
+            <w:rFonts w:ascii="Cambria Math" w:eastAsia="Calibri" w:hAnsi="Cambria Math"/>
+          </w:rPr>
+          <m:t>f</m:t>
+        </m:r>
+        <m:r>
+          <m:rPr>
+            <m:sty m:val="bi"/>
+          </m:rPr>
+          <w:rPr>
+            <w:rStyle w:val="HTMLCode"/>
+            <w:rFonts w:ascii="Cambria Math" w:eastAsia="Calibri" w:hAnsi="Cambria Math"/>
+          </w:rPr>
+          <m:t>a</m:t>
+        </m:r>
+        <m:r>
+          <m:rPr>
+            <m:sty m:val="p"/>
+          </m:rPr>
+          <w:rPr>
+            <w:rStyle w:val="HTMLCode"/>
+            <w:rFonts w:ascii="Cambria Math" w:eastAsia="Calibri" w:hAnsi="Cambria Math"/>
+          </w:rPr>
+          <m:t>|</m:t>
+        </m:r>
+        <m:r>
+          <m:rPr>
+            <m:sty m:val="b"/>
+          </m:rPr>
+          <w:rPr>
+            <w:rStyle w:val="HTMLCode"/>
+            <w:rFonts w:ascii="Cambria Math" w:eastAsia="Calibri" w:hAnsi="Cambria Math"/>
+          </w:rPr>
+          <m:t xml:space="preserve"> </m:t>
+        </m:r>
+        <m:r>
+          <m:rPr>
+            <m:sty m:val="bi"/>
+          </m:rPr>
+          <w:rPr>
+            <w:rStyle w:val="HTMLCode"/>
+            <w:rFonts w:ascii="Cambria Math" w:eastAsia="Calibri" w:hAnsi="Cambria Math"/>
+          </w:rPr>
+          <m:t>a</m:t>
+        </m:r>
+        <m:r>
+          <m:rPr>
+            <m:sty m:val="b"/>
+          </m:rPr>
+          <w:rPr>
+            <w:rStyle w:val="HTMLCode"/>
+            <w:rFonts w:ascii="Cambria Math" w:eastAsia="Calibri" w:hAnsi="Cambria Math"/>
+          </w:rPr>
+          <m:t>∈</m:t>
+        </m:r>
+        <m:r>
+          <m:rPr>
+            <m:sty m:val="bi"/>
+          </m:rPr>
+          <w:rPr>
+            <w:rStyle w:val="HTMLCode"/>
+            <w:rFonts w:ascii="Cambria Math" w:eastAsia="Calibri" w:hAnsi="Cambria Math"/>
+          </w:rPr>
+          <m:t>A</m:t>
+        </m:r>
+        <m:r>
+          <m:rPr>
+            <m:lit/>
+            <m:sty m:val="p"/>
+          </m:rPr>
+          <w:rPr>
+            <w:rStyle w:val="HTMLCode"/>
+            <w:rFonts w:ascii="Cambria Math" w:eastAsia="Calibri" w:hAnsi="Cambria Math"/>
+          </w:rPr>
+          <m:t>}</m:t>
+        </m:r>
+      </m:oMath>
+      <w:r>
+        <w:rPr>
+          <w:rStyle w:val="HTMLCode"/>
+          <w:rFonts w:ascii="Times New Roman" w:eastAsia="Calibri" w:hAnsi="Times New Roman" w:cs="Calibri"/>
+        </w:rPr>
+        <w:t xml:space="preserve"> </w:t>
+      </w:r>
+      <w:r>
+        <w:rPr>
+          <w:rStyle w:val="HTMLCode"/>
+          <w:rFonts w:ascii="Times New Roman" w:eastAsia="Calibri" w:hAnsi="Times New Roman" w:cs="Calibri"/>
+        </w:rPr>
+        <w:tab/>
+        <w:t>(M1.107)</w:t>
+      </w:r>
+    </w:p>
+    <w:p>
+      <w:pPr>
+        <w:pStyle w:val="StandardWeb"/>
+      </w:pPr>
+      <w:r>
+        <w:t>Für jede Funktion gilt deshalb:</w:t>
+      </w:r>
+    </w:p>
+    <w:p>
+      <w:pPr>
+        <w:pStyle w:val="Formel"/>
+      </w:pPr>
+      <m:oMath>
+        <m:r>
+          <m:rPr>
+            <m:nor/>
+          </m:rPr>
+          <w:rPr>
+            <w:rStyle w:val="HTMLCode"/>
+            <w:rFonts w:ascii="Cambria Math" w:eastAsia="Calibri" w:hAnsi="Cambria Math"/>
+            <w:b/>
+            <w:bCs w:val="0"/>
+            <w:i w:val="0"/>
+          </w:rPr>
+          <m:t>im</m:t>
+        </m:r>
+        <m:d>
+          <m:dPr>
+            <m:ctrlPr>
+              <w:rPr>
+                <w:rStyle w:val="HTMLCode"/>
+                <w:rFonts w:ascii="Cambria Math" w:eastAsia="Calibri" w:hAnsi="Cambria Math"/>
+                <w:b/>
+                <w:bCs w:val="0"/>
+                <w:i w:val="0"/>
+              </w:rPr>
+            </m:ctrlPr>
+          </m:dPr>
+          <m:e>
+            <m:r>
+              <m:rPr>
+                <m:sty m:val="bi"/>
+              </m:rPr>
+              <w:rPr>
+                <w:rStyle w:val="HTMLCode"/>
+                <w:rFonts w:ascii="Cambria Math" w:eastAsia="Calibri" w:hAnsi="Cambria Math"/>
+              </w:rPr>
+              <m:t>f</m:t>
+            </m:r>
+          </m:e>
+        </m:d>
+        <m:r>
+          <m:rPr>
+            <m:sty m:val="b"/>
+          </m:rPr>
+          <w:rPr>
+            <w:rStyle w:val="HTMLCode"/>
+            <w:rFonts w:ascii="Cambria Math" w:eastAsia="Calibri" w:hAnsi="Cambria Math"/>
+          </w:rPr>
+          <m:t>⊆</m:t>
+        </m:r>
+        <m:r>
+          <m:rPr>
+            <m:sty m:val="bi"/>
+          </m:rPr>
+          <w:rPr>
+            <w:rStyle w:val="HTMLCode"/>
+            <w:rFonts w:ascii="Cambria Math" w:eastAsia="Calibri" w:hAnsi="Cambria Math"/>
+          </w:rPr>
+          <m:t>B</m:t>
+        </m:r>
+      </m:oMath>
+      <w:r>
+        <w:rPr>
+          <w:rStyle w:val="HTMLCode"/>
+          <w:rFonts w:ascii="Times New Roman" w:eastAsia="Calibri" w:hAnsi="Times New Roman" w:cs="Calibri"/>
+          <w:b/>
+          <w:bCs w:val="0"/>
+        </w:rPr>
+        <w:t xml:space="preserve"> </w:t>
+      </w:r>
+      <w:r>
+        <w:rPr>
+          <w:rStyle w:val="HTMLCode"/>
+          <w:rFonts w:ascii="Times New Roman" w:eastAsia="Calibri" w:hAnsi="Times New Roman" w:cs="Calibri"/>
+          <w:b/>
+          <w:bCs w:val="0"/>
+        </w:rPr>
+        <w:tab/>
+        <w:t>(M1.108)</w:t>
+      </w:r>
+    </w:p>
+    <w:p>
+      <w:pPr>
+        <w:pStyle w:val="StandardWeb"/>
+      </w:pPr>
+      <w:r>
+        <w:t xml:space="preserve">Diese Unterscheidung ist für den weiteren Aufbau wichtig. Der Zielbereich </w:t>
+      </w:r>
+      <m:oMath>
+        <m:r>
+          <w:rPr>
+            <w:rStyle w:val="HTMLCode"/>
+            <w:rFonts w:ascii="Cambria Math" w:hAnsi="Cambria Math"/>
+          </w:rPr>
+          <m:t>B</m:t>
+        </m:r>
+      </m:oMath>
+      <w:r>
+        <w:t xml:space="preserve"> wird mit der Funktion festgelegt. Die Bildmenge </w:t>
+      </w:r>
+      <m:oMath>
+        <m:r>
+          <m:rPr>
+            <m:nor/>
+          </m:rPr>
+          <w:rPr>
+            <w:rStyle w:val="HTMLCode"/>
+            <w:rFonts w:ascii="Cambria Math" w:hAnsi="Cambria Math"/>
+          </w:rPr>
+          <m:t>im</m:t>
+        </m:r>
+        <m:d>
+          <m:dPr>
+            <m:ctrlPr>
+              <w:rPr>
+                <w:rStyle w:val="HTMLCode"/>
+                <w:rFonts w:ascii="Cambria Math" w:hAnsi="Cambria Math"/>
+                <w:i/>
+              </w:rPr>
+            </m:ctrlPr>
+          </m:dPr>
+          <m:e>
+            <m:r>
+              <w:rPr>
+                <w:rStyle w:val="HTMLCode"/>
+                <w:rFonts w:ascii="Cambria Math" w:hAnsi="Cambria Math"/>
+              </w:rPr>
+              <m:t>f</m:t>
+            </m:r>
+          </m:e>
+        </m:d>
+      </m:oMath>
+      <w:r>
+        <w:t xml:space="preserve"> ergibt sich dagegen erst aus den tatsächlich angenommenen Funktionswerten. Beide Mengen müssen deshalb nicht identisch sein.</w:t>
+      </w:r>
+    </w:p>
+    <w:p>
+      <w:pPr>
+        <w:pStyle w:val="berschrift3"/>
+      </w:pPr>
+      <w:r>
+        <w:t>M1.6.4 Eindeutigkeit betrifft den Ausgangswert</w:t>
+      </w:r>
+    </w:p>
+    <w:p>
+      <w:pPr>
+        <w:pStyle w:val="StandardWeb"/>
+      </w:pPr>
+      <w:r>
+        <w:t xml:space="preserve">Die Eindeutigkeitsforderung des Funktionsbegriffs bezieht sich auf jedes einzelne Argument. Für ein festes </w:t>
+      </w:r>
+      <m:oMath>
+        <m:r>
+          <w:rPr>
+            <w:rStyle w:val="HTMLCode"/>
+            <w:rFonts w:ascii="Cambria Math" w:hAnsi="Cambria Math"/>
+          </w:rPr>
+          <m:t>a</m:t>
+        </m:r>
+      </m:oMath>
+      <w:r>
+        <w:t xml:space="preserve"> können nicht zwei verschiedene Funktionswerte auftreten.</w:t>
+      </w:r>
+    </w:p>
+    <w:p>
+      <w:pPr>
+        <w:pStyle w:val="Formel"/>
+      </w:pPr>
+      <m:oMath>
+        <m:r>
+          <m:rPr>
+            <m:sty m:val="bi"/>
+          </m:rPr>
+          <w:rPr>
+            <w:rStyle w:val="HTMLCode"/>
+            <w:rFonts w:ascii="Cambria Math" w:eastAsia="Calibri" w:hAnsi="Cambria Math"/>
+          </w:rPr>
+          <m:t>f</m:t>
+        </m:r>
+        <m:d>
+          <m:dPr>
+            <m:ctrlPr>
+              <w:rPr>
+                <w:rStyle w:val="HTMLCode"/>
+                <w:rFonts w:ascii="Cambria Math" w:eastAsia="Calibri" w:hAnsi="Cambria Math"/>
+                <w:b/>
+                <w:bCs w:val="0"/>
+                <w:i w:val="0"/>
+              </w:rPr>
+            </m:ctrlPr>
+          </m:dPr>
+          <m:e>
+            <m:r>
+              <m:rPr>
+                <m:sty m:val="bi"/>
+              </m:rPr>
+              <w:rPr>
+                <w:rStyle w:val="HTMLCode"/>
+                <w:rFonts w:ascii="Cambria Math" w:eastAsia="Calibri" w:hAnsi="Cambria Math"/>
+              </w:rPr>
+              <m:t>a</m:t>
+            </m:r>
+          </m:e>
+        </m:d>
+        <m:r>
+          <m:rPr>
+            <m:sty m:val="b"/>
+          </m:rPr>
+          <w:rPr>
+            <w:rStyle w:val="HTMLCode"/>
+            <w:rFonts w:ascii="Cambria Math" w:eastAsia="Calibri" w:hAnsi="Cambria Math"/>
+          </w:rPr>
+          <m:t>=</m:t>
+        </m:r>
+        <m:sSub>
+          <m:sSubPr>
+            <m:ctrlPr>
+              <w:rPr>
+                <w:rStyle w:val="HTMLCode"/>
+                <w:rFonts w:ascii="Cambria Math" w:eastAsia="Calibri" w:hAnsi="Cambria Math"/>
+                <w:b/>
+                <w:bCs w:val="0"/>
+                <w:i w:val="0"/>
+              </w:rPr>
+            </m:ctrlPr>
+          </m:sSubPr>
+          <m:e>
+            <m:r>
+              <m:rPr>
+                <m:sty m:val="bi"/>
+              </m:rPr>
+              <w:rPr>
+                <w:rStyle w:val="HTMLCode"/>
+                <w:rFonts w:ascii="Cambria Math" w:eastAsia="Calibri" w:hAnsi="Cambria Math"/>
+              </w:rPr>
+              <m:t>b</m:t>
+            </m:r>
+          </m:e>
+          <m:sub>
+            <m:r>
+              <m:rPr>
+                <m:sty m:val="b"/>
+              </m:rPr>
+              <w:rPr>
+                <w:rStyle w:val="HTMLCode"/>
+                <w:rFonts w:ascii="Cambria Math" w:eastAsia="Calibri" w:hAnsi="Cambria Math"/>
+              </w:rPr>
+              <m:t>1</m:t>
+            </m:r>
+          </m:sub>
+        </m:sSub>
+        <m:r>
+          <m:rPr>
+            <m:sty m:val="b"/>
+          </m:rPr>
+          <w:rPr>
+            <w:rStyle w:val="HTMLCode"/>
+            <w:rFonts w:ascii="Cambria Math" w:eastAsia="Calibri" w:hAnsi="Cambria Math"/>
+          </w:rPr>
+          <m:t>∧</m:t>
+        </m:r>
+        <m:r>
+          <m:rPr>
+            <m:sty m:val="bi"/>
+          </m:rPr>
+          <w:rPr>
+            <w:rStyle w:val="HTMLCode"/>
+            <w:rFonts w:ascii="Cambria Math" w:eastAsia="Calibri" w:hAnsi="Cambria Math"/>
+          </w:rPr>
+          <m:t>f</m:t>
+        </m:r>
+        <m:d>
+          <m:dPr>
+            <m:ctrlPr>
+              <w:rPr>
+                <w:rStyle w:val="HTMLCode"/>
+                <w:rFonts w:ascii="Cambria Math" w:eastAsia="Calibri" w:hAnsi="Cambria Math"/>
+                <w:b/>
+                <w:bCs w:val="0"/>
+                <w:i w:val="0"/>
+              </w:rPr>
+            </m:ctrlPr>
+          </m:dPr>
+          <m:e>
+            <m:r>
+              <m:rPr>
+                <m:sty m:val="bi"/>
+              </m:rPr>
+              <w:rPr>
+                <w:rStyle w:val="HTMLCode"/>
+                <w:rFonts w:ascii="Cambria Math" w:eastAsia="Calibri" w:hAnsi="Cambria Math"/>
+              </w:rPr>
+              <m:t>a</m:t>
+            </m:r>
+          </m:e>
+        </m:d>
+        <m:r>
+          <m:rPr>
+            <m:sty m:val="b"/>
+          </m:rPr>
+          <w:rPr>
+            <w:rStyle w:val="HTMLCode"/>
+            <w:rFonts w:ascii="Cambria Math" w:eastAsia="Calibri" w:hAnsi="Cambria Math"/>
+          </w:rPr>
+          <m:t>=</m:t>
+        </m:r>
+        <m:sSub>
+          <m:sSubPr>
+            <m:ctrlPr>
+              <w:rPr>
+                <w:rStyle w:val="HTMLCode"/>
+                <w:rFonts w:ascii="Cambria Math" w:eastAsia="Calibri" w:hAnsi="Cambria Math"/>
+                <w:b/>
+                <w:bCs w:val="0"/>
+                <w:i w:val="0"/>
+              </w:rPr>
+            </m:ctrlPr>
+          </m:sSubPr>
+          <m:e>
+            <m:r>
+              <m:rPr>
+                <m:sty m:val="bi"/>
+              </m:rPr>
+              <w:rPr>
+                <w:rStyle w:val="HTMLCode"/>
+                <w:rFonts w:ascii="Cambria Math" w:eastAsia="Calibri" w:hAnsi="Cambria Math"/>
+              </w:rPr>
+              <m:t>b</m:t>
+            </m:r>
+          </m:e>
+          <m:sub>
+            <m:r>
+              <m:rPr>
+                <m:sty m:val="b"/>
+              </m:rPr>
+              <w:rPr>
+                <w:rStyle w:val="HTMLCode"/>
+                <w:rFonts w:ascii="Cambria Math" w:eastAsia="Calibri" w:hAnsi="Cambria Math"/>
+              </w:rPr>
+              <m:t>2</m:t>
+            </m:r>
+          </m:sub>
+        </m:sSub>
+        <m:r>
+          <m:rPr>
+            <m:sty m:val="p"/>
+          </m:rPr>
+          <w:rPr>
+            <w:rStyle w:val="HTMLCode"/>
+            <w:rFonts w:ascii="Cambria Math" w:eastAsia="Calibri" w:hAnsi="Cambria Math" w:cs="Cambria Math"/>
+          </w:rPr>
+          <m:t>⟹</m:t>
+        </m:r>
+        <m:sSub>
+          <m:sSubPr>
+            <m:ctrlPr>
+              <w:rPr>
+                <w:rStyle w:val="HTMLCode"/>
+                <w:rFonts w:ascii="Cambria Math" w:eastAsia="Calibri" w:hAnsi="Cambria Math"/>
+                <w:b/>
+                <w:bCs w:val="0"/>
+                <w:i w:val="0"/>
+              </w:rPr>
+            </m:ctrlPr>
+          </m:sSubPr>
+          <m:e>
+            <m:r>
+              <m:rPr>
+                <m:sty m:val="bi"/>
+              </m:rPr>
+              <w:rPr>
+                <w:rStyle w:val="HTMLCode"/>
+                <w:rFonts w:ascii="Cambria Math" w:eastAsia="Calibri" w:hAnsi="Cambria Math"/>
+              </w:rPr>
+              <m:t>b</m:t>
+            </m:r>
+          </m:e>
+          <m:sub>
+            <m:r>
+              <m:rPr>
+                <m:sty m:val="b"/>
+              </m:rPr>
+              <w:rPr>
+                <w:rStyle w:val="HTMLCode"/>
+                <w:rFonts w:ascii="Cambria Math" w:eastAsia="Calibri" w:hAnsi="Cambria Math"/>
+              </w:rPr>
+              <m:t>1</m:t>
+            </m:r>
+          </m:sub>
+        </m:sSub>
+        <m:r>
+          <m:rPr>
+            <m:sty m:val="b"/>
+          </m:rPr>
+          <w:rPr>
+            <w:rStyle w:val="HTMLCode"/>
+            <w:rFonts w:ascii="Cambria Math" w:eastAsia="Calibri" w:hAnsi="Cambria Math"/>
+          </w:rPr>
+          <m:t>=</m:t>
+        </m:r>
+        <m:sSub>
+          <m:sSubPr>
+            <m:ctrlPr>
+              <w:rPr>
+                <w:rStyle w:val="HTMLCode"/>
+                <w:rFonts w:ascii="Cambria Math" w:eastAsia="Calibri" w:hAnsi="Cambria Math"/>
+                <w:b/>
+                <w:bCs w:val="0"/>
+                <w:i w:val="0"/>
+              </w:rPr>
+            </m:ctrlPr>
+          </m:sSubPr>
+          <m:e>
+            <m:r>
+              <m:rPr>
+                <m:sty m:val="bi"/>
+              </m:rPr>
+              <w:rPr>
+                <w:rStyle w:val="HTMLCode"/>
+                <w:rFonts w:ascii="Cambria Math" w:eastAsia="Calibri" w:hAnsi="Cambria Math"/>
+              </w:rPr>
+              <m:t>b</m:t>
+            </m:r>
+          </m:e>
+          <m:sub>
+            <m:r>
+              <m:rPr>
+                <m:sty m:val="b"/>
+              </m:rPr>
+              <w:rPr>
+                <w:rStyle w:val="HTMLCode"/>
+                <w:rFonts w:ascii="Cambria Math" w:eastAsia="Calibri" w:hAnsi="Cambria Math"/>
+              </w:rPr>
+              <m:t>2</m:t>
+            </m:r>
+          </m:sub>
+        </m:sSub>
+      </m:oMath>
+      <w:r>
+        <w:rPr>
+          <w:rStyle w:val="HTMLCode"/>
+          <w:rFonts w:ascii="Times New Roman" w:eastAsia="Calibri" w:hAnsi="Times New Roman" w:cs="Calibri"/>
+          <w:b/>
+          <w:bCs w:val="0"/>
+        </w:rPr>
+        <w:t xml:space="preserve"> </w:t>
+      </w:r>
+      <w:r>
+        <w:rPr>
+          <w:rStyle w:val="HTMLCode"/>
+          <w:rFonts w:ascii="Times New Roman" w:eastAsia="Calibri" w:hAnsi="Times New Roman" w:cs="Calibri"/>
+          <w:b/>
+          <w:bCs w:val="0"/>
+        </w:rPr>
+        <w:tab/>
+        <w:t>(M1.109)</w:t>
+      </w:r>
+    </w:p>
+    <w:p>
+      <w:pPr>
+        <w:pStyle w:val="StandardWeb"/>
+      </w:pPr>
+      <w:r>
+        <w:t>Aus unterschiedlichen Argumenten folgt dagegen zunächst noch nicht, dass unterschiedliche Funktionswerte entstehen müssen.</w:t>
+      </w:r>
+    </w:p>
+    <w:p>
+      <w:pPr>
+        <w:pStyle w:val="StandardWeb"/>
+      </w:pPr>
+      <w:r>
+        <w:t xml:space="preserve">Ich halte diese Aussage bewusst ohne Negationspfeil fest, weil die Funktionsdefinition lediglich Eindeutigkeit </w:t>
+      </w:r>
+      <w:r>
+        <w:rPr>
+          <w:rStyle w:val="Fett"/>
+        </w:rPr>
+        <w:t>für dasselbe Argument</w:t>
+      </w:r>
+      <w:r>
+        <w:t xml:space="preserve"> fordert. Es ist daher durchaus möglich, dass für </w:t>
+      </w:r>
+      <m:oMath>
+        <m:sSub>
+          <m:sSubPr>
+            <m:ctrlPr>
+              <w:rPr>
+                <w:rStyle w:val="HTMLCode"/>
+                <w:rFonts w:ascii="Cambria Math" w:hAnsi="Cambria Math"/>
+                <w:i/>
+              </w:rPr>
+            </m:ctrlPr>
+          </m:sSubPr>
+          <m:e>
+            <m:r>
+              <w:rPr>
+                <w:rStyle w:val="HTMLCode"/>
+                <w:rFonts w:ascii="Cambria Math" w:hAnsi="Cambria Math"/>
+              </w:rPr>
+              <m:t>a</m:t>
+            </m:r>
+          </m:e>
+          <m:sub>
+            <m:r>
+              <w:rPr>
+                <w:rStyle w:val="HTMLCode"/>
+                <w:rFonts w:ascii="Cambria Math" w:hAnsi="Cambria Math"/>
+              </w:rPr>
+              <m:t>1</m:t>
+            </m:r>
+          </m:sub>
+        </m:sSub>
+        <m:r>
+          <m:rPr>
+            <m:sty m:val="p"/>
+          </m:rPr>
+          <w:rPr>
+            <w:rStyle w:val="HTMLCode"/>
+            <w:rFonts w:ascii="Cambria Math" w:hAnsi="Cambria Math"/>
+          </w:rPr>
+          <m:t>≠</m:t>
+        </m:r>
+        <m:sSub>
+          <m:sSubPr>
+            <m:ctrlPr>
+              <w:rPr>
+                <w:rStyle w:val="HTMLCode"/>
+                <w:rFonts w:ascii="Cambria Math" w:hAnsi="Cambria Math"/>
+                <w:i/>
+              </w:rPr>
+            </m:ctrlPr>
+          </m:sSubPr>
+          <m:e>
+            <m:r>
+              <w:rPr>
+                <w:rStyle w:val="HTMLCode"/>
+                <w:rFonts w:ascii="Cambria Math" w:hAnsi="Cambria Math"/>
+              </w:rPr>
+              <m:t>a</m:t>
+            </m:r>
+            <m:ctrlPr>
+              <w:rPr>
+                <w:rStyle w:val="HTMLCode"/>
+                <w:rFonts w:ascii="Cambria Math" w:hAnsi="Cambria Math"/>
+              </w:rPr>
+            </m:ctrlPr>
+          </m:e>
+          <m:sub>
+            <m:r>
+              <w:rPr>
+                <w:rStyle w:val="HTMLCode"/>
+                <w:rFonts w:ascii="Cambria Math" w:hAnsi="Cambria Math"/>
+              </w:rPr>
+              <m:t>2</m:t>
+            </m:r>
+          </m:sub>
+        </m:sSub>
+      </m:oMath>
+      <w:r>
+        <w:t xml:space="preserve"> trotzdem </w:t>
+      </w:r>
+      <m:oMath>
+        <m:r>
+          <w:rPr>
+            <w:rStyle w:val="HTMLCode"/>
+            <w:rFonts w:ascii="Cambria Math" w:hAnsi="Cambria Math"/>
+          </w:rPr>
+          <m:t>f</m:t>
+        </m:r>
+        <m:d>
+          <m:dPr>
+            <m:ctrlPr>
+              <w:rPr>
+                <w:rStyle w:val="HTMLCode"/>
+                <w:rFonts w:ascii="Cambria Math" w:hAnsi="Cambria Math"/>
+                <w:i/>
+              </w:rPr>
+            </m:ctrlPr>
+          </m:dPr>
+          <m:e>
+            <m:sSub>
+              <m:sSubPr>
+                <m:ctrlPr>
+                  <w:rPr>
+                    <w:rStyle w:val="HTMLCode"/>
+                    <w:rFonts w:ascii="Cambria Math" w:hAnsi="Cambria Math"/>
+                    <w:i/>
+                  </w:rPr>
+                </m:ctrlPr>
+              </m:sSubPr>
+              <m:e>
+                <m:r>
+                  <w:rPr>
+                    <w:rStyle w:val="HTMLCode"/>
+                    <w:rFonts w:ascii="Cambria Math" w:hAnsi="Cambria Math"/>
+                  </w:rPr>
+                  <m:t>a</m:t>
+                </m:r>
+              </m:e>
+              <m:sub>
+                <m:r>
+                  <w:rPr>
+                    <w:rStyle w:val="HTMLCode"/>
+                    <w:rFonts w:ascii="Cambria Math" w:hAnsi="Cambria Math"/>
+                  </w:rPr>
+                  <m:t>1</m:t>
+                </m:r>
+              </m:sub>
+            </m:sSub>
+          </m:e>
+        </m:d>
+        <m:r>
+          <w:rPr>
+            <w:rStyle w:val="HTMLCode"/>
+            <w:rFonts w:ascii="Cambria Math" w:hAnsi="Cambria Math"/>
+          </w:rPr>
+          <m:t>=f</m:t>
+        </m:r>
+        <m:d>
+          <m:dPr>
+            <m:ctrlPr>
+              <w:rPr>
+                <w:rStyle w:val="HTMLCode"/>
+                <w:rFonts w:ascii="Cambria Math" w:hAnsi="Cambria Math"/>
+                <w:i/>
+              </w:rPr>
+            </m:ctrlPr>
+          </m:dPr>
+          <m:e>
+            <m:sSub>
+              <m:sSubPr>
+                <m:ctrlPr>
+                  <w:rPr>
+                    <w:rStyle w:val="HTMLCode"/>
+                    <w:rFonts w:ascii="Cambria Math" w:hAnsi="Cambria Math"/>
+                    <w:i/>
+                  </w:rPr>
+                </m:ctrlPr>
+              </m:sSubPr>
+              <m:e>
+                <m:r>
+                  <w:rPr>
+                    <w:rStyle w:val="HTMLCode"/>
+                    <w:rFonts w:ascii="Cambria Math" w:hAnsi="Cambria Math"/>
+                  </w:rPr>
+                  <m:t>a</m:t>
+                </m:r>
+              </m:e>
+              <m:sub>
+                <m:r>
+                  <w:rPr>
+                    <w:rStyle w:val="HTMLCode"/>
+                    <w:rFonts w:ascii="Cambria Math" w:hAnsi="Cambria Math"/>
+                  </w:rPr>
+                  <m:t>2</m:t>
+                </m:r>
+              </m:sub>
+            </m:sSub>
+          </m:e>
+        </m:d>
+      </m:oMath>
+      <w:r>
+        <w:t xml:space="preserve"> gilt.</w:t>
+      </w:r>
+    </w:p>
+    <w:p>
+      <w:pPr>
+        <w:pStyle w:val="StandardWeb"/>
+      </w:pPr>
+      <w:r>
+        <w:t>Genau diese noch offene Eigenschaft wird später durch die Injektivität zusätzlich eingeschränkt.</w:t>
+      </w:r>
+    </w:p>
+    <w:p>
+      <w:pPr>
+        <w:pStyle w:val="berschrift3"/>
+      </w:pPr>
+      <w:r>
+        <w:t>M1.6.5 Gleichheit von Funktionen</w:t>
+      </w:r>
+    </w:p>
+    <w:p>
+      <w:pPr>
+        <w:pStyle w:val="StandardWeb"/>
+      </w:pPr>
+      <w:r>
+        <w:lastRenderedPageBreak/>
+        <w:t>Auch bei Funktionen möchte ich zwischen Bezeichnung und mathematischer Identität unterscheiden. Zwei Funktionen sind nicht schon deshalb gleich, weil sie dieselbe Zuordnungsvorschrift in einer bestimmten Schreibweise verwenden. Für die Gleichheit müssen ihre vollständigen strukturellen Bestandteile übereinstimmen.</w:t>
+      </w:r>
+    </w:p>
+    <w:p>
+      <w:pPr>
+        <w:pStyle w:val="StandardWeb"/>
+      </w:pPr>
+      <w:r>
+        <w:t>Sind Definitionsbereich und Zielbereich bereits gemeinsam festgelegt, genügt:</w:t>
+      </w:r>
+    </w:p>
+    <w:p>
+      <w:pPr>
+        <w:pStyle w:val="Formel"/>
+      </w:pPr>
+      <m:oMath>
+        <m:r>
+          <m:rPr>
+            <m:sty m:val="bi"/>
+          </m:rPr>
+          <w:rPr>
+            <w:rStyle w:val="HTMLCode"/>
+            <w:rFonts w:ascii="Cambria Math" w:eastAsia="Calibri" w:hAnsi="Cambria Math"/>
+          </w:rPr>
+          <m:t>f</m:t>
+        </m:r>
+        <m:r>
+          <m:rPr>
+            <m:sty m:val="b"/>
+          </m:rPr>
+          <w:rPr>
+            <w:rStyle w:val="HTMLCode"/>
+            <w:rFonts w:ascii="Cambria Math" w:eastAsia="Calibri" w:hAnsi="Cambria Math"/>
+          </w:rPr>
+          <m:t>=</m:t>
+        </m:r>
+        <m:r>
+          <m:rPr>
+            <m:sty m:val="bi"/>
+          </m:rPr>
+          <w:rPr>
+            <w:rStyle w:val="HTMLCode"/>
+            <w:rFonts w:ascii="Cambria Math" w:eastAsia="Calibri" w:hAnsi="Cambria Math"/>
+          </w:rPr>
+          <m:t>g</m:t>
+        </m:r>
+        <m:r>
+          <m:rPr>
+            <m:sty m:val="b"/>
+          </m:rPr>
+          <w:rPr>
+            <w:rStyle w:val="HTMLCode"/>
+            <w:rFonts w:ascii="Cambria Math" w:eastAsia="Calibri" w:hAnsi="Cambria Math"/>
+          </w:rPr>
+          <m:t>⟺∀</m:t>
+        </m:r>
+        <m:r>
+          <m:rPr>
+            <m:sty m:val="bi"/>
+          </m:rPr>
+          <w:rPr>
+            <w:rStyle w:val="HTMLCode"/>
+            <w:rFonts w:ascii="Cambria Math" w:eastAsia="Calibri" w:hAnsi="Cambria Math"/>
+          </w:rPr>
+          <m:t>a</m:t>
+        </m:r>
+        <m:r>
+          <m:rPr>
+            <m:sty m:val="b"/>
+          </m:rPr>
+          <w:rPr>
+            <w:rStyle w:val="HTMLCode"/>
+            <w:rFonts w:ascii="Cambria Math" w:eastAsia="Calibri" w:hAnsi="Cambria Math"/>
+          </w:rPr>
+          <m:t>∈</m:t>
+        </m:r>
+        <m:r>
+          <m:rPr>
+            <m:sty m:val="bi"/>
+          </m:rPr>
+          <w:rPr>
+            <w:rStyle w:val="HTMLCode"/>
+            <w:rFonts w:ascii="Cambria Math" w:eastAsia="Calibri" w:hAnsi="Cambria Math"/>
+          </w:rPr>
+          <m:t>A</m:t>
+        </m:r>
+        <m:r>
+          <m:rPr>
+            <m:sty m:val="b"/>
+          </m:rPr>
+          <w:rPr>
+            <w:rStyle w:val="HTMLCode"/>
+            <w:rFonts w:ascii="Cambria Math" w:eastAsia="Calibri" w:hAnsi="Cambria Math"/>
+          </w:rPr>
+          <m:t>:</m:t>
+        </m:r>
+        <m:r>
+          <m:rPr>
+            <m:sty m:val="bi"/>
+          </m:rPr>
+          <w:rPr>
+            <w:rStyle w:val="HTMLCode"/>
+            <w:rFonts w:ascii="Cambria Math" w:eastAsia="Calibri" w:hAnsi="Cambria Math"/>
+          </w:rPr>
+          <m:t>f</m:t>
+        </m:r>
+        <m:d>
+          <m:dPr>
+            <m:ctrlPr>
+              <w:rPr>
+                <w:rStyle w:val="HTMLCode"/>
+                <w:rFonts w:ascii="Cambria Math" w:eastAsia="Calibri" w:hAnsi="Cambria Math"/>
+                <w:b/>
+                <w:bCs w:val="0"/>
+                <w:i w:val="0"/>
+              </w:rPr>
+            </m:ctrlPr>
+          </m:dPr>
+          <m:e>
+            <m:r>
+              <m:rPr>
+                <m:sty m:val="bi"/>
+              </m:rPr>
+              <w:rPr>
+                <w:rStyle w:val="HTMLCode"/>
+                <w:rFonts w:ascii="Cambria Math" w:eastAsia="Calibri" w:hAnsi="Cambria Math"/>
+              </w:rPr>
+              <m:t>a</m:t>
+            </m:r>
+          </m:e>
+        </m:d>
+        <m:r>
+          <m:rPr>
+            <m:sty m:val="b"/>
+          </m:rPr>
+          <w:rPr>
+            <w:rStyle w:val="HTMLCode"/>
+            <w:rFonts w:ascii="Cambria Math" w:eastAsia="Calibri" w:hAnsi="Cambria Math"/>
+          </w:rPr>
+          <m:t>=</m:t>
+        </m:r>
+        <m:r>
+          <m:rPr>
+            <m:sty m:val="bi"/>
+          </m:rPr>
+          <w:rPr>
+            <w:rStyle w:val="HTMLCode"/>
+            <w:rFonts w:ascii="Cambria Math" w:eastAsia="Calibri" w:hAnsi="Cambria Math"/>
+          </w:rPr>
+          <m:t>g</m:t>
+        </m:r>
+        <m:d>
+          <m:dPr>
+            <m:ctrlPr>
+              <w:rPr>
+                <w:rStyle w:val="HTMLCode"/>
+                <w:rFonts w:ascii="Cambria Math" w:eastAsia="Calibri" w:hAnsi="Cambria Math"/>
+                <w:b/>
+                <w:bCs w:val="0"/>
+                <w:i w:val="0"/>
+              </w:rPr>
+            </m:ctrlPr>
+          </m:dPr>
+          <m:e>
+            <m:r>
+              <m:rPr>
+                <m:sty m:val="bi"/>
+              </m:rPr>
+              <w:rPr>
+                <w:rStyle w:val="HTMLCode"/>
+                <w:rFonts w:ascii="Cambria Math" w:eastAsia="Calibri" w:hAnsi="Cambria Math"/>
+              </w:rPr>
+              <m:t>a</m:t>
+            </m:r>
+          </m:e>
+        </m:d>
+      </m:oMath>
+      <w:r>
+        <w:rPr>
+          <w:rStyle w:val="HTMLCode"/>
+          <w:rFonts w:ascii="Times New Roman" w:eastAsia="Calibri" w:hAnsi="Times New Roman" w:cs="Calibri"/>
+          <w:b/>
+          <w:bCs w:val="0"/>
+        </w:rPr>
+        <w:t xml:space="preserve"> </w:t>
+      </w:r>
+      <w:r>
+        <w:rPr>
+          <w:rStyle w:val="HTMLCode"/>
+          <w:rFonts w:ascii="Times New Roman" w:eastAsia="Calibri" w:hAnsi="Times New Roman" w:cs="Calibri"/>
+          <w:b/>
+          <w:bCs w:val="0"/>
+        </w:rPr>
+        <w:tab/>
+        <w:t>(M1.110)</w:t>
+      </w:r>
+    </w:p>
+    <w:p>
+      <w:pPr>
+        <w:pStyle w:val="StandardWeb"/>
+      </w:pPr>
+      <w:r>
+        <w:t>In der vollständig expliziten Form schreibe ich:</w:t>
+      </w:r>
+    </w:p>
+    <w:p>
+      <w:pPr>
+        <w:pStyle w:val="Formel"/>
+      </w:pPr>
+      <m:oMath>
+        <m:r>
+          <m:rPr>
+            <m:sty m:val="bi"/>
+          </m:rPr>
+          <w:rPr>
+            <w:rStyle w:val="HTMLCode"/>
+            <w:rFonts w:ascii="Cambria Math" w:eastAsia="Calibri" w:hAnsi="Cambria Math"/>
+          </w:rPr>
+          <m:t>f</m:t>
+        </m:r>
+        <m:r>
+          <m:rPr>
+            <m:sty m:val="b"/>
+          </m:rPr>
+          <w:rPr>
+            <w:rStyle w:val="HTMLCode"/>
+            <w:rFonts w:ascii="Cambria Math" w:eastAsia="Calibri" w:hAnsi="Cambria Math"/>
+          </w:rPr>
+          <m:t>=</m:t>
+        </m:r>
+        <m:r>
+          <m:rPr>
+            <m:sty m:val="bi"/>
+          </m:rPr>
+          <w:rPr>
+            <w:rStyle w:val="HTMLCode"/>
+            <w:rFonts w:ascii="Cambria Math" w:eastAsia="Calibri" w:hAnsi="Cambria Math"/>
+          </w:rPr>
+          <m:t>g</m:t>
+        </m:r>
+        <m:r>
+          <m:rPr>
+            <m:sty m:val="b"/>
+          </m:rPr>
+          <w:rPr>
+            <w:rStyle w:val="HTMLCode"/>
+            <w:rFonts w:ascii="Cambria Math" w:eastAsia="Calibri" w:hAnsi="Cambria Math"/>
+          </w:rPr>
+          <m:t>⟺</m:t>
+        </m:r>
+        <m:r>
+          <m:rPr>
+            <m:nor/>
+          </m:rPr>
+          <w:rPr>
+            <w:rStyle w:val="HTMLCode"/>
+            <w:rFonts w:ascii="Cambria Math" w:eastAsia="Calibri" w:hAnsi="Cambria Math"/>
+            <w:b/>
+            <w:bCs w:val="0"/>
+            <w:i w:val="0"/>
+          </w:rPr>
+          <m:t>dom</m:t>
+        </m:r>
+        <m:d>
+          <m:dPr>
+            <m:ctrlPr>
+              <w:rPr>
+                <w:rStyle w:val="HTMLCode"/>
+                <w:rFonts w:ascii="Cambria Math" w:eastAsia="Calibri" w:hAnsi="Cambria Math"/>
+                <w:b/>
+                <w:bCs w:val="0"/>
+                <w:i w:val="0"/>
+              </w:rPr>
+            </m:ctrlPr>
+          </m:dPr>
+          <m:e>
+            <m:r>
+              <m:rPr>
+                <m:sty m:val="bi"/>
+              </m:rPr>
+              <w:rPr>
+                <w:rStyle w:val="HTMLCode"/>
+                <w:rFonts w:ascii="Cambria Math" w:eastAsia="Calibri" w:hAnsi="Cambria Math"/>
+              </w:rPr>
+              <m:t>f</m:t>
+            </m:r>
+          </m:e>
+        </m:d>
+        <m:r>
+          <m:rPr>
+            <m:sty m:val="b"/>
+          </m:rPr>
+          <w:rPr>
+            <w:rStyle w:val="HTMLCode"/>
+            <w:rFonts w:ascii="Cambria Math" w:eastAsia="Calibri" w:hAnsi="Cambria Math"/>
+          </w:rPr>
+          <m:t>=</m:t>
+        </m:r>
+        <m:r>
+          <m:rPr>
+            <m:nor/>
+          </m:rPr>
+          <w:rPr>
+            <w:rStyle w:val="HTMLCode"/>
+            <w:rFonts w:ascii="Cambria Math" w:eastAsia="Calibri" w:hAnsi="Cambria Math"/>
+            <w:b/>
+            <w:bCs w:val="0"/>
+            <w:i w:val="0"/>
+          </w:rPr>
+          <m:t>dom</m:t>
+        </m:r>
+        <m:d>
+          <m:dPr>
+            <m:ctrlPr>
+              <w:rPr>
+                <w:rStyle w:val="HTMLCode"/>
+                <w:rFonts w:ascii="Cambria Math" w:eastAsia="Calibri" w:hAnsi="Cambria Math"/>
+                <w:b/>
+                <w:bCs w:val="0"/>
+                <w:i w:val="0"/>
+              </w:rPr>
+            </m:ctrlPr>
+          </m:dPr>
+          <m:e>
+            <m:r>
+              <m:rPr>
+                <m:sty m:val="bi"/>
+              </m:rPr>
+              <w:rPr>
+                <w:rStyle w:val="HTMLCode"/>
+                <w:rFonts w:ascii="Cambria Math" w:eastAsia="Calibri" w:hAnsi="Cambria Math"/>
+              </w:rPr>
+              <m:t>g</m:t>
+            </m:r>
+          </m:e>
+        </m:d>
+        <m:r>
+          <m:rPr>
+            <m:sty m:val="b"/>
+          </m:rPr>
+          <w:rPr>
+            <w:rStyle w:val="HTMLCode"/>
+            <w:rFonts w:ascii="Cambria Math" w:eastAsia="Calibri" w:hAnsi="Cambria Math"/>
+          </w:rPr>
+          <m:t>∧</m:t>
+        </m:r>
+        <m:r>
+          <m:rPr>
+            <m:nor/>
+          </m:rPr>
+          <w:rPr>
+            <w:rStyle w:val="HTMLCode"/>
+            <w:rFonts w:ascii="Cambria Math" w:eastAsia="Calibri" w:hAnsi="Cambria Math"/>
+            <w:b/>
+            <w:bCs w:val="0"/>
+            <w:i w:val="0"/>
+          </w:rPr>
+          <m:t>cod</m:t>
+        </m:r>
+        <m:d>
+          <m:dPr>
+            <m:ctrlPr>
+              <w:rPr>
+                <w:rStyle w:val="HTMLCode"/>
+                <w:rFonts w:ascii="Cambria Math" w:eastAsia="Calibri" w:hAnsi="Cambria Math"/>
+                <w:b/>
+                <w:bCs w:val="0"/>
+                <w:i w:val="0"/>
+              </w:rPr>
+            </m:ctrlPr>
+          </m:dPr>
+          <m:e>
+            <m:r>
+              <m:rPr>
+                <m:sty m:val="bi"/>
+              </m:rPr>
+              <w:rPr>
+                <w:rStyle w:val="HTMLCode"/>
+                <w:rFonts w:ascii="Cambria Math" w:eastAsia="Calibri" w:hAnsi="Cambria Math"/>
+              </w:rPr>
+              <m:t>f</m:t>
+            </m:r>
+          </m:e>
+        </m:d>
+        <m:r>
+          <m:rPr>
+            <m:sty m:val="b"/>
+          </m:rPr>
+          <w:rPr>
+            <w:rStyle w:val="HTMLCode"/>
+            <w:rFonts w:ascii="Cambria Math" w:eastAsia="Calibri" w:hAnsi="Cambria Math"/>
+          </w:rPr>
+          <m:t>=</m:t>
+        </m:r>
+        <m:r>
+          <m:rPr>
+            <m:nor/>
+          </m:rPr>
+          <w:rPr>
+            <w:rStyle w:val="HTMLCode"/>
+            <w:rFonts w:ascii="Cambria Math" w:eastAsia="Calibri" w:hAnsi="Cambria Math"/>
+            <w:b/>
+            <w:bCs w:val="0"/>
+            <w:i w:val="0"/>
+          </w:rPr>
+          <m:t>cod</m:t>
+        </m:r>
+        <m:d>
+          <m:dPr>
+            <m:ctrlPr>
+              <w:rPr>
+                <w:rStyle w:val="HTMLCode"/>
+                <w:rFonts w:ascii="Cambria Math" w:eastAsia="Calibri" w:hAnsi="Cambria Math"/>
+                <w:b/>
+                <w:bCs w:val="0"/>
+                <w:i w:val="0"/>
+              </w:rPr>
+            </m:ctrlPr>
+          </m:dPr>
+          <m:e>
+            <m:r>
+              <m:rPr>
+                <m:sty m:val="bi"/>
+              </m:rPr>
+              <w:rPr>
+                <w:rStyle w:val="HTMLCode"/>
+                <w:rFonts w:ascii="Cambria Math" w:eastAsia="Calibri" w:hAnsi="Cambria Math"/>
+              </w:rPr>
+              <m:t>g</m:t>
+            </m:r>
+          </m:e>
+        </m:d>
+        <m:r>
+          <m:rPr>
+            <m:sty m:val="b"/>
+          </m:rPr>
+          <w:rPr>
+            <w:rStyle w:val="HTMLCode"/>
+            <w:rFonts w:ascii="Cambria Math" w:eastAsia="Calibri" w:hAnsi="Cambria Math"/>
+          </w:rPr>
+          <m:t>∧∀</m:t>
+        </m:r>
+        <m:r>
+          <m:rPr>
+            <m:sty m:val="bi"/>
+          </m:rPr>
+          <w:rPr>
+            <w:rStyle w:val="HTMLCode"/>
+            <w:rFonts w:ascii="Cambria Math" w:eastAsia="Calibri" w:hAnsi="Cambria Math"/>
+          </w:rPr>
+          <m:t>a</m:t>
+        </m:r>
+        <m:r>
+          <m:rPr>
+            <m:sty m:val="b"/>
+          </m:rPr>
+          <w:rPr>
+            <w:rStyle w:val="HTMLCode"/>
+            <w:rFonts w:ascii="Cambria Math" w:eastAsia="Calibri" w:hAnsi="Cambria Math"/>
+          </w:rPr>
+          <m:t>∈</m:t>
+        </m:r>
+        <m:r>
+          <m:rPr>
+            <m:nor/>
+          </m:rPr>
+          <w:rPr>
+            <w:rStyle w:val="HTMLCode"/>
+            <w:rFonts w:ascii="Cambria Math" w:eastAsia="Calibri" w:hAnsi="Cambria Math"/>
+            <w:b/>
+            <w:bCs w:val="0"/>
+            <w:i w:val="0"/>
+          </w:rPr>
+          <m:t>dom</m:t>
+        </m:r>
+        <m:d>
+          <m:dPr>
+            <m:ctrlPr>
+              <w:rPr>
+                <w:rStyle w:val="HTMLCode"/>
+                <w:rFonts w:ascii="Cambria Math" w:eastAsia="Calibri" w:hAnsi="Cambria Math"/>
+                <w:b/>
+                <w:bCs w:val="0"/>
+                <w:i w:val="0"/>
+              </w:rPr>
+            </m:ctrlPr>
+          </m:dPr>
+          <m:e>
+            <m:r>
+              <m:rPr>
+                <m:sty m:val="bi"/>
+              </m:rPr>
+              <w:rPr>
+                <w:rStyle w:val="HTMLCode"/>
+                <w:rFonts w:ascii="Cambria Math" w:eastAsia="Calibri" w:hAnsi="Cambria Math"/>
+              </w:rPr>
+              <m:t>f</m:t>
+            </m:r>
+          </m:e>
+        </m:d>
+        <m:r>
+          <m:rPr>
+            <m:sty m:val="b"/>
+          </m:rPr>
+          <w:rPr>
+            <w:rStyle w:val="HTMLCode"/>
+            <w:rFonts w:ascii="Cambria Math" w:eastAsia="Calibri" w:hAnsi="Cambria Math"/>
+          </w:rPr>
+          <m:t>:</m:t>
+        </m:r>
+        <m:r>
+          <m:rPr>
+            <m:sty m:val="bi"/>
+          </m:rPr>
+          <w:rPr>
+            <w:rStyle w:val="HTMLCode"/>
+            <w:rFonts w:ascii="Cambria Math" w:eastAsia="Calibri" w:hAnsi="Cambria Math"/>
+          </w:rPr>
+          <m:t>f</m:t>
+        </m:r>
+        <m:d>
+          <m:dPr>
+            <m:ctrlPr>
+              <w:rPr>
+                <w:rStyle w:val="HTMLCode"/>
+                <w:rFonts w:ascii="Cambria Math" w:eastAsia="Calibri" w:hAnsi="Cambria Math"/>
+                <w:b/>
+                <w:bCs w:val="0"/>
+                <w:i w:val="0"/>
+              </w:rPr>
+            </m:ctrlPr>
+          </m:dPr>
+          <m:e>
+            <m:r>
+              <m:rPr>
+                <m:sty m:val="bi"/>
+              </m:rPr>
+              <w:rPr>
+                <w:rStyle w:val="HTMLCode"/>
+                <w:rFonts w:ascii="Cambria Math" w:eastAsia="Calibri" w:hAnsi="Cambria Math"/>
+              </w:rPr>
+              <m:t>a</m:t>
+            </m:r>
+          </m:e>
+        </m:d>
+        <m:r>
+          <m:rPr>
+            <m:sty m:val="b"/>
+          </m:rPr>
+          <w:rPr>
+            <w:rStyle w:val="HTMLCode"/>
+            <w:rFonts w:ascii="Cambria Math" w:eastAsia="Calibri" w:hAnsi="Cambria Math"/>
+          </w:rPr>
+          <m:t>=</m:t>
+        </m:r>
+        <m:r>
+          <m:rPr>
+            <m:sty m:val="bi"/>
+          </m:rPr>
+          <w:rPr>
+            <w:rStyle w:val="HTMLCode"/>
+            <w:rFonts w:ascii="Cambria Math" w:eastAsia="Calibri" w:hAnsi="Cambria Math"/>
+          </w:rPr>
+          <m:t>g</m:t>
+        </m:r>
+        <m:d>
+          <m:dPr>
+            <m:ctrlPr>
+              <w:rPr>
+                <w:rStyle w:val="HTMLCode"/>
+                <w:rFonts w:ascii="Cambria Math" w:eastAsia="Calibri" w:hAnsi="Cambria Math"/>
+                <w:b/>
+                <w:bCs w:val="0"/>
+                <w:i w:val="0"/>
+              </w:rPr>
+            </m:ctrlPr>
+          </m:dPr>
+          <m:e>
+            <m:r>
+              <m:rPr>
+                <m:sty m:val="bi"/>
+              </m:rPr>
+              <w:rPr>
+                <w:rStyle w:val="HTMLCode"/>
+                <w:rFonts w:ascii="Cambria Math" w:eastAsia="Calibri" w:hAnsi="Cambria Math"/>
+              </w:rPr>
+              <m:t>a</m:t>
+            </m:r>
+          </m:e>
+        </m:d>
+      </m:oMath>
+      <w:r>
+        <w:rPr>
+          <w:rStyle w:val="HTMLCode"/>
+          <w:rFonts w:ascii="Times New Roman" w:eastAsia="Calibri" w:hAnsi="Times New Roman" w:cs="Calibri"/>
+          <w:b/>
+          <w:bCs w:val="0"/>
+        </w:rPr>
+        <w:t xml:space="preserve"> </w:t>
+      </w:r>
+      <w:r>
+        <w:rPr>
+          <w:rStyle w:val="HTMLCode"/>
+          <w:rFonts w:ascii="Times New Roman" w:eastAsia="Calibri" w:hAnsi="Times New Roman" w:cs="Calibri"/>
+          <w:b/>
+          <w:bCs w:val="0"/>
+        </w:rPr>
+        <w:tab/>
+        <w:t>(M1.111)</w:t>
+      </w:r>
+    </w:p>
+    <w:p>
+      <w:pPr>
+        <w:pStyle w:val="StandardWeb"/>
+      </w:pPr>
+      <w:r>
+        <w:t>Damit bleibt auch beim Funktionsbegriff die extensionale Grundidee erhalten: Entscheidend ist die vollständige mathematische Struktur und nicht allein ihre Benennung.</w:t>
+      </w:r>
+    </w:p>
+    <w:p>
+      <w:pPr>
+        <w:pStyle w:val="berschrift3"/>
+      </w:pPr>
+      <w:r>
+        <w:t>M1.6.6 Einschränkung einer Funktion</w:t>
+      </w:r>
+    </w:p>
+    <w:p>
+      <w:pPr>
+        <w:pStyle w:val="StandardWeb"/>
+      </w:pPr>
+      <w:r>
+        <w:t xml:space="preserve">Häufig möchte ich eine bereits definierte Funktion nur auf einem Teil ihres Definitionsbereiches betrachten. Sei deshalb </w:t>
+      </w:r>
+      <m:oMath>
+        <m:r>
+          <w:rPr>
+            <w:rStyle w:val="HTMLCode"/>
+            <w:rFonts w:ascii="Cambria Math" w:hAnsi="Cambria Math"/>
+          </w:rPr>
+          <m:t>C</m:t>
+        </m:r>
+        <m:r>
+          <m:rPr>
+            <m:sty m:val="p"/>
+          </m:rPr>
+          <w:rPr>
+            <w:rStyle w:val="HTMLCode"/>
+            <w:rFonts w:ascii="Cambria Math" w:hAnsi="Cambria Math"/>
+          </w:rPr>
+          <m:t>⊆</m:t>
+        </m:r>
+        <m:r>
+          <w:rPr>
+            <w:rStyle w:val="HTMLCode"/>
+            <w:rFonts w:ascii="Cambria Math" w:hAnsi="Cambria Math"/>
+          </w:rPr>
+          <m:t>A</m:t>
+        </m:r>
+      </m:oMath>
+      <w:r>
+        <w:t xml:space="preserve">. Die Einschränkung von </w:t>
+      </w:r>
+      <m:oMath>
+        <m:r>
+          <w:rPr>
+            <w:rStyle w:val="HTMLCode"/>
+            <w:rFonts w:ascii="Cambria Math" w:hAnsi="Cambria Math"/>
+          </w:rPr>
+          <m:t>f</m:t>
+        </m:r>
+      </m:oMath>
+      <w:r>
+        <w:t xml:space="preserve"> auf </w:t>
+      </w:r>
+      <m:oMath>
+        <m:r>
+          <w:rPr>
+            <w:rStyle w:val="HTMLCode"/>
+            <w:rFonts w:ascii="Cambria Math" w:hAnsi="Cambria Math"/>
+          </w:rPr>
+          <m:t>C</m:t>
+        </m:r>
+      </m:oMath>
+      <w:r>
+        <w:t xml:space="preserve"> bezeichne ich mit </w:t>
+      </w:r>
+      <m:oMath>
+        <m:r>
+          <w:rPr>
+            <w:rStyle w:val="HTMLCode"/>
+            <w:rFonts w:ascii="Cambria Math" w:hAnsi="Cambria Math"/>
+          </w:rPr>
+          <m:t>f</m:t>
+        </m:r>
+        <m:sSub>
+          <m:sSubPr>
+            <m:ctrlPr>
+              <w:rPr>
+                <w:rStyle w:val="HTMLCode"/>
+                <w:rFonts w:ascii="Cambria Math" w:hAnsi="Cambria Math"/>
+                <w:i/>
+              </w:rPr>
+            </m:ctrlPr>
+          </m:sSubPr>
+          <m:e>
+            <m:d>
+              <m:dPr>
+                <m:begChr m:val=""/>
+                <m:endChr m:val="|"/>
+                <m:ctrlPr>
+                  <w:rPr>
+                    <w:rStyle w:val="HTMLCode"/>
+                    <w:rFonts w:ascii="Cambria Math" w:hAnsi="Cambria Math"/>
+                    <w:i/>
+                  </w:rPr>
+                </m:ctrlPr>
+              </m:dPr>
+              <m:e>
+                <m:r>
+                  <w:rPr>
+                    <w:rStyle w:val="HTMLCode"/>
+                    <w:rFonts w:ascii="Cambria Math" w:hAnsi="Cambria Math"/>
+                  </w:rPr>
+                  <m:t>​</m:t>
+                </m:r>
+              </m:e>
+            </m:d>
+          </m:e>
+          <m:sub>
+            <m:r>
+              <w:rPr>
+                <w:rStyle w:val="HTMLCode"/>
+                <w:rFonts w:ascii="Cambria Math" w:hAnsi="Cambria Math"/>
+              </w:rPr>
+              <m:t>C</m:t>
+            </m:r>
+          </m:sub>
+        </m:sSub>
+      </m:oMath>
+      <w:r>
+        <w:t>.</w:t>
+      </w:r>
+    </w:p>
+    <w:p>
+      <w:pPr>
+        <w:pStyle w:val="Formel"/>
+      </w:pPr>
+      <m:oMath>
+        <m:r>
+          <m:rPr>
+            <m:sty m:val="bi"/>
+          </m:rPr>
+          <w:rPr>
+            <w:rStyle w:val="HTMLCode"/>
+            <w:rFonts w:ascii="Cambria Math" w:eastAsia="Calibri" w:hAnsi="Cambria Math"/>
+          </w:rPr>
+          <m:t>f</m:t>
+        </m:r>
+        <m:sSub>
+          <m:sSubPr>
+            <m:ctrlPr>
+              <w:rPr>
+                <w:rStyle w:val="HTMLCode"/>
+                <w:rFonts w:ascii="Cambria Math" w:eastAsia="Calibri" w:hAnsi="Cambria Math"/>
+                <w:b/>
+                <w:bCs w:val="0"/>
+                <w:i w:val="0"/>
+              </w:rPr>
+            </m:ctrlPr>
+          </m:sSubPr>
+          <m:e>
+            <m:d>
+              <m:dPr>
+                <m:begChr m:val=""/>
+                <m:endChr m:val="|"/>
+                <m:ctrlPr>
+                  <w:rPr>
+                    <w:rStyle w:val="HTMLCode"/>
+                    <w:rFonts w:ascii="Cambria Math" w:eastAsia="Calibri" w:hAnsi="Cambria Math"/>
+                    <w:b/>
+                    <w:bCs w:val="0"/>
+                    <w:i w:val="0"/>
+                  </w:rPr>
+                </m:ctrlPr>
+              </m:dPr>
+              <m:e>
+                <m:r>
+                  <m:rPr>
+                    <m:sty m:val="b"/>
+                  </m:rPr>
+                  <w:rPr>
+                    <w:rStyle w:val="HTMLCode"/>
+                    <w:rFonts w:ascii="Cambria Math" w:eastAsia="Calibri" w:hAnsi="Cambria Math"/>
+                  </w:rPr>
+                  <m:t>​</m:t>
+                </m:r>
+              </m:e>
+            </m:d>
+          </m:e>
+          <m:sub>
+            <m:r>
+              <m:rPr>
+                <m:sty m:val="bi"/>
+              </m:rPr>
+              <w:rPr>
+                <w:rStyle w:val="HTMLCode"/>
+                <w:rFonts w:ascii="Cambria Math" w:eastAsia="Calibri" w:hAnsi="Cambria Math"/>
+              </w:rPr>
+              <m:t>C</m:t>
+            </m:r>
+          </m:sub>
+        </m:sSub>
+        <m:r>
+          <m:rPr>
+            <m:sty m:val="b"/>
+          </m:rPr>
+          <w:rPr>
+            <w:rStyle w:val="HTMLCode"/>
+            <w:rFonts w:ascii="Cambria Math" w:eastAsia="Calibri" w:hAnsi="Cambria Math"/>
+          </w:rPr>
+          <m:t>:</m:t>
+        </m:r>
+        <m:r>
+          <m:rPr>
+            <m:sty m:val="bi"/>
+          </m:rPr>
+          <w:rPr>
+            <w:rStyle w:val="HTMLCode"/>
+            <w:rFonts w:ascii="Cambria Math" w:eastAsia="Calibri" w:hAnsi="Cambria Math"/>
+          </w:rPr>
+          <m:t>C</m:t>
+        </m:r>
+        <m:r>
+          <m:rPr>
+            <m:sty m:val="b"/>
+          </m:rPr>
+          <w:rPr>
+            <w:rStyle w:val="HTMLCode"/>
+            <w:rFonts w:ascii="Cambria Math" w:eastAsia="Calibri" w:hAnsi="Cambria Math"/>
+          </w:rPr>
+          <m:t>→</m:t>
+        </m:r>
+        <m:r>
+          <m:rPr>
+            <m:sty m:val="bi"/>
+          </m:rPr>
+          <w:rPr>
+            <w:rStyle w:val="HTMLCode"/>
+            <w:rFonts w:ascii="Cambria Math" w:eastAsia="Calibri" w:hAnsi="Cambria Math"/>
+          </w:rPr>
+          <m:t>B</m:t>
+        </m:r>
+      </m:oMath>
+      <w:r>
+        <w:rPr>
+          <w:rStyle w:val="HTMLCode"/>
+          <w:rFonts w:ascii="Times New Roman" w:eastAsia="Calibri" w:hAnsi="Times New Roman" w:cs="Calibri"/>
+          <w:b/>
+          <w:bCs w:val="0"/>
+        </w:rPr>
+        <w:t xml:space="preserve"> </w:t>
+      </w:r>
+      <w:r>
+        <w:rPr>
+          <w:rStyle w:val="HTMLCode"/>
+          <w:rFonts w:ascii="Times New Roman" w:eastAsia="Calibri" w:hAnsi="Times New Roman" w:cs="Calibri"/>
+          <w:b/>
+          <w:bCs w:val="0"/>
+        </w:rPr>
+        <w:tab/>
+        <w:t>(M1.112)</w:t>
+      </w:r>
+    </w:p>
+    <w:p>
+      <w:pPr>
+        <w:pStyle w:val="StandardWeb"/>
+      </w:pPr>
+      <w:r>
+        <w:t xml:space="preserve">Für jedes </w:t>
+      </w:r>
+      <m:oMath>
+        <m:r>
+          <w:rPr>
+            <w:rStyle w:val="HTMLCode"/>
+            <w:rFonts w:ascii="Cambria Math" w:hAnsi="Cambria Math"/>
+          </w:rPr>
+          <m:t>c</m:t>
+        </m:r>
+        <m:r>
+          <m:rPr>
+            <m:sty m:val="p"/>
+          </m:rPr>
+          <w:rPr>
+            <w:rStyle w:val="HTMLCode"/>
+            <w:rFonts w:ascii="Cambria Math" w:hAnsi="Cambria Math"/>
+          </w:rPr>
+          <m:t>∈</m:t>
+        </m:r>
+        <m:r>
+          <w:rPr>
+            <w:rStyle w:val="HTMLCode"/>
+            <w:rFonts w:ascii="Cambria Math" w:hAnsi="Cambria Math"/>
+          </w:rPr>
+          <m:t>C</m:t>
+        </m:r>
+      </m:oMath>
+      <w:r>
+        <w:t xml:space="preserve"> gilt:</w:t>
+      </w:r>
+    </w:p>
+    <w:p>
+      <w:pPr>
+        <w:pStyle w:val="Formel"/>
+      </w:pPr>
+      <m:oMath>
+        <m:r>
+          <m:rPr>
+            <m:sty m:val="bi"/>
+          </m:rPr>
+          <w:rPr>
+            <w:rStyle w:val="HTMLCode"/>
+            <w:rFonts w:ascii="Cambria Math" w:eastAsia="Calibri" w:hAnsi="Cambria Math"/>
+          </w:rPr>
+          <m:t>f</m:t>
+        </m:r>
+        <m:sSub>
+          <m:sSubPr>
+            <m:ctrlPr>
+              <w:rPr>
+                <w:rStyle w:val="HTMLCode"/>
+                <w:rFonts w:ascii="Cambria Math" w:eastAsia="Calibri" w:hAnsi="Cambria Math"/>
+                <w:b/>
+                <w:bCs w:val="0"/>
+                <w:i w:val="0"/>
+              </w:rPr>
+            </m:ctrlPr>
+          </m:sSubPr>
+          <m:e>
+            <m:d>
+              <m:dPr>
+                <m:begChr m:val=""/>
+                <m:endChr m:val="|"/>
+                <m:ctrlPr>
+                  <w:rPr>
+                    <w:rStyle w:val="HTMLCode"/>
+                    <w:rFonts w:ascii="Cambria Math" w:eastAsia="Calibri" w:hAnsi="Cambria Math"/>
+                    <w:b/>
+                    <w:bCs w:val="0"/>
+                    <w:i w:val="0"/>
+                  </w:rPr>
+                </m:ctrlPr>
+              </m:dPr>
+              <m:e>
+                <m:r>
+                  <m:rPr>
+                    <m:sty m:val="b"/>
+                  </m:rPr>
+                  <w:rPr>
+                    <w:rStyle w:val="HTMLCode"/>
+                    <w:rFonts w:ascii="Cambria Math" w:eastAsia="Calibri" w:hAnsi="Cambria Math"/>
+                  </w:rPr>
+                  <m:t>​</m:t>
+                </m:r>
+              </m:e>
+            </m:d>
+          </m:e>
+          <m:sub>
+            <m:r>
+              <m:rPr>
+                <m:sty m:val="bi"/>
+              </m:rPr>
+              <w:rPr>
+                <w:rStyle w:val="HTMLCode"/>
+                <w:rFonts w:ascii="Cambria Math" w:eastAsia="Calibri" w:hAnsi="Cambria Math"/>
+              </w:rPr>
+              <m:t>C</m:t>
+            </m:r>
+          </m:sub>
+        </m:sSub>
+        <m:d>
+          <m:dPr>
+            <m:ctrlPr>
+              <w:rPr>
+                <w:rStyle w:val="HTMLCode"/>
+                <w:rFonts w:ascii="Cambria Math" w:eastAsia="Calibri" w:hAnsi="Cambria Math"/>
+                <w:b/>
+                <w:bCs w:val="0"/>
+                <w:i w:val="0"/>
+              </w:rPr>
+            </m:ctrlPr>
+          </m:dPr>
+          <m:e>
+            <m:r>
+              <m:rPr>
+                <m:sty m:val="bi"/>
+              </m:rPr>
+              <w:rPr>
+                <w:rStyle w:val="HTMLCode"/>
+                <w:rFonts w:ascii="Cambria Math" w:eastAsia="Calibri" w:hAnsi="Cambria Math"/>
+              </w:rPr>
+              <m:t>c</m:t>
+            </m:r>
+          </m:e>
+        </m:d>
+        <m:r>
+          <m:rPr>
+            <m:sty m:val="b"/>
+          </m:rPr>
+          <w:rPr>
+            <w:rStyle w:val="HTMLCode"/>
+            <w:rFonts w:ascii="Cambria Math" w:eastAsia="Calibri" w:hAnsi="Cambria Math"/>
+          </w:rPr>
+          <m:t>=</m:t>
+        </m:r>
+        <m:r>
+          <m:rPr>
+            <m:sty m:val="bi"/>
+          </m:rPr>
+          <w:rPr>
+            <w:rStyle w:val="HTMLCode"/>
+            <w:rFonts w:ascii="Cambria Math" w:eastAsia="Calibri" w:hAnsi="Cambria Math"/>
+          </w:rPr>
+          <m:t>f</m:t>
+        </m:r>
+        <m:d>
+          <m:dPr>
+            <m:ctrlPr>
+              <w:rPr>
+                <w:rStyle w:val="HTMLCode"/>
+                <w:rFonts w:ascii="Cambria Math" w:eastAsia="Calibri" w:hAnsi="Cambria Math"/>
+                <w:b/>
+                <w:bCs w:val="0"/>
+                <w:i w:val="0"/>
+              </w:rPr>
+            </m:ctrlPr>
+          </m:dPr>
+          <m:e>
+            <m:r>
+              <m:rPr>
+                <m:sty m:val="bi"/>
+              </m:rPr>
+              <w:rPr>
+                <w:rStyle w:val="HTMLCode"/>
+                <w:rFonts w:ascii="Cambria Math" w:eastAsia="Calibri" w:hAnsi="Cambria Math"/>
+              </w:rPr>
+              <m:t>c</m:t>
+            </m:r>
+          </m:e>
+        </m:d>
+      </m:oMath>
+      <w:r>
+        <w:rPr>
+          <w:rStyle w:val="HTMLCode"/>
+          <w:rFonts w:ascii="Times New Roman" w:eastAsia="Calibri" w:hAnsi="Times New Roman" w:cs="Calibri"/>
+          <w:b/>
+          <w:bCs w:val="0"/>
+        </w:rPr>
+        <w:t xml:space="preserve"> </w:t>
+      </w:r>
+      <w:r>
+        <w:rPr>
+          <w:rStyle w:val="HTMLCode"/>
+          <w:rFonts w:ascii="Times New Roman" w:eastAsia="Calibri" w:hAnsi="Times New Roman" w:cs="Calibri"/>
+          <w:b/>
+          <w:bCs w:val="0"/>
+        </w:rPr>
+        <w:tab/>
+        <w:t>(M1.113)</w:t>
+      </w:r>
+    </w:p>
+    <w:p>
+      <w:pPr>
+        <w:pStyle w:val="StandardWeb"/>
+      </w:pPr>
+      <w:r>
+        <w:t>Der Graph der eingeschränkten Funktion ist damit:</w:t>
+      </w:r>
+    </w:p>
+    <w:p>
+      <w:pPr>
+        <w:pStyle w:val="Formel"/>
+      </w:pPr>
+      <m:oMath>
+        <m:sSub>
+          <m:sSubPr>
+            <m:ctrlPr>
+              <w:rPr>
+                <w:rStyle w:val="katex"/>
+                <w:b/>
+                <w:bCs w:val="0"/>
+                <w:i w:val="0"/>
+              </w:rPr>
+            </m:ctrlPr>
+          </m:sSubPr>
+          <m:e>
+            <m:r>
+              <m:rPr>
+                <m:sty m:val="bi"/>
+              </m:rPr>
+              <w:rPr>
+                <w:rStyle w:val="katex"/>
+              </w:rPr>
+              <m:t>G</m:t>
+            </m:r>
+          </m:e>
+          <m:sub>
+            <m:r>
+              <m:rPr>
+                <m:sty m:val="bi"/>
+              </m:rPr>
+              <w:rPr>
+                <w:rStyle w:val="katex"/>
+              </w:rPr>
+              <m:t>f</m:t>
+            </m:r>
+            <m:sSub>
+              <m:sSubPr>
+                <m:ctrlPr>
+                  <w:rPr>
+                    <w:rStyle w:val="katex"/>
+                    <w:b/>
+                    <w:bCs w:val="0"/>
+                    <w:i w:val="0"/>
+                  </w:rPr>
+                </m:ctrlPr>
+              </m:sSubPr>
+              <m:e>
+                <m:d>
+                  <m:dPr>
+                    <m:begChr m:val=""/>
+                    <m:endChr m:val="|"/>
+                    <m:ctrlPr>
+                      <w:rPr>
+                        <w:rStyle w:val="katex"/>
+                        <w:b/>
+                        <w:bCs w:val="0"/>
+                        <w:i w:val="0"/>
+                      </w:rPr>
+                    </m:ctrlPr>
+                  </m:dPr>
+                  <m:e>
+                    <m:r>
+                      <m:rPr>
+                        <m:sty m:val="b"/>
+                      </m:rPr>
+                      <w:rPr>
+                        <w:rStyle w:val="katex"/>
+                      </w:rPr>
+                      <m:t>​</m:t>
+                    </m:r>
+                  </m:e>
+                </m:d>
+              </m:e>
+              <m:sub>
+                <m:r>
+                  <m:rPr>
+                    <m:sty m:val="bi"/>
+                  </m:rPr>
+                  <w:rPr>
+                    <w:rStyle w:val="katex"/>
+                  </w:rPr>
+                  <m:t>C</m:t>
+                </m:r>
+              </m:sub>
+            </m:sSub>
+          </m:sub>
+        </m:sSub>
+        <m:r>
+          <m:rPr>
+            <m:sty m:val="b"/>
+          </m:rPr>
+          <w:rPr>
+            <w:rStyle w:val="katex"/>
+          </w:rPr>
+          <m:t>=</m:t>
+        </m:r>
+        <m:r>
+          <m:rPr>
+            <m:lit/>
+            <m:sty m:val="p"/>
+          </m:rPr>
+          <w:rPr>
+            <w:rStyle w:val="HTMLCode"/>
+            <w:rFonts w:ascii="Cambria Math" w:eastAsia="Calibri" w:hAnsi="Cambria Math"/>
+          </w:rPr>
+          <m:t>{</m:t>
+        </m:r>
+        <m:r>
+          <m:rPr>
+            <m:sty m:val="bi"/>
+          </m:rPr>
+          <w:rPr>
+            <w:rStyle w:val="HTMLCode"/>
+            <w:rFonts w:ascii="Cambria Math" w:eastAsia="Calibri" w:hAnsi="Cambria Math"/>
+          </w:rPr>
+          <m:t>c,f</m:t>
+        </m:r>
+        <m:d>
+          <m:dPr>
+            <m:ctrlPr>
+              <w:rPr>
+                <w:rStyle w:val="HTMLCode"/>
+                <w:rFonts w:ascii="Cambria Math" w:eastAsia="Calibri" w:hAnsi="Cambria Math"/>
+                <w:b/>
+                <w:bCs w:val="0"/>
+              </w:rPr>
+            </m:ctrlPr>
+          </m:dPr>
+          <m:e>
+            <m:r>
+              <m:rPr>
+                <m:sty m:val="bi"/>
+              </m:rPr>
+              <w:rPr>
+                <w:rStyle w:val="HTMLCode"/>
+                <w:rFonts w:ascii="Cambria Math" w:eastAsia="Calibri" w:hAnsi="Cambria Math"/>
+              </w:rPr>
+              <m:t>c</m:t>
+            </m:r>
+          </m:e>
+        </m:d>
+        <m:r>
+          <m:rPr>
+            <m:sty m:val="p"/>
+          </m:rPr>
+          <w:rPr>
+            <w:rStyle w:val="HTMLCode"/>
+            <w:rFonts w:ascii="Cambria Math" w:eastAsia="Calibri" w:hAnsi="Cambria Math"/>
+          </w:rPr>
+          <m:t>|</m:t>
+        </m:r>
+        <m:r>
+          <m:rPr>
+            <m:sty m:val="b"/>
+          </m:rPr>
+          <w:rPr>
+            <w:rStyle w:val="HTMLCode"/>
+            <w:rFonts w:ascii="Cambria Math" w:eastAsia="Calibri" w:hAnsi="Cambria Math"/>
+          </w:rPr>
+          <m:t xml:space="preserve"> </m:t>
+        </m:r>
+        <m:r>
+          <m:rPr>
+            <m:sty m:val="bi"/>
+          </m:rPr>
+          <w:rPr>
+            <w:rStyle w:val="HTMLCode"/>
+            <w:rFonts w:ascii="Cambria Math" w:eastAsia="Calibri" w:hAnsi="Cambria Math"/>
+          </w:rPr>
+          <m:t>c</m:t>
+        </m:r>
+        <m:r>
+          <m:rPr>
+            <m:sty m:val="b"/>
+          </m:rPr>
+          <w:rPr>
+            <w:rStyle w:val="HTMLCode"/>
+            <w:rFonts w:ascii="Cambria Math" w:eastAsia="Calibri" w:hAnsi="Cambria Math"/>
+          </w:rPr>
+          <m:t>∈</m:t>
+        </m:r>
+        <m:r>
+          <m:rPr>
+            <m:sty m:val="bi"/>
+          </m:rPr>
+          <w:rPr>
+            <w:rStyle w:val="HTMLCode"/>
+            <w:rFonts w:ascii="Cambria Math" w:eastAsia="Calibri" w:hAnsi="Cambria Math"/>
+          </w:rPr>
+          <m:t>C</m:t>
+        </m:r>
+        <m:r>
+          <m:rPr>
+            <m:lit/>
+            <m:sty m:val="p"/>
+          </m:rPr>
+          <w:rPr>
+            <w:rStyle w:val="HTMLCode"/>
+            <w:rFonts w:ascii="Cambria Math" w:eastAsia="Calibri" w:hAnsi="Cambria Math"/>
+          </w:rPr>
+          <m:t>}</m:t>
+        </m:r>
+      </m:oMath>
+      <w:r>
+        <w:rPr>
+          <w:rStyle w:val="HTMLCode"/>
+          <w:rFonts w:ascii="Times New Roman" w:eastAsia="Calibri" w:hAnsi="Times New Roman" w:cs="Calibri"/>
+        </w:rPr>
+        <w:t xml:space="preserve"> </w:t>
+      </w:r>
+      <w:r>
+        <w:rPr>
+          <w:rStyle w:val="HTMLCode"/>
+          <w:rFonts w:ascii="Times New Roman" w:eastAsia="Calibri" w:hAnsi="Times New Roman" w:cs="Calibri"/>
+        </w:rPr>
+        <w:tab/>
+        <w:t>(M1.114)</w:t>
+      </w:r>
+    </w:p>
+    <w:p>
+      <w:pPr>
+        <w:pStyle w:val="StandardWeb"/>
+      </w:pPr>
+      <w:r>
+        <w:t>Die Einschränkung verändert also nicht die Zuordnung auf den verbleibenden Elementen. Sie verändert lediglich den betrachteten Definitionsbereich.</w:t>
+      </w:r>
+    </w:p>
+    <w:p>
+      <w:pPr>
+        <w:pStyle w:val="berschrift3"/>
+      </w:pPr>
+      <w:r>
+        <w:t>M1.6.7 Identitätsfunktion</w:t>
+      </w:r>
+    </w:p>
+    <w:p>
+      <w:pPr>
+        <w:pStyle w:val="StandardWeb"/>
+      </w:pPr>
+      <w:r>
+        <w:t xml:space="preserve">Eine besonders einfache Funktion ist die Identitätsfunktion auf </w:t>
+      </w:r>
+      <m:oMath>
+        <m:r>
+          <w:rPr>
+            <w:rStyle w:val="HTMLCode"/>
+            <w:rFonts w:ascii="Cambria Math" w:hAnsi="Cambria Math"/>
+          </w:rPr>
+          <m:t>A</m:t>
+        </m:r>
+      </m:oMath>
+      <w:r>
+        <w:t>.</w:t>
+      </w:r>
+    </w:p>
+    <w:p>
+      <w:pPr>
+        <w:pStyle w:val="Formel"/>
+      </w:pPr>
+      <m:oMath>
+        <m:sSub>
+          <m:sSubPr>
+            <m:ctrlPr>
+              <w:rPr>
+                <w:rStyle w:val="HTMLCode"/>
+                <w:rFonts w:ascii="Cambria Math" w:eastAsia="Calibri" w:hAnsi="Cambria Math"/>
+                <w:b/>
+                <w:bCs w:val="0"/>
+                <w:i w:val="0"/>
+              </w:rPr>
+            </m:ctrlPr>
+          </m:sSubPr>
+          <m:e>
+            <m:r>
+              <m:rPr>
+                <m:nor/>
+              </m:rPr>
+              <w:rPr>
+                <w:rStyle w:val="HTMLCode"/>
+                <w:rFonts w:ascii="Cambria Math" w:eastAsia="Calibri" w:hAnsi="Cambria Math"/>
+                <w:b/>
+                <w:bCs w:val="0"/>
+                <w:i w:val="0"/>
+              </w:rPr>
+              <m:t>id</m:t>
+            </m:r>
+            <m:ctrlPr>
+              <w:rPr>
+                <w:rStyle w:val="HTMLCode"/>
+                <w:rFonts w:ascii="Cambria Math" w:eastAsia="Calibri" w:hAnsi="Cambria Math"/>
+                <w:b/>
+                <w:bCs w:val="0"/>
+              </w:rPr>
+            </m:ctrlPr>
+          </m:e>
+          <m:sub>
+            <m:r>
+              <m:rPr>
+                <m:sty m:val="bi"/>
+              </m:rPr>
+              <w:rPr>
+                <w:rStyle w:val="HTMLCode"/>
+                <w:rFonts w:ascii="Cambria Math" w:eastAsia="Calibri" w:hAnsi="Cambria Math"/>
+              </w:rPr>
+              <m:t>A</m:t>
+            </m:r>
+          </m:sub>
+        </m:sSub>
+        <m:r>
+          <m:rPr>
+            <m:sty m:val="b"/>
+          </m:rPr>
+          <w:rPr>
+            <w:rStyle w:val="HTMLCode"/>
+            <w:rFonts w:ascii="Cambria Math" w:eastAsia="Calibri" w:hAnsi="Cambria Math"/>
+          </w:rPr>
+          <m:t>:</m:t>
+        </m:r>
+        <m:r>
+          <m:rPr>
+            <m:sty m:val="bi"/>
+          </m:rPr>
+          <w:rPr>
+            <w:rStyle w:val="HTMLCode"/>
+            <w:rFonts w:ascii="Cambria Math" w:eastAsia="Calibri" w:hAnsi="Cambria Math"/>
+          </w:rPr>
+          <m:t>A</m:t>
+        </m:r>
+        <m:r>
+          <m:rPr>
+            <m:sty m:val="b"/>
+          </m:rPr>
+          <w:rPr>
+            <w:rStyle w:val="HTMLCode"/>
+            <w:rFonts w:ascii="Cambria Math" w:eastAsia="Calibri" w:hAnsi="Cambria Math"/>
+          </w:rPr>
+          <m:t>→</m:t>
+        </m:r>
+        <m:r>
+          <m:rPr>
+            <m:sty m:val="bi"/>
+          </m:rPr>
+          <w:rPr>
+            <w:rStyle w:val="HTMLCode"/>
+            <w:rFonts w:ascii="Cambria Math" w:eastAsia="Calibri" w:hAnsi="Cambria Math"/>
+          </w:rPr>
+          <m:t>A</m:t>
+        </m:r>
+      </m:oMath>
+      <w:r>
+        <w:rPr>
+          <w:rStyle w:val="HTMLCode"/>
+          <w:rFonts w:ascii="Times New Roman" w:eastAsia="Calibri" w:hAnsi="Times New Roman" w:cs="Calibri"/>
+          <w:b/>
+          <w:bCs w:val="0"/>
+        </w:rPr>
+        <w:t xml:space="preserve"> </w:t>
+      </w:r>
+      <w:r>
+        <w:rPr>
+          <w:rStyle w:val="HTMLCode"/>
+          <w:rFonts w:ascii="Times New Roman" w:eastAsia="Calibri" w:hAnsi="Times New Roman" w:cs="Calibri"/>
+          <w:b/>
+          <w:bCs w:val="0"/>
+        </w:rPr>
+        <w:tab/>
+        <w:t>(M1.115)</w:t>
+      </w:r>
+    </w:p>
+    <w:p>
+      <w:pPr>
+        <w:pStyle w:val="StandardWeb"/>
+      </w:pPr>
+      <w:r>
+        <w:t>Sie ordnet jedem Element sich selbst zu.</w:t>
+      </w:r>
+    </w:p>
+    <w:p>
+      <w:pPr>
+        <w:pStyle w:val="Formel"/>
+      </w:pPr>
+      <m:oMath>
+        <m:sSub>
+          <m:sSubPr>
+            <m:ctrlPr>
+              <w:rPr>
+                <w:rStyle w:val="HTMLCode"/>
+                <w:rFonts w:ascii="Cambria Math" w:eastAsia="Calibri" w:hAnsi="Cambria Math"/>
+                <w:b/>
+                <w:bCs w:val="0"/>
+                <w:i w:val="0"/>
+              </w:rPr>
+            </m:ctrlPr>
+          </m:sSubPr>
+          <m:e>
+            <m:r>
+              <m:rPr>
+                <m:nor/>
+              </m:rPr>
+              <w:rPr>
+                <w:rStyle w:val="HTMLCode"/>
+                <w:rFonts w:ascii="Cambria Math" w:eastAsia="Calibri" w:hAnsi="Cambria Math"/>
+                <w:b/>
+                <w:bCs w:val="0"/>
+                <w:i w:val="0"/>
+              </w:rPr>
+              <m:t>id</m:t>
+            </m:r>
+            <m:ctrlPr>
+              <w:rPr>
+                <w:rStyle w:val="HTMLCode"/>
+                <w:rFonts w:ascii="Cambria Math" w:eastAsia="Calibri" w:hAnsi="Cambria Math"/>
+                <w:b/>
+                <w:bCs w:val="0"/>
+              </w:rPr>
+            </m:ctrlPr>
+          </m:e>
+          <m:sub>
+            <m:r>
+              <m:rPr>
+                <m:sty m:val="bi"/>
+              </m:rPr>
+              <w:rPr>
+                <w:rStyle w:val="HTMLCode"/>
+                <w:rFonts w:ascii="Cambria Math" w:eastAsia="Calibri" w:hAnsi="Cambria Math"/>
+              </w:rPr>
+              <m:t>A</m:t>
+            </m:r>
+          </m:sub>
+        </m:sSub>
+        <m:d>
+          <m:dPr>
+            <m:ctrlPr>
+              <w:rPr>
+                <w:rStyle w:val="HTMLCode"/>
+                <w:rFonts w:ascii="Cambria Math" w:eastAsia="Calibri" w:hAnsi="Cambria Math"/>
+                <w:b/>
+                <w:bCs w:val="0"/>
+                <w:i w:val="0"/>
+              </w:rPr>
+            </m:ctrlPr>
+          </m:dPr>
+          <m:e>
+            <m:r>
+              <m:rPr>
+                <m:sty m:val="bi"/>
+              </m:rPr>
+              <w:rPr>
+                <w:rStyle w:val="HTMLCode"/>
+                <w:rFonts w:ascii="Cambria Math" w:eastAsia="Calibri" w:hAnsi="Cambria Math"/>
+              </w:rPr>
+              <m:t>a</m:t>
+            </m:r>
+          </m:e>
+        </m:d>
+        <m:r>
+          <m:rPr>
+            <m:sty m:val="b"/>
+          </m:rPr>
+          <w:rPr>
+            <w:rStyle w:val="HTMLCode"/>
+            <w:rFonts w:ascii="Cambria Math" w:eastAsia="Calibri" w:hAnsi="Cambria Math"/>
+          </w:rPr>
+          <m:t>=</m:t>
+        </m:r>
+        <m:r>
+          <m:rPr>
+            <m:sty m:val="bi"/>
+          </m:rPr>
+          <w:rPr>
+            <w:rStyle w:val="HTMLCode"/>
+            <w:rFonts w:ascii="Cambria Math" w:eastAsia="Calibri" w:hAnsi="Cambria Math"/>
+          </w:rPr>
+          <m:t>a</m:t>
+        </m:r>
+      </m:oMath>
+      <w:r>
+        <w:rPr>
+          <w:rStyle w:val="HTMLCode"/>
+          <w:rFonts w:ascii="Times New Roman" w:eastAsia="Calibri" w:hAnsi="Times New Roman" w:cs="Calibri"/>
+          <w:b/>
+          <w:bCs w:val="0"/>
+        </w:rPr>
+        <w:t xml:space="preserve"> </w:t>
+      </w:r>
+      <w:r>
+        <w:rPr>
+          <w:rStyle w:val="HTMLCode"/>
+          <w:rFonts w:ascii="Times New Roman" w:eastAsia="Calibri" w:hAnsi="Times New Roman" w:cs="Calibri"/>
+          <w:b/>
+          <w:bCs w:val="0"/>
+        </w:rPr>
+        <w:tab/>
+        <w:t>(M1.116)</w:t>
+      </w:r>
+    </w:p>
+    <w:p>
+      <w:pPr>
+        <w:pStyle w:val="StandardWeb"/>
+      </w:pPr>
+      <w:r>
+        <w:t>Ihr Graph besteht deshalb genau aus den Paaren mit identischen Komponenten:</w:t>
+      </w:r>
+    </w:p>
+    <w:p>
+      <w:pPr>
+        <w:pStyle w:val="Formel"/>
+      </w:pPr>
+      <m:oMath>
+        <m:sSub>
+          <m:sSubPr>
+            <m:ctrlPr>
+              <w:rPr>
+                <w:rStyle w:val="katex"/>
+                <w:b/>
+                <w:bCs w:val="0"/>
+                <w:i w:val="0"/>
+              </w:rPr>
+            </m:ctrlPr>
+          </m:sSubPr>
+          <m:e>
+            <m:r>
+              <m:rPr>
+                <m:sty m:val="bi"/>
+              </m:rPr>
+              <w:rPr>
+                <w:rStyle w:val="katex"/>
+              </w:rPr>
+              <m:t>G</m:t>
+            </m:r>
+          </m:e>
+          <m:sub>
+            <m:sSub>
+              <m:sSubPr>
+                <m:ctrlPr>
+                  <w:rPr>
+                    <w:rStyle w:val="katex"/>
+                    <w:b/>
+                    <w:bCs w:val="0"/>
+                    <w:i w:val="0"/>
+                  </w:rPr>
+                </m:ctrlPr>
+              </m:sSubPr>
+              <m:e>
+                <m:r>
+                  <m:rPr>
+                    <m:nor/>
+                  </m:rPr>
+                  <w:rPr>
+                    <w:rStyle w:val="katex"/>
+                    <w:b/>
+                    <w:bCs w:val="0"/>
+                    <w:i w:val="0"/>
+                  </w:rPr>
+                  <m:t>id</m:t>
+                </m:r>
+              </m:e>
+              <m:sub>
+                <m:r>
+                  <m:rPr>
+                    <m:sty m:val="bi"/>
+                  </m:rPr>
+                  <w:rPr>
+                    <w:rStyle w:val="katex"/>
+                  </w:rPr>
+                  <m:t>A</m:t>
+                </m:r>
+              </m:sub>
+            </m:sSub>
+          </m:sub>
+        </m:sSub>
+        <m:r>
+          <m:rPr>
+            <m:sty m:val="b"/>
+          </m:rPr>
+          <w:rPr>
+            <w:rStyle w:val="katex"/>
+          </w:rPr>
+          <m:t>=</m:t>
+        </m:r>
+        <m:r>
+          <m:rPr>
+            <m:lit/>
+            <m:sty m:val="p"/>
+          </m:rPr>
+          <w:rPr>
+            <w:rStyle w:val="HTMLCode"/>
+            <w:rFonts w:ascii="Cambria Math" w:eastAsia="Calibri" w:hAnsi="Cambria Math"/>
+          </w:rPr>
+          <m:t>{</m:t>
+        </m:r>
+        <m:r>
+          <m:rPr>
+            <m:sty m:val="bi"/>
+          </m:rPr>
+          <w:rPr>
+            <w:rStyle w:val="HTMLCode"/>
+            <w:rFonts w:ascii="Cambria Math" w:eastAsia="Calibri" w:hAnsi="Cambria Math"/>
+          </w:rPr>
+          <m:t>a,a</m:t>
+        </m:r>
+        <m:r>
+          <m:rPr>
+            <m:sty m:val="p"/>
+          </m:rPr>
+          <w:rPr>
+            <w:rStyle w:val="HTMLCode"/>
+            <w:rFonts w:ascii="Cambria Math" w:eastAsia="Calibri" w:hAnsi="Cambria Math"/>
+          </w:rPr>
+          <m:t>|</m:t>
+        </m:r>
+        <m:r>
+          <m:rPr>
+            <m:sty m:val="b"/>
+          </m:rPr>
+          <w:rPr>
+            <w:rStyle w:val="HTMLCode"/>
+            <w:rFonts w:ascii="Cambria Math" w:eastAsia="Calibri" w:hAnsi="Cambria Math"/>
+          </w:rPr>
+          <m:t xml:space="preserve"> </m:t>
+        </m:r>
+        <m:r>
+          <m:rPr>
+            <m:sty m:val="bi"/>
+          </m:rPr>
+          <w:rPr>
+            <w:rStyle w:val="HTMLCode"/>
+            <w:rFonts w:ascii="Cambria Math" w:eastAsia="Calibri" w:hAnsi="Cambria Math"/>
+          </w:rPr>
+          <m:t>a∈A</m:t>
+        </m:r>
+        <m:r>
+          <m:rPr>
+            <m:lit/>
+            <m:sty m:val="p"/>
+          </m:rPr>
+          <w:rPr>
+            <w:rStyle w:val="HTMLCode"/>
+            <w:rFonts w:ascii="Cambria Math" w:eastAsia="Calibri" w:hAnsi="Cambria Math"/>
+          </w:rPr>
+          <m:t>}</m:t>
+        </m:r>
+      </m:oMath>
+      <w:r>
+        <w:rPr>
+          <w:rStyle w:val="HTMLCode"/>
+          <w:rFonts w:ascii="Times New Roman" w:eastAsia="Calibri" w:hAnsi="Times New Roman" w:cs="Calibri"/>
+        </w:rPr>
+        <w:t xml:space="preserve"> </w:t>
+      </w:r>
+      <w:r>
+        <w:rPr>
+          <w:rStyle w:val="HTMLCode"/>
+          <w:rFonts w:ascii="Times New Roman" w:eastAsia="Calibri" w:hAnsi="Times New Roman" w:cs="Calibri"/>
+        </w:rPr>
+        <w:tab/>
+        <w:t>(M1.117)</w:t>
+      </w:r>
+    </w:p>
+    <w:p>
+      <w:pPr>
+        <w:pStyle w:val="StandardWeb"/>
+      </w:pPr>
+      <w:r>
+        <w:t>Diese Funktion wird später bei der Funktionskomposition und bei inversen Funktionen eine zentrale Rolle übernehmen.</w:t>
+      </w:r>
+    </w:p>
+    <w:p>
+      <w:pPr>
+        <w:pStyle w:val="berschrift3"/>
+      </w:pPr>
+      <w:r>
+        <w:t>M1.6.8 Menge aller Funktionen</w:t>
+      </w:r>
+    </w:p>
+    <w:p>
+      <w:pPr>
+        <w:pStyle w:val="StandardWeb"/>
+      </w:pPr>
+      <w:r>
+        <w:t xml:space="preserve">Da Funktionen selbst mathematische Objekte sind, kann ich sie wiederum zu Mengen zusammenfassen. Die Menge aller Funktionen von </w:t>
+      </w:r>
+      <m:oMath>
+        <m:r>
+          <w:rPr>
+            <w:rStyle w:val="HTMLCode"/>
+            <w:rFonts w:ascii="Cambria Math" w:hAnsi="Cambria Math"/>
+          </w:rPr>
+          <m:t>A</m:t>
+        </m:r>
+      </m:oMath>
+      <w:r>
+        <w:t xml:space="preserve"> nach </w:t>
+      </w:r>
+      <m:oMath>
+        <m:r>
+          <w:rPr>
+            <w:rStyle w:val="HTMLCode"/>
+            <w:rFonts w:ascii="Cambria Math" w:hAnsi="Cambria Math"/>
+          </w:rPr>
+          <m:t>B</m:t>
+        </m:r>
+      </m:oMath>
+      <w:r>
+        <w:t xml:space="preserve"> bezeichne ich mit </w:t>
+      </w:r>
+      <m:oMath>
+        <m:sSup>
+          <m:sSupPr>
+            <m:ctrlPr>
+              <w:rPr>
+                <w:rStyle w:val="HTMLCode"/>
+                <w:rFonts w:ascii="Cambria Math" w:hAnsi="Cambria Math"/>
+                <w:i/>
+              </w:rPr>
+            </m:ctrlPr>
+          </m:sSupPr>
+          <m:e>
+            <m:r>
+              <w:rPr>
+                <w:rStyle w:val="HTMLCode"/>
+                <w:rFonts w:ascii="Cambria Math" w:hAnsi="Cambria Math"/>
+              </w:rPr>
+              <m:t>B</m:t>
+            </m:r>
+          </m:e>
+          <m:sup>
+            <m:r>
+              <w:rPr>
+                <w:rStyle w:val="HTMLCode"/>
+                <w:rFonts w:ascii="Cambria Math" w:hAnsi="Cambria Math"/>
+              </w:rPr>
+              <m:t>A</m:t>
+            </m:r>
+          </m:sup>
+        </m:sSup>
+      </m:oMath>
+      <w:r>
+        <w:t>.</w:t>
+      </w:r>
+    </w:p>
+    <w:p>
+      <w:pPr>
+        <w:pStyle w:val="Formel"/>
+      </w:pPr>
+      <m:oMath>
+        <m:r>
+          <w:rPr>
+            <w:rStyle w:val="HTMLCode"/>
+            <w:rFonts w:ascii="Cambria Math" w:eastAsia="Calibri" w:hAnsi="Cambria Math"/>
+          </w:rPr>
+          <m:t>B</m:t>
+        </m:r>
+        <m:r>
+          <m:rPr>
+            <m:sty m:val="p"/>
+          </m:rPr>
+          <w:rPr>
+            <w:rStyle w:val="HTMLCode"/>
+            <w:rFonts w:ascii="Cambria Math" w:eastAsia="Calibri" w:hAnsi="Cambria Math"/>
+          </w:rPr>
+          <m:t>^</m:t>
+        </m:r>
+        <m:r>
+          <w:rPr>
+            <w:rStyle w:val="HTMLCode"/>
+            <w:rFonts w:ascii="Cambria Math" w:eastAsia="Calibri" w:hAnsi="Cambria Math"/>
+          </w:rPr>
+          <m:t>A</m:t>
+        </m:r>
+        <m:r>
+          <m:rPr>
+            <m:sty m:val="p"/>
+          </m:rPr>
+          <w:rPr>
+            <w:rStyle w:val="HTMLCode"/>
+            <w:rFonts w:ascii="Cambria Math" w:eastAsia="Calibri" w:hAnsi="Cambria Math"/>
+          </w:rPr>
+          <m:t>=</m:t>
+        </m:r>
+        <m:r>
+          <m:rPr>
+            <m:lit/>
+            <m:sty m:val="p"/>
+          </m:rPr>
+          <w:rPr>
+            <w:rStyle w:val="HTMLCode"/>
+            <w:rFonts w:ascii="Cambria Math" w:eastAsia="Calibri" w:hAnsi="Cambria Math"/>
+          </w:rPr>
+          <m:t>{</m:t>
+        </m:r>
+        <m:r>
+          <w:rPr>
+            <w:rStyle w:val="HTMLCode"/>
+            <w:rFonts w:ascii="Cambria Math" w:eastAsia="Calibri" w:hAnsi="Cambria Math"/>
+          </w:rPr>
+          <m:t>f</m:t>
+        </m:r>
+        <m:r>
+          <m:rPr>
+            <m:sty m:val="p"/>
+          </m:rPr>
+          <w:rPr>
+            <w:rStyle w:val="HTMLCode"/>
+            <w:rFonts w:ascii="Cambria Math" w:eastAsia="Calibri" w:hAnsi="Cambria Math"/>
+          </w:rPr>
+          <m:t xml:space="preserve">| </m:t>
+        </m:r>
+        <m:r>
+          <w:rPr>
+            <w:rStyle w:val="HTMLCode"/>
+            <w:rFonts w:ascii="Cambria Math" w:eastAsia="Calibri" w:hAnsi="Cambria Math"/>
+          </w:rPr>
+          <m:t>f</m:t>
+        </m:r>
+        <m:r>
+          <m:rPr>
+            <m:sty m:val="p"/>
+          </m:rPr>
+          <w:rPr>
+            <w:rStyle w:val="HTMLCode"/>
+            <w:rFonts w:ascii="Cambria Math" w:eastAsia="Calibri" w:hAnsi="Cambria Math"/>
+          </w:rPr>
+          <m:t>:</m:t>
+        </m:r>
+        <m:r>
+          <w:rPr>
+            <w:rStyle w:val="HTMLCode"/>
+            <w:rFonts w:ascii="Cambria Math" w:eastAsia="Calibri" w:hAnsi="Cambria Math"/>
+          </w:rPr>
+          <m:t>A</m:t>
+        </m:r>
+        <m:r>
+          <m:rPr>
+            <m:sty m:val="p"/>
+          </m:rPr>
+          <w:rPr>
+            <w:rStyle w:val="HTMLCode"/>
+            <w:rFonts w:ascii="Cambria Math" w:eastAsia="Calibri" w:hAnsi="Cambria Math"/>
+          </w:rPr>
+          <m:t>→</m:t>
+        </m:r>
+        <m:r>
+          <w:rPr>
+            <w:rStyle w:val="HTMLCode"/>
+            <w:rFonts w:ascii="Cambria Math" w:eastAsia="Calibri" w:hAnsi="Cambria Math"/>
+          </w:rPr>
+          <m:t>B</m:t>
+        </m:r>
+        <m:r>
+          <m:rPr>
+            <m:lit/>
+            <m:sty m:val="p"/>
+          </m:rPr>
+          <w:rPr>
+            <w:rStyle w:val="HTMLCode"/>
+            <w:rFonts w:ascii="Cambria Math" w:eastAsia="Calibri" w:hAnsi="Cambria Math"/>
+          </w:rPr>
+          <m:t>}</m:t>
+        </m:r>
+      </m:oMath>
+      <w:r>
+        <w:rPr>
+          <w:rStyle w:val="HTMLCode"/>
+          <w:rFonts w:ascii="Times New Roman" w:eastAsia="Calibri" w:hAnsi="Times New Roman" w:cs="Calibri"/>
+        </w:rPr>
+        <w:t xml:space="preserve"> </w:t>
+      </w:r>
+      <w:r>
+        <w:rPr>
+          <w:rStyle w:val="HTMLCode"/>
+          <w:rFonts w:ascii="Times New Roman" w:eastAsia="Calibri" w:hAnsi="Times New Roman" w:cs="Calibri"/>
+        </w:rPr>
+        <w:tab/>
+        <w:t>(M1.118)</w:t>
+      </w:r>
+    </w:p>
+    <w:p>
+      <w:pPr>
+        <w:pStyle w:val="StandardWeb"/>
+      </w:pPr>
+      <w:r>
+        <w:t>Damit gilt:</w:t>
+      </w:r>
+    </w:p>
+    <w:p>
+      <w:pPr>
+        <w:pStyle w:val="Formel"/>
+      </w:pPr>
+      <m:oMath>
+        <m:r>
+          <w:rPr>
+            <w:rStyle w:val="HTMLCode"/>
+            <w:rFonts w:ascii="Cambria Math" w:eastAsia="Calibri" w:hAnsi="Cambria Math"/>
+          </w:rPr>
+          <m:t>f</m:t>
+        </m:r>
+        <m:r>
+          <m:rPr>
+            <m:sty m:val="p"/>
+          </m:rPr>
+          <w:rPr>
+            <w:rStyle w:val="HTMLCode"/>
+            <w:rFonts w:ascii="Cambria Math" w:eastAsia="Calibri" w:hAnsi="Cambria Math"/>
+          </w:rPr>
+          <m:t>∈</m:t>
+        </m:r>
+        <m:sSup>
+          <m:sSupPr>
+            <m:ctrlPr>
+              <w:rPr>
+                <w:rStyle w:val="HTMLCode"/>
+                <w:rFonts w:ascii="Cambria Math" w:eastAsia="Calibri" w:hAnsi="Cambria Math"/>
+                <w:i w:val="0"/>
+              </w:rPr>
+            </m:ctrlPr>
+          </m:sSupPr>
+          <m:e>
+            <m:r>
+              <w:rPr>
+                <w:rStyle w:val="HTMLCode"/>
+                <w:rFonts w:ascii="Cambria Math" w:eastAsia="Calibri" w:hAnsi="Cambria Math"/>
+              </w:rPr>
+              <m:t>B</m:t>
+            </m:r>
+            <m:ctrlPr>
+              <w:rPr>
+                <w:rStyle w:val="HTMLCode"/>
+                <w:rFonts w:ascii="Cambria Math" w:eastAsia="Calibri" w:hAnsi="Cambria Math"/>
+              </w:rPr>
+            </m:ctrlPr>
+          </m:e>
+          <m:sup>
+            <m:r>
+              <w:rPr>
+                <w:rStyle w:val="HTMLCode"/>
+                <w:rFonts w:ascii="Cambria Math" w:eastAsia="Calibri" w:hAnsi="Cambria Math"/>
+              </w:rPr>
+              <m:t>A</m:t>
+            </m:r>
+          </m:sup>
+        </m:sSup>
+        <m:r>
+          <m:rPr>
+            <m:sty m:val="p"/>
+          </m:rPr>
+          <w:rPr>
+            <w:rStyle w:val="HTMLCode"/>
+            <w:rFonts w:ascii="Cambria Math" w:eastAsia="Calibri" w:hAnsi="Cambria Math"/>
+          </w:rPr>
+          <m:t>⟺</m:t>
+        </m:r>
+        <m:r>
+          <w:rPr>
+            <w:rStyle w:val="HTMLCode"/>
+            <w:rFonts w:ascii="Cambria Math" w:eastAsia="Calibri" w:hAnsi="Cambria Math"/>
+          </w:rPr>
+          <m:t>f</m:t>
+        </m:r>
+        <m:r>
+          <m:rPr>
+            <m:sty m:val="p"/>
+          </m:rPr>
+          <w:rPr>
+            <w:rStyle w:val="HTMLCode"/>
+            <w:rFonts w:ascii="Cambria Math" w:eastAsia="Calibri" w:hAnsi="Cambria Math"/>
+          </w:rPr>
+          <m:t>:</m:t>
+        </m:r>
+        <m:r>
+          <w:rPr>
+            <w:rStyle w:val="HTMLCode"/>
+            <w:rFonts w:ascii="Cambria Math" w:eastAsia="Calibri" w:hAnsi="Cambria Math"/>
+          </w:rPr>
+          <m:t>A</m:t>
+        </m:r>
+        <m:r>
+          <m:rPr>
+            <m:sty m:val="p"/>
+          </m:rPr>
+          <w:rPr>
+            <w:rStyle w:val="HTMLCode"/>
+            <w:rFonts w:ascii="Cambria Math" w:eastAsia="Calibri" w:hAnsi="Cambria Math"/>
+          </w:rPr>
+          <m:t>→</m:t>
+        </m:r>
+        <m:r>
+          <w:rPr>
+            <w:rStyle w:val="HTMLCode"/>
+            <w:rFonts w:ascii="Cambria Math" w:eastAsia="Calibri" w:hAnsi="Cambria Math"/>
+          </w:rPr>
+          <m:t>B</m:t>
+        </m:r>
+      </m:oMath>
+      <w:r>
+        <w:rPr>
+          <w:rStyle w:val="HTMLCode"/>
+          <w:rFonts w:ascii="Times New Roman" w:eastAsia="Calibri" w:hAnsi="Times New Roman" w:cs="Calibri"/>
+        </w:rPr>
+        <w:t xml:space="preserve"> </w:t>
+      </w:r>
+      <w:r>
+        <w:rPr>
+          <w:rStyle w:val="HTMLCode"/>
+          <w:rFonts w:ascii="Times New Roman" w:eastAsia="Calibri" w:hAnsi="Times New Roman" w:cs="Calibri"/>
+        </w:rPr>
+        <w:tab/>
+        <w:t>(M1.119)</w:t>
+      </w:r>
+    </w:p>
+    <w:p>
+      <w:pPr>
+        <w:pStyle w:val="StandardWeb"/>
+      </w:pPr>
+      <w:r>
+        <w:t xml:space="preserve">Hier wird erneut die Ebenenstruktur aus M1.1 sichtbar. Die Elemente von </w:t>
+      </w:r>
+      <m:oMath>
+        <m:sSup>
+          <m:sSupPr>
+            <m:ctrlPr>
+              <w:rPr>
+                <w:rStyle w:val="HTMLCode"/>
+                <w:rFonts w:ascii="Cambria Math" w:hAnsi="Cambria Math"/>
+                <w:i/>
+              </w:rPr>
+            </m:ctrlPr>
+          </m:sSupPr>
+          <m:e>
+            <m:r>
+              <w:rPr>
+                <w:rStyle w:val="HTMLCode"/>
+                <w:rFonts w:ascii="Cambria Math" w:hAnsi="Cambria Math"/>
+              </w:rPr>
+              <m:t>B</m:t>
+            </m:r>
+          </m:e>
+          <m:sup>
+            <m:r>
+              <w:rPr>
+                <w:rStyle w:val="HTMLCode"/>
+                <w:rFonts w:ascii="Cambria Math" w:hAnsi="Cambria Math"/>
+              </w:rPr>
+              <m:t>A</m:t>
+            </m:r>
+          </m:sup>
+        </m:sSup>
+      </m:oMath>
+      <w:r>
+        <w:t xml:space="preserve"> sind selbst Funktionen.</w:t>
+      </w:r>
+    </w:p>
+    <w:p>
+      <w:pPr>
+        <w:pStyle w:val="StandardWeb"/>
+      </w:pPr>
+      <w:r>
+        <w:t xml:space="preserve">Für endliche Mengen lässt sich auch die Anzahl dieser Funktionen bestimmen. Besitzt </w:t>
+      </w:r>
+      <m:oMath>
+        <m:r>
+          <w:rPr>
+            <w:rStyle w:val="HTMLCode"/>
+            <w:rFonts w:ascii="Cambria Math" w:hAnsi="Cambria Math"/>
+          </w:rPr>
+          <m:t>A</m:t>
+        </m:r>
+      </m:oMath>
+      <w:r>
+        <w:t xml:space="preserve"> genau </w:t>
+      </w:r>
+      <m:oMath>
+        <m:r>
+          <w:rPr>
+            <w:rStyle w:val="HTMLCode"/>
+            <w:rFonts w:ascii="Cambria Math" w:hAnsi="Cambria Math"/>
+          </w:rPr>
+          <m:t>m</m:t>
+        </m:r>
+      </m:oMath>
+      <w:r>
+        <w:t xml:space="preserve"> Elemente und </w:t>
+      </w:r>
+      <m:oMath>
+        <m:r>
+          <w:rPr>
+            <w:rStyle w:val="HTMLCode"/>
+            <w:rFonts w:ascii="Cambria Math" w:hAnsi="Cambria Math"/>
+          </w:rPr>
+          <m:t>B</m:t>
+        </m:r>
+      </m:oMath>
+      <w:r>
+        <w:t xml:space="preserve"> genau </w:t>
+      </w:r>
+      <m:oMath>
+        <m:r>
+          <w:rPr>
+            <w:rStyle w:val="HTMLCode"/>
+            <w:rFonts w:ascii="Cambria Math" w:hAnsi="Cambria Math"/>
+          </w:rPr>
+          <m:t>n</m:t>
+        </m:r>
+      </m:oMath>
+      <w:r>
+        <w:t xml:space="preserve"> Elemente, dann gilt:</w:t>
+      </w:r>
+    </w:p>
+    <w:p>
+      <w:r>
+        <w:rPr>
+          <w:rStyle w:val="katex"/>
+          <w:rFonts w:ascii="Cambria Math" w:hAnsi="Cambria Math" w:cs="Cambria Math"/>
+        </w:rPr>
+        <w:t>∣</w:t>
+      </w:r>
+      <w:r>
+        <w:rPr>
+          <w:rStyle w:val="katex"/>
+        </w:rPr>
+        <w:t>A</w:t>
+      </w:r>
+      <w:r>
+        <w:rPr>
+          <w:rStyle w:val="katex"/>
+          <w:rFonts w:ascii="Cambria Math" w:hAnsi="Cambria Math" w:cs="Cambria Math"/>
+        </w:rPr>
+        <w:t>∣</w:t>
+      </w:r>
+      <w:r>
+        <w:rPr>
+          <w:rStyle w:val="katex"/>
+        </w:rPr>
+        <w:t>=m</w:t>
+      </w:r>
+      <w:r>
+        <w:rPr>
+          <w:rStyle w:val="katex"/>
+          <w:rFonts w:ascii="Cambria Math" w:hAnsi="Cambria Math" w:cs="Cambria Math"/>
+        </w:rPr>
+        <w:t>∧∣</w:t>
+      </w:r>
+      <w:r>
+        <w:rPr>
+          <w:rStyle w:val="katex"/>
+        </w:rPr>
+        <w:t>B</w:t>
+      </w:r>
+      <w:r>
+        <w:rPr>
+          <w:rStyle w:val="katex"/>
+          <w:rFonts w:ascii="Cambria Math" w:hAnsi="Cambria Math" w:cs="Cambria Math"/>
+        </w:rPr>
+        <w:t>∣</w:t>
+      </w:r>
+      <w:r>
+        <w:rPr>
+          <w:rStyle w:val="katex"/>
+        </w:rPr>
+        <w:t>=n</w:t>
+      </w:r>
+      <w:r>
+        <w:rPr>
+          <w:rStyle w:val="katex"/>
+          <w:rFonts w:ascii="Cambria Math" w:hAnsi="Cambria Math" w:cs="Cambria Math"/>
+        </w:rPr>
+        <w:t>⟹∣</w:t>
+      </w:r>
+      <w:r>
+        <w:rPr>
+          <w:rStyle w:val="katex"/>
+        </w:rPr>
+        <w:t>BA</w:t>
+      </w:r>
+      <w:r>
+        <w:rPr>
+          <w:rStyle w:val="katex"/>
+          <w:rFonts w:ascii="Cambria Math" w:hAnsi="Cambria Math" w:cs="Cambria Math"/>
+        </w:rPr>
+        <w:t>∣</w:t>
+      </w:r>
+      <w:r>
+        <w:rPr>
+          <w:rStyle w:val="katex"/>
+        </w:rPr>
+        <w:t>=nm(M1.120)\left|A\right|=m\land\left|B\right|=n</w:t>
+      </w:r>
+      <w:r>
+        <w:rPr>
+          <w:rStyle w:val="katex"/>
+          <w:rFonts w:ascii="Cambria Math" w:hAnsi="Cambria Math" w:cs="Cambria Math"/>
+        </w:rPr>
+        <w:t>⟹</w:t>
+      </w:r>
+      <w:r>
+        <w:rPr>
+          <w:rStyle w:val="katex"/>
+        </w:rPr>
+        <w:t>\left|B^A\right|=n^m\text{M1.120}</w:t>
+      </w:r>
+    </w:p>
+    <w:p>
+      <w:pPr>
+        <w:pStyle w:val="StandardWeb"/>
+      </w:pPr>
+      <w:r>
+        <w:t xml:space="preserve">ord-LaTeX: </w:t>
+      </w:r>
+    </w:p>
+    <w:p>
+      <w:pPr>
+        <w:pStyle w:val="Formel"/>
+      </w:pPr>
+      <m:oMath>
+        <m:d>
+          <m:dPr>
+            <m:begChr m:val="|"/>
+            <m:endChr m:val="|"/>
+            <m:ctrlPr>
+              <w:rPr>
+                <w:rStyle w:val="HTMLCode"/>
+                <w:rFonts w:ascii="Cambria Math" w:eastAsia="Calibri" w:hAnsi="Cambria Math"/>
+              </w:rPr>
+            </m:ctrlPr>
+          </m:dPr>
+          <m:e>
+            <m:r>
+              <w:rPr>
+                <w:rStyle w:val="HTMLCode"/>
+                <w:rFonts w:ascii="Cambria Math" w:eastAsia="Calibri" w:hAnsi="Cambria Math"/>
+              </w:rPr>
+              <m:t>A</m:t>
+            </m:r>
+            <m:ctrlPr>
+              <w:rPr>
+                <w:rStyle w:val="HTMLCode"/>
+                <w:rFonts w:ascii="Cambria Math" w:eastAsia="Calibri" w:hAnsi="Cambria Math"/>
+                <w:i w:val="0"/>
+              </w:rPr>
+            </m:ctrlPr>
+          </m:e>
+        </m:d>
+        <m:r>
+          <m:rPr>
+            <m:sty m:val="p"/>
+          </m:rPr>
+          <w:rPr>
+            <w:rStyle w:val="HTMLCode"/>
+            <w:rFonts w:ascii="Cambria Math" w:eastAsia="Calibri" w:hAnsi="Cambria Math"/>
+          </w:rPr>
+          <m:t>=</m:t>
+        </m:r>
+        <m:r>
+          <w:rPr>
+            <w:rStyle w:val="HTMLCode"/>
+            <w:rFonts w:ascii="Cambria Math" w:eastAsia="Calibri" w:hAnsi="Cambria Math"/>
+          </w:rPr>
+          <m:t>m</m:t>
+        </m:r>
+        <m:r>
+          <m:rPr>
+            <m:sty m:val="p"/>
+          </m:rPr>
+          <w:rPr>
+            <w:rStyle w:val="HTMLCode"/>
+            <w:rFonts w:ascii="Cambria Math" w:eastAsia="Calibri" w:hAnsi="Cambria Math"/>
+          </w:rPr>
+          <m:t>∧</m:t>
+        </m:r>
+        <m:d>
+          <m:dPr>
+            <m:begChr m:val="|"/>
+            <m:endChr m:val="|"/>
+            <m:ctrlPr>
+              <w:rPr>
+                <w:rStyle w:val="HTMLCode"/>
+                <w:rFonts w:ascii="Cambria Math" w:eastAsia="Calibri" w:hAnsi="Cambria Math"/>
+              </w:rPr>
+            </m:ctrlPr>
+          </m:dPr>
+          <m:e>
+            <m:r>
+              <w:rPr>
+                <w:rStyle w:val="HTMLCode"/>
+                <w:rFonts w:ascii="Cambria Math" w:eastAsia="Calibri" w:hAnsi="Cambria Math"/>
+              </w:rPr>
+              <m:t>B</m:t>
+            </m:r>
+            <m:ctrlPr>
+              <w:rPr>
+                <w:rStyle w:val="HTMLCode"/>
+                <w:rFonts w:ascii="Cambria Math" w:eastAsia="Calibri" w:hAnsi="Cambria Math"/>
+                <w:i w:val="0"/>
+              </w:rPr>
+            </m:ctrlPr>
+          </m:e>
+        </m:d>
+        <m:r>
+          <m:rPr>
+            <m:sty m:val="p"/>
+          </m:rPr>
+          <w:rPr>
+            <w:rStyle w:val="HTMLCode"/>
+            <w:rFonts w:ascii="Cambria Math" w:eastAsia="Calibri" w:hAnsi="Cambria Math"/>
+          </w:rPr>
+          <m:t>=</m:t>
+        </m:r>
+        <m:r>
+          <w:rPr>
+            <w:rStyle w:val="HTMLCode"/>
+            <w:rFonts w:ascii="Cambria Math" w:eastAsia="Calibri" w:hAnsi="Cambria Math"/>
+          </w:rPr>
+          <m:t>n</m:t>
+        </m:r>
+        <m:r>
+          <m:rPr>
+            <m:sty m:val="p"/>
+          </m:rPr>
+          <w:rPr>
+            <w:rStyle w:val="HTMLCode"/>
+            <w:rFonts w:ascii="Cambria Math" w:eastAsia="Calibri" w:hAnsi="Cambria Math" w:cs="Cambria Math"/>
+          </w:rPr>
+          <m:t>⟹</m:t>
+        </m:r>
+        <m:d>
+          <m:dPr>
+            <m:begChr m:val="|"/>
+            <m:endChr m:val="|"/>
+            <m:ctrlPr>
+              <w:rPr>
+                <w:rStyle w:val="HTMLCode"/>
+                <w:rFonts w:ascii="Cambria Math" w:eastAsia="Calibri" w:hAnsi="Cambria Math"/>
+              </w:rPr>
+            </m:ctrlPr>
+          </m:dPr>
+          <m:e>
+            <m:sSup>
+              <m:sSupPr>
+                <m:ctrlPr>
+                  <w:rPr>
+                    <w:rStyle w:val="HTMLCode"/>
+                    <w:rFonts w:ascii="Cambria Math" w:eastAsia="Calibri" w:hAnsi="Cambria Math"/>
+                    <w:i w:val="0"/>
+                  </w:rPr>
+                </m:ctrlPr>
+              </m:sSupPr>
+              <m:e>
+                <m:r>
+                  <w:rPr>
+                    <w:rStyle w:val="HTMLCode"/>
+                    <w:rFonts w:ascii="Cambria Math" w:eastAsia="Calibri" w:hAnsi="Cambria Math"/>
+                  </w:rPr>
+                  <m:t>B</m:t>
+                </m:r>
+                <m:ctrlPr>
+                  <w:rPr>
+                    <w:rStyle w:val="HTMLCode"/>
+                    <w:rFonts w:ascii="Cambria Math" w:eastAsia="Calibri" w:hAnsi="Cambria Math"/>
+                  </w:rPr>
+                </m:ctrlPr>
+              </m:e>
+              <m:sup>
+                <m:r>
+                  <w:rPr>
+                    <w:rStyle w:val="HTMLCode"/>
+                    <w:rFonts w:ascii="Cambria Math" w:eastAsia="Calibri" w:hAnsi="Cambria Math"/>
+                  </w:rPr>
+                  <m:t>A</m:t>
+                </m:r>
+              </m:sup>
+            </m:sSup>
+            <m:ctrlPr>
+              <w:rPr>
+                <w:rStyle w:val="HTMLCode"/>
+                <w:rFonts w:ascii="Cambria Math" w:eastAsia="Calibri" w:hAnsi="Cambria Math"/>
+                <w:i w:val="0"/>
+              </w:rPr>
+            </m:ctrlPr>
+          </m:e>
+        </m:d>
+        <m:r>
+          <m:rPr>
+            <m:sty m:val="p"/>
+          </m:rPr>
+          <w:rPr>
+            <w:rStyle w:val="HTMLCode"/>
+            <w:rFonts w:ascii="Cambria Math" w:eastAsia="Calibri" w:hAnsi="Cambria Math"/>
+          </w:rPr>
+          <m:t>=</m:t>
+        </m:r>
+        <m:sSup>
+          <m:sSupPr>
+            <m:ctrlPr>
+              <w:rPr>
+                <w:rStyle w:val="HTMLCode"/>
+                <w:rFonts w:ascii="Cambria Math" w:eastAsia="Calibri" w:hAnsi="Cambria Math"/>
+                <w:i w:val="0"/>
+              </w:rPr>
+            </m:ctrlPr>
+          </m:sSupPr>
+          <m:e>
+            <m:r>
+              <w:rPr>
+                <w:rStyle w:val="HTMLCode"/>
+                <w:rFonts w:ascii="Cambria Math" w:eastAsia="Calibri" w:hAnsi="Cambria Math"/>
+              </w:rPr>
+              <m:t>n</m:t>
+            </m:r>
+          </m:e>
+          <m:sup>
+            <m:r>
+              <w:rPr>
+                <w:rStyle w:val="HTMLCode"/>
+                <w:rFonts w:ascii="Cambria Math" w:eastAsia="Calibri" w:hAnsi="Cambria Math"/>
+              </w:rPr>
+              <m:t>m</m:t>
+            </m:r>
+          </m:sup>
+        </m:sSup>
+      </m:oMath>
+      <w:r>
+        <w:rPr>
+          <w:rStyle w:val="HTMLCode"/>
+          <w:rFonts w:ascii="Times New Roman" w:eastAsia="Calibri" w:hAnsi="Times New Roman" w:cs="Calibri"/>
+        </w:rPr>
+        <w:t xml:space="preserve"> </w:t>
+      </w:r>
+      <w:r>
+        <w:rPr>
+          <w:rStyle w:val="HTMLCode"/>
+          <w:rFonts w:ascii="Times New Roman" w:eastAsia="Calibri" w:hAnsi="Times New Roman" w:cs="Calibri"/>
+        </w:rPr>
+        <w:tab/>
+        <w:t>(M1.120)</w:t>
+      </w:r>
+    </w:p>
+    <w:p>
+      <w:pPr>
+        <w:pStyle w:val="StandardWeb"/>
+      </w:pPr>
+      <w:r>
+        <w:t xml:space="preserve">Der Grund liegt darin, dass für jedes der </w:t>
+      </w:r>
+      <m:oMath>
+        <m:r>
+          <w:rPr>
+            <w:rStyle w:val="HTMLCode"/>
+            <w:rFonts w:ascii="Cambria Math" w:hAnsi="Cambria Math"/>
+          </w:rPr>
+          <m:t>m</m:t>
+        </m:r>
+      </m:oMath>
+      <w:r>
+        <w:t xml:space="preserve"> Argumente unabhängig einer von </w:t>
+      </w:r>
+      <m:oMath>
+        <m:r>
+          <w:rPr>
+            <w:rStyle w:val="HTMLCode"/>
+            <w:rFonts w:ascii="Cambria Math" w:hAnsi="Cambria Math"/>
+          </w:rPr>
+          <m:t>n</m:t>
+        </m:r>
+      </m:oMath>
+      <w:r>
+        <w:t xml:space="preserve"> möglichen Funktionswerten gewählt werden kann. [[6]]</w:t>
+      </w:r>
+    </w:p>
+    <w:p>
+      <w:pPr>
+        <w:pStyle w:val="berschrift3"/>
+      </w:pPr>
+      <w:r>
+        <w:t>M1.6.9 Methodische Grenze des Funktionsbegriffs</w:t>
+      </w:r>
+    </w:p>
+    <w:p>
+      <w:pPr>
+        <w:pStyle w:val="StandardWeb"/>
+      </w:pPr>
+      <w:r>
+        <w:t xml:space="preserve">Mit </w:t>
+      </w:r>
+      <m:oMath>
+        <m:r>
+          <w:rPr>
+            <w:rStyle w:val="HTMLCode"/>
+            <w:rFonts w:ascii="Cambria Math" w:hAnsi="Cambria Math"/>
+          </w:rPr>
+          <m:t>f:A</m:t>
+        </m:r>
+        <m:r>
+          <m:rPr>
+            <m:sty m:val="p"/>
+          </m:rPr>
+          <w:rPr>
+            <w:rStyle w:val="HTMLCode"/>
+            <w:rFonts w:ascii="Cambria Math" w:hAnsi="Cambria Math"/>
+          </w:rPr>
+          <m:t>→</m:t>
+        </m:r>
+        <m:r>
+          <w:rPr>
+            <w:rStyle w:val="HTMLCode"/>
+            <w:rFonts w:ascii="Cambria Math" w:hAnsi="Cambria Math"/>
+          </w:rPr>
+          <m:t>B</m:t>
+        </m:r>
+      </m:oMath>
+      <w:r>
+        <w:t xml:space="preserve"> habe ich jetzt eine eindeutige mathematische Zuordnung. Mehr folgt aus dieser Schreibweise zunächst nicht.</w:t>
+      </w:r>
+    </w:p>
+    <w:p>
+      <w:pPr>
+        <w:pStyle w:val="StandardWeb"/>
+      </w:pPr>
+      <w:r>
+        <w:t xml:space="preserve">Eine Funktion besitzt allein aufgrund ihrer Definition keine zeitliche Richtung, keine Kausalität und keine physikalische Dynamik. Ebenso muss </w:t>
+      </w:r>
+      <m:oMath>
+        <m:r>
+          <w:rPr>
+            <w:rStyle w:val="HTMLCode"/>
+            <w:rFonts w:ascii="Cambria Math" w:hAnsi="Cambria Math"/>
+          </w:rPr>
+          <m:t>A</m:t>
+        </m:r>
+      </m:oMath>
+      <w:r>
+        <w:t xml:space="preserve"> kein Zustandsraum und </w:t>
+      </w:r>
+      <m:oMath>
+        <m:r>
+          <w:rPr>
+            <w:rStyle w:val="HTMLCode"/>
+            <w:rFonts w:ascii="Cambria Math" w:hAnsi="Cambria Math"/>
+          </w:rPr>
+          <m:t>B</m:t>
+        </m:r>
+      </m:oMath>
+      <w:r>
+        <w:t xml:space="preserve"> kein Ergebnisraum eines realen Prozesses sein. Der Pfeil </w:t>
+      </w:r>
+      <m:oMath>
+        <m:r>
+          <m:rPr>
+            <m:sty m:val="p"/>
+          </m:rPr>
+          <w:rPr>
+            <w:rStyle w:val="HTMLCode"/>
+            <w:rFonts w:ascii="Cambria Math" w:hAnsi="Cambria Math"/>
+          </w:rPr>
+          <m:t>→</m:t>
+        </m:r>
+      </m:oMath>
+      <w:r>
+        <w:t xml:space="preserve"> bezeichnet hier ausschließlich die Richtung der mathematischen Zuordnung vom Definitions- zum Zielbereich.</w:t>
+      </w:r>
+    </w:p>
+    <w:p>
+      <w:pPr>
+        <w:pStyle w:val="StandardWeb"/>
+      </w:pPr>
+      <w:r>
+        <w:t>Für mich ist diese Grenze wesentlich, weil die Funktionsnotation sehr leicht eine stärkere Interpretation nahelegt, als die Mathematik tatsächlich liefert. Eine solche Bedeutung soll später nur dort entstehen, wo zusätzliche theoretische Voraussetzungen ausdrücklich eingeführt werden.</w:t>
+      </w:r>
+    </w:p>
+    <w:p>
+      <w:pPr>
+        <w:pStyle w:val="berschrift3"/>
+      </w:pPr>
+      <w:r>
+        <w:t>M1.6.10 Ergebnis und Weitergabestelle</w:t>
+      </w:r>
+    </w:p>
+    <w:p>
+      <w:pPr>
+        <w:pStyle w:val="StandardWeb"/>
+      </w:pPr>
+      <w:r>
+        <w:lastRenderedPageBreak/>
+        <w:t xml:space="preserve">Mit dem Funktionsbegriff habe ich die allgemeine Relation um genau zwei Bedingungen erweitert: vollständige Existenz auf dem Definitionsbereich und Eindeutigkeit des Funktionswertes. Der Graph </w:t>
+      </w:r>
+      <m:oMath>
+        <m:sSub>
+          <m:sSubPr>
+            <m:ctrlPr>
+              <w:rPr>
+                <w:rStyle w:val="HTMLCode"/>
+                <w:rFonts w:ascii="Cambria Math" w:hAnsi="Cambria Math"/>
+                <w:i/>
+              </w:rPr>
+            </m:ctrlPr>
+          </m:sSubPr>
+          <m:e>
+            <m:r>
+              <w:rPr>
+                <w:rStyle w:val="HTMLCode"/>
+                <w:rFonts w:ascii="Cambria Math" w:hAnsi="Cambria Math"/>
+              </w:rPr>
+              <m:t>G</m:t>
+            </m:r>
+          </m:e>
+          <m:sub>
+            <m:r>
+              <w:rPr>
+                <w:rStyle w:val="HTMLCode"/>
+                <w:rFonts w:ascii="Cambria Math" w:hAnsi="Cambria Math"/>
+              </w:rPr>
+              <m:t>f</m:t>
+            </m:r>
+          </m:sub>
+        </m:sSub>
+      </m:oMath>
+      <w:r>
+        <w:t xml:space="preserve"> bleibt eine Teilmenge von </w:t>
+      </w:r>
+      <m:oMath>
+        <m:r>
+          <w:rPr>
+            <w:rStyle w:val="HTMLCode"/>
+            <w:rFonts w:ascii="Cambria Math" w:hAnsi="Cambria Math"/>
+          </w:rPr>
+          <m:t>A</m:t>
+        </m:r>
+        <m:r>
+          <m:rPr>
+            <m:sty m:val="p"/>
+          </m:rPr>
+          <w:rPr>
+            <w:rStyle w:val="HTMLCode"/>
+            <w:rFonts w:ascii="Cambria Math" w:hAnsi="Cambria Math"/>
+          </w:rPr>
+          <m:t>×</m:t>
+        </m:r>
+        <m:r>
+          <w:rPr>
+            <w:rStyle w:val="HTMLCode"/>
+            <w:rFonts w:ascii="Cambria Math" w:hAnsi="Cambria Math"/>
+          </w:rPr>
+          <m:t>B</m:t>
+        </m:r>
+      </m:oMath>
+      <w:r>
+        <w:t xml:space="preserve">, besitzt aber nun für jedes </w:t>
+      </w:r>
+      <m:oMath>
+        <m:r>
+          <w:rPr>
+            <w:rStyle w:val="HTMLCode"/>
+            <w:rFonts w:ascii="Cambria Math" w:hAnsi="Cambria Math"/>
+          </w:rPr>
+          <m:t>a</m:t>
+        </m:r>
+        <m:r>
+          <m:rPr>
+            <m:sty m:val="p"/>
+          </m:rPr>
+          <w:rPr>
+            <w:rStyle w:val="HTMLCode"/>
+            <w:rFonts w:ascii="Cambria Math" w:hAnsi="Cambria Math"/>
+          </w:rPr>
+          <m:t>∈</m:t>
+        </m:r>
+        <m:r>
+          <w:rPr>
+            <w:rStyle w:val="HTMLCode"/>
+            <w:rFonts w:ascii="Cambria Math" w:hAnsi="Cambria Math"/>
+          </w:rPr>
+          <m:t>A</m:t>
+        </m:r>
+      </m:oMath>
+      <w:r>
+        <w:t xml:space="preserve"> genau ein zugeordnetes </w:t>
+      </w:r>
+      <m:oMath>
+        <m:r>
+          <w:rPr>
+            <w:rStyle w:val="HTMLCode"/>
+            <w:rFonts w:ascii="Cambria Math" w:hAnsi="Cambria Math"/>
+          </w:rPr>
+          <m:t>b</m:t>
+        </m:r>
+        <m:r>
+          <m:rPr>
+            <m:sty m:val="p"/>
+          </m:rPr>
+          <w:rPr>
+            <w:rStyle w:val="HTMLCode"/>
+            <w:rFonts w:ascii="Cambria Math" w:hAnsi="Cambria Math"/>
+          </w:rPr>
+          <m:t>∈</m:t>
+        </m:r>
+        <m:r>
+          <w:rPr>
+            <w:rStyle w:val="HTMLCode"/>
+            <w:rFonts w:ascii="Cambria Math" w:hAnsi="Cambria Math"/>
+          </w:rPr>
+          <m:t>B</m:t>
+        </m:r>
+      </m:oMath>
       <w:bookmarkStart w:id="0" w:name="_GoBack"/>
       <w:bookmarkEnd w:id="0"/>
+      <w:r>
+        <w:t>.</w:t>
+      </w:r>
+    </w:p>
+    <w:p>
+      <w:pPr>
+        <w:pStyle w:val="StandardWeb"/>
+      </w:pPr>
+      <w:r>
+        <w:t>Für meinen weiteren Aufbau sind insbesondere fünf Ergebnisse wichtig. Erstens kann eine Funktion als eindeutig bestimmte Relation verstanden werden. Zweitens müssen Definitionsbereich, Zielbereich und Bildmenge voneinander getrennt bleiben. Drittens bezieht sich die Funktionsbedingung nur auf die eindeutige Zuordnung eines Ergebnisses zu einem gegebenen Argument. Viertens können Funktionen eingeschränkt und selbst wieder als Elemente von Funktionsmengen behandelt werden. Fünftens besitzt die Identitätsfunktion eine besondere neutrale Struktur, die später bei Komposition und Umkehrung benötigt wird.</w:t>
+      </w:r>
+    </w:p>
+    <w:p>
+      <w:pPr>
+        <w:pStyle w:val="StandardWeb"/>
+      </w:pPr>
+      <w:r>
+        <w:t>Noch ist damit nicht entschieden, ob verschiedene Argumente auch verschiedene Funktionswerte besitzen oder ob der gesamte Zielbereich tatsächlich erreicht wird. Diese beiden Fragen benötigen zusätzliche Eigenschaften.</w:t>
+      </w:r>
+    </w:p>
+    <w:p>
+      <w:pPr>
+        <w:pStyle w:val="StandardWeb"/>
+      </w:pPr>
+      <w:r>
+        <w:t xml:space="preserve">Die </w:t>
+      </w:r>
+      <w:r>
+        <w:rPr>
+          <w:rStyle w:val="Fett"/>
+        </w:rPr>
+        <w:t>Weitergabestelle M1.6 → M1.7</w:t>
+      </w:r>
+      <w:r>
+        <w:t xml:space="preserve"> liegt deshalb bei der Unterscheidung von </w:t>
+      </w:r>
+      <w:r>
+        <w:rPr>
+          <w:rStyle w:val="Fett"/>
+        </w:rPr>
+        <w:t>Injektivität, Surjektivität und Bijektivität</w:t>
+      </w:r>
+      <w:r>
+        <w:t>. M1.7 untersucht, unter welchen zusätzlichen Bedingungen verschiedene Ausgangselemente unterscheidbar bleiben, der vollständige Zielbereich erreicht wird und schließlich eine eindeutig bestimmte Umkehrfunktion existiert.</w:t>
+      </w:r>
+    </w:p>
+    <w:p>
+      <w:pPr>
+        <w:spacing w:before="100" w:beforeAutospacing="1" w:after="100" w:afterAutospacing="1"/>
+        <w:rPr>
+          <w:rFonts w:ascii="Times New Roman" w:hAnsi="Times New Roman" w:cs="Times New Roman"/>
+          <w:bCs w:val="0"/>
+        </w:rPr>
+      </w:pPr>
     </w:p>
     <w:sectPr>
       <w:pgSz w:w="11906" w:h="16838"/>
